--- a/05_EigenFaces/Maths_in_theWild_FaceRecogWorksheet.docx
+++ b/05_EigenFaces/Maths_in_theWild_FaceRecogWorksheet.docx
@@ -32,124 +32,6 @@
           <w:rStyle w:val="Heading1Char"/>
         </w:rPr>
         <w:t>Am I friend or foe?</w:t>
-      </w:r>
-    </w:p>
-    <w:p>
-      <w:pPr>
-        <w:rPr>
-          <w:rStyle w:val="Heading1Char"/>
-          <w:sz w:val="24"/>
-          <w:szCs w:val="24"/>
-          <w:u w:val="single"/>
-        </w:rPr>
-      </w:pPr>
-      <w:r>
-        <w:rPr>
-          <w:rStyle w:val="Heading1Char"/>
-          <w:sz w:val="24"/>
-          <w:szCs w:val="24"/>
-          <w:u w:val="single"/>
-        </w:rPr>
-        <w:tab/>
-      </w:r>
-      <w:r>
-        <w:rPr>
-          <w:rStyle w:val="Heading1Char"/>
-          <w:sz w:val="24"/>
-          <w:szCs w:val="24"/>
-          <w:u w:val="single"/>
-        </w:rPr>
-        <w:tab/>
-      </w:r>
-      <w:r>
-        <w:rPr>
-          <w:rStyle w:val="Heading1Char"/>
-          <w:sz w:val="24"/>
-          <w:szCs w:val="24"/>
-          <w:u w:val="single"/>
-        </w:rPr>
-        <w:tab/>
-      </w:r>
-      <w:r>
-        <w:rPr>
-          <w:rStyle w:val="Heading1Char"/>
-          <w:sz w:val="24"/>
-          <w:szCs w:val="24"/>
-          <w:u w:val="single"/>
-        </w:rPr>
-        <w:tab/>
-      </w:r>
-      <w:r>
-        <w:rPr>
-          <w:rStyle w:val="Heading1Char"/>
-          <w:sz w:val="24"/>
-          <w:szCs w:val="24"/>
-          <w:u w:val="single"/>
-        </w:rPr>
-        <w:tab/>
-      </w:r>
-      <w:r>
-        <w:rPr>
-          <w:rStyle w:val="Heading1Char"/>
-          <w:sz w:val="24"/>
-          <w:szCs w:val="24"/>
-          <w:u w:val="single"/>
-        </w:rPr>
-        <w:tab/>
-      </w:r>
-      <w:r>
-        <w:rPr>
-          <w:rStyle w:val="Heading1Char"/>
-          <w:sz w:val="24"/>
-          <w:szCs w:val="24"/>
-          <w:u w:val="single"/>
-        </w:rPr>
-        <w:tab/>
-      </w:r>
-      <w:r>
-        <w:rPr>
-          <w:rStyle w:val="Heading1Char"/>
-          <w:sz w:val="24"/>
-          <w:szCs w:val="24"/>
-          <w:u w:val="single"/>
-        </w:rPr>
-        <w:tab/>
-      </w:r>
-      <w:r>
-        <w:rPr>
-          <w:rStyle w:val="Heading1Char"/>
-          <w:sz w:val="24"/>
-          <w:szCs w:val="24"/>
-          <w:u w:val="single"/>
-        </w:rPr>
-        <w:tab/>
-      </w:r>
-      <w:r>
-        <w:rPr>
-          <w:rStyle w:val="Heading1Char"/>
-          <w:sz w:val="24"/>
-          <w:szCs w:val="24"/>
-          <w:u w:val="single"/>
-        </w:rPr>
-        <w:tab/>
-      </w:r>
-      <w:r>
-        <w:rPr>
-          <w:rStyle w:val="Heading1Char"/>
-          <w:sz w:val="24"/>
-          <w:szCs w:val="24"/>
-          <w:u w:val="single"/>
-        </w:rPr>
-        <w:tab/>
-      </w:r>
-      <w:r>
-        <w:rPr>
-          <w:rStyle w:val="Heading1Char"/>
-          <w:sz w:val="24"/>
-          <w:szCs w:val="24"/>
-          <w:u w:val="single"/>
-        </w:rPr>
-        <w:tab/>
       </w:r>
     </w:p>
     <w:p>
@@ -185,10 +67,20 @@
     </w:p>
     <w:p>
       <w:r>
-        <w:t xml:space="preserve">Draw a </w:t>
-      </w:r>
-      <w:r>
-        <w:t xml:space="preserve">smiley </w:t>
+        <w:t>Sketch</w:t>
+      </w:r>
+      <w:r>
+        <w:t xml:space="preserve"> a </w:t>
+      </w:r>
+      <w:r>
+        <w:rPr>
+          <w:b/>
+          <w:bCs/>
+        </w:rPr>
+        <w:t>Happy</w:t>
+      </w:r>
+      <w:r>
+        <w:t xml:space="preserve"> </w:t>
       </w:r>
       <w:r>
         <w:t>face</w:t>
@@ -326,7 +218,26 @@
     <w:p/>
     <w:p>
       <w:r>
-        <w:t>Write as numbers</w:t>
+        <w:t xml:space="preserve">Write </w:t>
+      </w:r>
+      <w:r>
+        <w:t xml:space="preserve">a </w:t>
+      </w:r>
+      <w:r>
+        <w:rPr>
+          <w:b/>
+          <w:bCs/>
+        </w:rPr>
+        <w:t>Happy</w:t>
+      </w:r>
+      <w:r>
+        <w:t xml:space="preserve"> face </w:t>
+      </w:r>
+      <w:r>
+        <w:t xml:space="preserve">as </w:t>
+      </w:r>
+      <w:r>
+        <w:t>0 and 1s</w:t>
       </w:r>
     </w:p>
     <w:tbl>
@@ -472,6 +383,22 @@
     <w:p>
       <w:pPr>
         <w:pStyle w:val="Heading3"/>
+        <w:rPr>
+          <w:lang w:val="en-US"/>
+        </w:rPr>
+      </w:pPr>
+    </w:p>
+    <w:p>
+      <w:pPr>
+        <w:pStyle w:val="Heading3"/>
+        <w:rPr>
+          <w:lang w:val="en-US"/>
+        </w:rPr>
+      </w:pPr>
+    </w:p>
+    <w:p>
+      <w:pPr>
+        <w:pStyle w:val="Heading3"/>
         <w:sectPr>
           <w:headerReference w:type="default" r:id="rId13"/>
           <w:footerReference w:type="default" r:id="rId14"/>
@@ -492,26 +419,42 @@
         <w:rPr>
           <w:lang w:val="en-US"/>
         </w:rPr>
-        <w:t xml:space="preserve">the same face using maths </w:t>
-      </w:r>
+        <w:t xml:space="preserve">the same face using </w:t>
+      </w:r>
+      <w:proofErr w:type="spellStart"/>
+      <w:r>
+        <w:rPr>
+          <w:lang w:val="en-US"/>
+        </w:rPr>
+        <w:t>maths</w:t>
+      </w:r>
+      <w:proofErr w:type="spellEnd"/>
     </w:p>
     <w:p>
-      <w:r>
-        <w:rPr>
+      <w:pPr>
+        <w:rPr>
+          <w:b/>
+          <w:bCs/>
+        </w:rPr>
+      </w:pPr>
+      <w:r>
+        <w:rPr>
+          <w:b/>
+          <w:bCs/>
           <w:noProof/>
         </w:rPr>
         <mc:AlternateContent>
           <mc:Choice Requires="wps">
             <w:drawing>
-              <wp:anchor distT="0" distB="0" distL="114300" distR="114300" simplePos="0" relativeHeight="251659264" behindDoc="0" locked="0" layoutInCell="1" allowOverlap="1" wp14:anchorId="50F92474" wp14:editId="50DD2826">
+              <wp:anchor distT="0" distB="0" distL="114300" distR="114300" simplePos="0" relativeHeight="251659264" behindDoc="0" locked="0" layoutInCell="1" allowOverlap="1" wp14:anchorId="50F92474" wp14:editId="2A37D0BE">
                 <wp:simplePos x="0" y="0"/>
                 <wp:positionH relativeFrom="column">
-                  <wp:posOffset>797574</wp:posOffset>
+                  <wp:posOffset>1419860</wp:posOffset>
                 </wp:positionH>
                 <wp:positionV relativeFrom="paragraph">
-                  <wp:posOffset>1724539</wp:posOffset>
+                  <wp:posOffset>634500</wp:posOffset>
                 </wp:positionV>
-                <wp:extent cx="914400" cy="914400"/>
+                <wp:extent cx="710119" cy="671047"/>
                 <wp:effectExtent l="0" t="0" r="0" b="0"/>
                 <wp:wrapNone/>
                 <wp:docPr id="234623616" name="Multiply 1"/>
@@ -523,9 +466,4945 @@
                       <wps:spPr>
                         <a:xfrm>
                           <a:off x="0" y="0"/>
-                          <a:ext cx="914400" cy="914400"/>
+                          <a:ext cx="710119" cy="671047"/>
                         </a:xfrm>
                         <a:prstGeom prst="mathMultiply">
+                          <a:avLst/>
+                        </a:prstGeom>
+                      </wps:spPr>
+                      <wps:style>
+                        <a:lnRef idx="2">
+                          <a:schemeClr val="accent1">
+                            <a:shade val="15000"/>
+                          </a:schemeClr>
+                        </a:lnRef>
+                        <a:fillRef idx="1">
+                          <a:schemeClr val="accent1"/>
+                        </a:fillRef>
+                        <a:effectRef idx="0">
+                          <a:schemeClr val="accent1"/>
+                        </a:effectRef>
+                        <a:fontRef idx="minor">
+                          <a:schemeClr val="lt1"/>
+                        </a:fontRef>
+                      </wps:style>
+                      <wps:bodyPr rot="0" spcFirstLastPara="0" vertOverflow="overflow" horzOverflow="overflow" vert="horz" wrap="square" lIns="91440" tIns="45720" rIns="91440" bIns="45720" numCol="1" spcCol="0" rtlCol="0" fromWordArt="0" anchor="ctr" anchorCtr="0" forceAA="0" compatLnSpc="1">
+                        <a:prstTxWarp prst="textNoShape">
+                          <a:avLst/>
+                        </a:prstTxWarp>
+                        <a:noAutofit/>
+                      </wps:bodyPr>
+                    </wps:wsp>
+                  </a:graphicData>
+                </a:graphic>
+                <wp14:sizeRelH relativeFrom="margin">
+                  <wp14:pctWidth>0</wp14:pctWidth>
+                </wp14:sizeRelH>
+                <wp14:sizeRelV relativeFrom="margin">
+                  <wp14:pctHeight>0</wp14:pctHeight>
+                </wp14:sizeRelV>
+              </wp:anchor>
+            </w:drawing>
+          </mc:Choice>
+          <mc:Fallback>
+            <w:pict>
+              <v:shape w14:anchorId="0A3BC487" id="Multiply 1" o:spid="_x0000_s1026" style="position:absolute;margin-left:111.8pt;margin-top:49.95pt;width:55.9pt;height:52.85pt;z-index:251659264;visibility:visible;mso-wrap-style:square;mso-width-percent:0;mso-height-percent:0;mso-wrap-distance-left:9pt;mso-wrap-distance-top:0;mso-wrap-distance-right:9pt;mso-wrap-distance-bottom:0;mso-position-horizontal:absolute;mso-position-horizontal-relative:text;mso-position-vertical:absolute;mso-position-vertical-relative:text;mso-width-percent:0;mso-height-percent:0;mso-width-relative:margin;mso-height-relative:margin;v-text-anchor:middle" coordsize="710119,671047" o:gfxdata="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" path="m116352,218526l224754,103812,355060,226948,485365,103812,593767,218526,469957,335524,593767,452521,485365,567235,355060,444099,224754,567235,116352,452521,240162,335524,116352,218526xe" fillcolor="#156082 [3204]" strokecolor="#030e13 [484]" strokeweight="1pt">
+                <v:stroke joinstyle="miter"/>
+                <v:path arrowok="t" o:connecttype="custom" o:connectlocs="116352,218526;224754,103812;355060,226948;485365,103812;593767,218526;469957,335524;593767,452521;485365,567235;355060,444099;224754,567235;116352,452521;240162,335524;116352,218526" o:connectangles="0,0,0,0,0,0,0,0,0,0,0,0,0"/>
+              </v:shape>
+            </w:pict>
+          </mc:Fallback>
+        </mc:AlternateContent>
+      </w:r>
+      <w:r>
+        <w:rPr>
+          <w:b/>
+          <w:bCs/>
+          <w:noProof/>
+        </w:rPr>
+        <w:t>Happy</w:t>
+      </w:r>
+    </w:p>
+    <w:tbl>
+      <w:tblPr>
+        <w:tblStyle w:val="TableGrid"/>
+        <w:tblW w:w="0" w:type="auto"/>
+        <w:tblLook w:val="04A0" w:firstRow="1" w:lastRow="0" w:firstColumn="1" w:lastColumn="0" w:noHBand="0" w:noVBand="1"/>
+      </w:tblPr>
+      <w:tblGrid>
+        <w:gridCol w:w="567"/>
+        <w:gridCol w:w="567"/>
+        <w:gridCol w:w="567"/>
+        <w:gridCol w:w="567"/>
+      </w:tblGrid>
+      <w:tr>
+        <w:trPr>
+          <w:trHeight w:val="567"/>
+        </w:trPr>
+        <w:tc>
+          <w:tcPr>
+            <w:tcW w:w="567" w:type="dxa"/>
+          </w:tcPr>
+          <w:p/>
+        </w:tc>
+        <w:tc>
+          <w:tcPr>
+            <w:tcW w:w="567" w:type="dxa"/>
+          </w:tcPr>
+          <w:p/>
+        </w:tc>
+        <w:tc>
+          <w:tcPr>
+            <w:tcW w:w="567" w:type="dxa"/>
+          </w:tcPr>
+          <w:p/>
+        </w:tc>
+        <w:tc>
+          <w:tcPr>
+            <w:tcW w:w="567" w:type="dxa"/>
+          </w:tcPr>
+          <w:p/>
+        </w:tc>
+      </w:tr>
+      <w:tr>
+        <w:trPr>
+          <w:trHeight w:val="567"/>
+        </w:trPr>
+        <w:tc>
+          <w:tcPr>
+            <w:tcW w:w="567" w:type="dxa"/>
+          </w:tcPr>
+          <w:p/>
+        </w:tc>
+        <w:tc>
+          <w:tcPr>
+            <w:tcW w:w="567" w:type="dxa"/>
+          </w:tcPr>
+          <w:p/>
+        </w:tc>
+        <w:tc>
+          <w:tcPr>
+            <w:tcW w:w="567" w:type="dxa"/>
+          </w:tcPr>
+          <w:p/>
+        </w:tc>
+        <w:tc>
+          <w:tcPr>
+            <w:tcW w:w="567" w:type="dxa"/>
+          </w:tcPr>
+          <w:p/>
+        </w:tc>
+      </w:tr>
+      <w:tr>
+        <w:trPr>
+          <w:trHeight w:val="567"/>
+        </w:trPr>
+        <w:tc>
+          <w:tcPr>
+            <w:tcW w:w="567" w:type="dxa"/>
+          </w:tcPr>
+          <w:p/>
+        </w:tc>
+        <w:tc>
+          <w:tcPr>
+            <w:tcW w:w="567" w:type="dxa"/>
+          </w:tcPr>
+          <w:p/>
+        </w:tc>
+        <w:tc>
+          <w:tcPr>
+            <w:tcW w:w="567" w:type="dxa"/>
+          </w:tcPr>
+          <w:p/>
+        </w:tc>
+        <w:tc>
+          <w:tcPr>
+            <w:tcW w:w="567" w:type="dxa"/>
+          </w:tcPr>
+          <w:p/>
+        </w:tc>
+      </w:tr>
+      <w:tr>
+        <w:trPr>
+          <w:trHeight w:val="567"/>
+        </w:trPr>
+        <w:tc>
+          <w:tcPr>
+            <w:tcW w:w="567" w:type="dxa"/>
+          </w:tcPr>
+          <w:p/>
+        </w:tc>
+        <w:tc>
+          <w:tcPr>
+            <w:tcW w:w="567" w:type="dxa"/>
+          </w:tcPr>
+          <w:p/>
+        </w:tc>
+        <w:tc>
+          <w:tcPr>
+            <w:tcW w:w="567" w:type="dxa"/>
+          </w:tcPr>
+          <w:p/>
+        </w:tc>
+        <w:tc>
+          <w:tcPr>
+            <w:tcW w:w="567" w:type="dxa"/>
+          </w:tcPr>
+          <w:p/>
+        </w:tc>
+      </w:tr>
+    </w:tbl>
+    <w:p/>
+    <w:p>
+      <w:pPr>
+        <w:rPr>
+          <w:b/>
+          <w:bCs/>
+        </w:rPr>
+      </w:pPr>
+      <w:r>
+        <w:rPr>
+          <w:b/>
+          <w:bCs/>
+          <w:noProof/>
+        </w:rPr>
+        <mc:AlternateContent>
+          <mc:Choice Requires="wps">
+            <w:drawing>
+              <wp:anchor distT="0" distB="0" distL="114300" distR="114300" simplePos="0" relativeHeight="251660288" behindDoc="0" locked="0" layoutInCell="1" allowOverlap="1" wp14:anchorId="7ED228D1" wp14:editId="58F8EA4C">
+                <wp:simplePos x="0" y="0"/>
+                <wp:positionH relativeFrom="column">
+                  <wp:posOffset>1420779</wp:posOffset>
+                </wp:positionH>
+                <wp:positionV relativeFrom="paragraph">
+                  <wp:posOffset>546465</wp:posOffset>
+                </wp:positionV>
+                <wp:extent cx="690664" cy="739302"/>
+                <wp:effectExtent l="0" t="0" r="0" b="0"/>
+                <wp:wrapNone/>
+                <wp:docPr id="2034465166" name="Equals 2"/>
+                <wp:cNvGraphicFramePr/>
+                <a:graphic xmlns:a="http://schemas.openxmlformats.org/drawingml/2006/main">
+                  <a:graphicData uri="http://schemas.microsoft.com/office/word/2010/wordprocessingShape">
+                    <wps:wsp>
+                      <wps:cNvSpPr/>
+                      <wps:spPr>
+                        <a:xfrm>
+                          <a:off x="0" y="0"/>
+                          <a:ext cx="690664" cy="739302"/>
+                        </a:xfrm>
+                        <a:prstGeom prst="mathEqual">
+                          <a:avLst/>
+                        </a:prstGeom>
+                      </wps:spPr>
+                      <wps:style>
+                        <a:lnRef idx="2">
+                          <a:schemeClr val="accent1">
+                            <a:shade val="15000"/>
+                          </a:schemeClr>
+                        </a:lnRef>
+                        <a:fillRef idx="1">
+                          <a:schemeClr val="accent1"/>
+                        </a:fillRef>
+                        <a:effectRef idx="0">
+                          <a:schemeClr val="accent1"/>
+                        </a:effectRef>
+                        <a:fontRef idx="minor">
+                          <a:schemeClr val="lt1"/>
+                        </a:fontRef>
+                      </wps:style>
+                      <wps:bodyPr rot="0" spcFirstLastPara="0" vertOverflow="overflow" horzOverflow="overflow" vert="horz" wrap="square" lIns="91440" tIns="45720" rIns="91440" bIns="45720" numCol="1" spcCol="0" rtlCol="0" fromWordArt="0" anchor="ctr" anchorCtr="0" forceAA="0" compatLnSpc="1">
+                        <a:prstTxWarp prst="textNoShape">
+                          <a:avLst/>
+                        </a:prstTxWarp>
+                        <a:noAutofit/>
+                      </wps:bodyPr>
+                    </wps:wsp>
+                  </a:graphicData>
+                </a:graphic>
+                <wp14:sizeRelH relativeFrom="margin">
+                  <wp14:pctWidth>0</wp14:pctWidth>
+                </wp14:sizeRelH>
+                <wp14:sizeRelV relativeFrom="margin">
+                  <wp14:pctHeight>0</wp14:pctHeight>
+                </wp14:sizeRelV>
+              </wp:anchor>
+            </w:drawing>
+          </mc:Choice>
+          <mc:Fallback>
+            <w:pict>
+              <v:shape w14:anchorId="09EFE114" id="Equals 2" o:spid="_x0000_s1026" style="position:absolute;margin-left:111.85pt;margin-top:43.05pt;width:54.4pt;height:58.2pt;z-index:251660288;visibility:visible;mso-wrap-style:square;mso-width-percent:0;mso-height-percent:0;mso-wrap-distance-left:9pt;mso-wrap-distance-top:0;mso-wrap-distance-right:9pt;mso-wrap-distance-bottom:0;mso-position-horizontal:absolute;mso-position-horizontal-relative:text;mso-position-vertical:absolute;mso-position-vertical-relative:text;mso-width-percent:0;mso-height-percent:0;mso-width-relative:margin;mso-height-relative:margin;v-text-anchor:middle" coordsize="690664,739302" o:gfxdata="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" path="m91548,152296r507568,l599116,326180r-507568,l91548,152296xm91548,413122r507568,l599116,587006r-507568,l91548,413122xe" fillcolor="#156082 [3204]" strokecolor="#030e13 [484]" strokeweight="1pt">
+                <v:stroke joinstyle="miter"/>
+                <v:path arrowok="t" o:connecttype="custom" o:connectlocs="91548,152296;599116,152296;599116,326180;91548,326180;91548,152296;91548,413122;599116,413122;599116,587006;91548,587006;91548,413122" o:connectangles="0,0,0,0,0,0,0,0,0,0"/>
+              </v:shape>
+            </w:pict>
+          </mc:Fallback>
+        </mc:AlternateContent>
+      </w:r>
+      <w:r>
+        <w:rPr>
+          <w:b/>
+          <w:bCs/>
+        </w:rPr>
+        <w:t>Happy</w:t>
+      </w:r>
+    </w:p>
+    <w:tbl>
+      <w:tblPr>
+        <w:tblStyle w:val="TableGrid"/>
+        <w:tblW w:w="0" w:type="auto"/>
+        <w:tblLook w:val="04A0" w:firstRow="1" w:lastRow="0" w:firstColumn="1" w:lastColumn="0" w:noHBand="0" w:noVBand="1"/>
+      </w:tblPr>
+      <w:tblGrid>
+        <w:gridCol w:w="567"/>
+        <w:gridCol w:w="567"/>
+        <w:gridCol w:w="567"/>
+        <w:gridCol w:w="567"/>
+      </w:tblGrid>
+      <w:tr>
+        <w:trPr>
+          <w:trHeight w:val="567"/>
+        </w:trPr>
+        <w:tc>
+          <w:tcPr>
+            <w:tcW w:w="567" w:type="dxa"/>
+          </w:tcPr>
+          <w:p/>
+        </w:tc>
+        <w:tc>
+          <w:tcPr>
+            <w:tcW w:w="567" w:type="dxa"/>
+          </w:tcPr>
+          <w:p/>
+        </w:tc>
+        <w:tc>
+          <w:tcPr>
+            <w:tcW w:w="567" w:type="dxa"/>
+          </w:tcPr>
+          <w:p/>
+        </w:tc>
+        <w:tc>
+          <w:tcPr>
+            <w:tcW w:w="567" w:type="dxa"/>
+          </w:tcPr>
+          <w:p/>
+        </w:tc>
+      </w:tr>
+      <w:tr>
+        <w:trPr>
+          <w:trHeight w:val="567"/>
+        </w:trPr>
+        <w:tc>
+          <w:tcPr>
+            <w:tcW w:w="567" w:type="dxa"/>
+          </w:tcPr>
+          <w:p/>
+        </w:tc>
+        <w:tc>
+          <w:tcPr>
+            <w:tcW w:w="567" w:type="dxa"/>
+          </w:tcPr>
+          <w:p/>
+        </w:tc>
+        <w:tc>
+          <w:tcPr>
+            <w:tcW w:w="567" w:type="dxa"/>
+          </w:tcPr>
+          <w:p/>
+        </w:tc>
+        <w:tc>
+          <w:tcPr>
+            <w:tcW w:w="567" w:type="dxa"/>
+          </w:tcPr>
+          <w:p/>
+        </w:tc>
+      </w:tr>
+      <w:tr>
+        <w:trPr>
+          <w:trHeight w:val="567"/>
+        </w:trPr>
+        <w:tc>
+          <w:tcPr>
+            <w:tcW w:w="567" w:type="dxa"/>
+          </w:tcPr>
+          <w:p/>
+        </w:tc>
+        <w:tc>
+          <w:tcPr>
+            <w:tcW w:w="567" w:type="dxa"/>
+          </w:tcPr>
+          <w:p/>
+        </w:tc>
+        <w:tc>
+          <w:tcPr>
+            <w:tcW w:w="567" w:type="dxa"/>
+          </w:tcPr>
+          <w:p/>
+        </w:tc>
+        <w:tc>
+          <w:tcPr>
+            <w:tcW w:w="567" w:type="dxa"/>
+          </w:tcPr>
+          <w:p/>
+        </w:tc>
+      </w:tr>
+      <w:tr>
+        <w:trPr>
+          <w:trHeight w:val="567"/>
+        </w:trPr>
+        <w:tc>
+          <w:tcPr>
+            <w:tcW w:w="567" w:type="dxa"/>
+          </w:tcPr>
+          <w:p/>
+        </w:tc>
+        <w:tc>
+          <w:tcPr>
+            <w:tcW w:w="567" w:type="dxa"/>
+          </w:tcPr>
+          <w:p/>
+        </w:tc>
+        <w:tc>
+          <w:tcPr>
+            <w:tcW w:w="567" w:type="dxa"/>
+          </w:tcPr>
+          <w:p/>
+        </w:tc>
+        <w:tc>
+          <w:tcPr>
+            <w:tcW w:w="567" w:type="dxa"/>
+          </w:tcPr>
+          <w:p/>
+        </w:tc>
+      </w:tr>
+    </w:tbl>
+    <w:p/>
+    <w:p/>
+    <w:tbl>
+      <w:tblPr>
+        <w:tblStyle w:val="TableGrid"/>
+        <w:tblW w:w="0" w:type="auto"/>
+        <w:tblLook w:val="04A0" w:firstRow="1" w:lastRow="0" w:firstColumn="1" w:lastColumn="0" w:noHBand="0" w:noVBand="1"/>
+      </w:tblPr>
+      <w:tblGrid>
+        <w:gridCol w:w="567"/>
+        <w:gridCol w:w="567"/>
+        <w:gridCol w:w="567"/>
+        <w:gridCol w:w="567"/>
+      </w:tblGrid>
+      <w:tr>
+        <w:trPr>
+          <w:trHeight w:val="567"/>
+        </w:trPr>
+        <w:tc>
+          <w:tcPr>
+            <w:tcW w:w="567" w:type="dxa"/>
+          </w:tcPr>
+          <w:p/>
+        </w:tc>
+        <w:tc>
+          <w:tcPr>
+            <w:tcW w:w="567" w:type="dxa"/>
+          </w:tcPr>
+          <w:p/>
+        </w:tc>
+        <w:tc>
+          <w:tcPr>
+            <w:tcW w:w="567" w:type="dxa"/>
+          </w:tcPr>
+          <w:p/>
+        </w:tc>
+        <w:tc>
+          <w:tcPr>
+            <w:tcW w:w="567" w:type="dxa"/>
+          </w:tcPr>
+          <w:p/>
+        </w:tc>
+      </w:tr>
+      <w:tr>
+        <w:trPr>
+          <w:trHeight w:val="567"/>
+        </w:trPr>
+        <w:tc>
+          <w:tcPr>
+            <w:tcW w:w="567" w:type="dxa"/>
+          </w:tcPr>
+          <w:p/>
+        </w:tc>
+        <w:tc>
+          <w:tcPr>
+            <w:tcW w:w="567" w:type="dxa"/>
+          </w:tcPr>
+          <w:p/>
+        </w:tc>
+        <w:tc>
+          <w:tcPr>
+            <w:tcW w:w="567" w:type="dxa"/>
+          </w:tcPr>
+          <w:p/>
+        </w:tc>
+        <w:tc>
+          <w:tcPr>
+            <w:tcW w:w="567" w:type="dxa"/>
+          </w:tcPr>
+          <w:p/>
+        </w:tc>
+      </w:tr>
+      <w:tr>
+        <w:trPr>
+          <w:trHeight w:val="567"/>
+        </w:trPr>
+        <w:tc>
+          <w:tcPr>
+            <w:tcW w:w="567" w:type="dxa"/>
+          </w:tcPr>
+          <w:p/>
+        </w:tc>
+        <w:tc>
+          <w:tcPr>
+            <w:tcW w:w="567" w:type="dxa"/>
+          </w:tcPr>
+          <w:p/>
+        </w:tc>
+        <w:tc>
+          <w:tcPr>
+            <w:tcW w:w="567" w:type="dxa"/>
+          </w:tcPr>
+          <w:p/>
+        </w:tc>
+        <w:tc>
+          <w:tcPr>
+            <w:tcW w:w="567" w:type="dxa"/>
+          </w:tcPr>
+          <w:p/>
+        </w:tc>
+      </w:tr>
+      <w:tr>
+        <w:trPr>
+          <w:trHeight w:val="567"/>
+        </w:trPr>
+        <w:tc>
+          <w:tcPr>
+            <w:tcW w:w="567" w:type="dxa"/>
+          </w:tcPr>
+          <w:p/>
+        </w:tc>
+        <w:tc>
+          <w:tcPr>
+            <w:tcW w:w="567" w:type="dxa"/>
+          </w:tcPr>
+          <w:p/>
+        </w:tc>
+        <w:tc>
+          <w:tcPr>
+            <w:tcW w:w="567" w:type="dxa"/>
+          </w:tcPr>
+          <w:p/>
+        </w:tc>
+        <w:tc>
+          <w:tcPr>
+            <w:tcW w:w="567" w:type="dxa"/>
+          </w:tcPr>
+          <w:p/>
+        </w:tc>
+      </w:tr>
+    </w:tbl>
+    <w:p>
+      <w:r>
+        <w:t xml:space="preserve">  </w:t>
+      </w:r>
+    </w:p>
+    <w:p>
+      <w:pPr>
+        <w:sectPr>
+          <w:type w:val="continuous"/>
+          <w:pgSz w:w="11900" w:h="16840"/>
+          <w:pgMar w:top="1440" w:right="1428" w:bottom="1440" w:left="1440" w:header="708" w:footer="708" w:gutter="0"/>
+          <w:cols w:num="3" w:space="708"/>
+          <w:docGrid w:linePitch="360"/>
+        </w:sectPr>
+      </w:pPr>
+    </w:p>
+    <w:p/>
+    <w:p>
+      <w:r>
+        <w:t xml:space="preserve">So what does Happy x Happy = </w:t>
+      </w:r>
+    </w:p>
+    <w:p/>
+    <w:p>
+      <w:r>
+        <w:t>Add all the numbers together.</w:t>
+      </w:r>
+    </w:p>
+    <w:p>
+      <w:r>
+        <w:rPr>
+          <w:noProof/>
+        </w:rPr>
+        <mc:AlternateContent>
+          <mc:Choice Requires="wps">
+            <w:drawing>
+              <wp:anchor distT="0" distB="0" distL="114300" distR="114300" simplePos="0" relativeHeight="251707392" behindDoc="0" locked="0" layoutInCell="1" allowOverlap="1" wp14:anchorId="06EC8930" wp14:editId="6ECAA566">
+                <wp:simplePos x="0" y="0"/>
+                <wp:positionH relativeFrom="column">
+                  <wp:posOffset>1147769</wp:posOffset>
+                </wp:positionH>
+                <wp:positionV relativeFrom="paragraph">
+                  <wp:posOffset>157696</wp:posOffset>
+                </wp:positionV>
+                <wp:extent cx="603115" cy="252920"/>
+                <wp:effectExtent l="0" t="0" r="6985" b="13970"/>
+                <wp:wrapNone/>
+                <wp:docPr id="2111069133" name="Text Box 9"/>
+                <wp:cNvGraphicFramePr/>
+                <a:graphic xmlns:a="http://schemas.openxmlformats.org/drawingml/2006/main">
+                  <a:graphicData uri="http://schemas.microsoft.com/office/word/2010/wordprocessingShape">
+                    <wps:wsp>
+                      <wps:cNvSpPr txBox="1"/>
+                      <wps:spPr>
+                        <a:xfrm>
+                          <a:off x="0" y="0"/>
+                          <a:ext cx="603115" cy="252920"/>
+                        </a:xfrm>
+                        <a:prstGeom prst="rect">
+                          <a:avLst/>
+                        </a:prstGeom>
+                        <a:solidFill>
+                          <a:schemeClr val="lt1"/>
+                        </a:solidFill>
+                        <a:ln w="12700">
+                          <a:solidFill>
+                            <a:srgbClr val="002060"/>
+                          </a:solidFill>
+                        </a:ln>
+                      </wps:spPr>
+                      <wps:txbx>
+                        <w:txbxContent>
+                          <w:p/>
+                        </w:txbxContent>
+                      </wps:txbx>
+                      <wps:bodyPr rot="0" spcFirstLastPara="0" vertOverflow="overflow" horzOverflow="overflow" vert="horz" wrap="square" lIns="91440" tIns="45720" rIns="91440" bIns="45720" numCol="1" spcCol="0" rtlCol="0" fromWordArt="0" anchor="t" anchorCtr="0" forceAA="0" compatLnSpc="1">
+                        <a:prstTxWarp prst="textNoShape">
+                          <a:avLst/>
+                        </a:prstTxWarp>
+                        <a:noAutofit/>
+                      </wps:bodyPr>
+                    </wps:wsp>
+                  </a:graphicData>
+                </a:graphic>
+              </wp:anchor>
+            </w:drawing>
+          </mc:Choice>
+          <mc:Fallback>
+            <w:pict>
+              <v:shapetype w14:anchorId="06EC8930" id="_x0000_t202" coordsize="21600,21600" o:spt="202" path="m,l,21600r21600,l21600,xe">
+                <v:stroke joinstyle="miter"/>
+                <v:path gradientshapeok="t" o:connecttype="rect"/>
+              </v:shapetype>
+              <v:shape id="Text Box 9" o:spid="_x0000_s1026" type="#_x0000_t202" style="position:absolute;margin-left:90.4pt;margin-top:12.4pt;width:47.5pt;height:19.9pt;z-index:251707392;visibility:visible;mso-wrap-style:square;mso-wrap-distance-left:9pt;mso-wrap-distance-top:0;mso-wrap-distance-right:9pt;mso-wrap-distance-bottom:0;mso-position-horizontal:absolute;mso-position-horizontal-relative:text;mso-position-vertical:absolute;mso-position-vertical-relative:text;v-text-anchor:top" o:gfxdata="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" fillcolor="white [3201]" strokecolor="#002060" strokeweight="1pt">
+                <v:textbox>
+                  <w:txbxContent>
+                    <w:p/>
+                  </w:txbxContent>
+                </v:textbox>
+              </v:shape>
+            </w:pict>
+          </mc:Fallback>
+        </mc:AlternateContent>
+      </w:r>
+    </w:p>
+    <w:p>
+      <w:pPr>
+        <w:rPr>
+          <w:i/>
+          <w:iCs/>
+        </w:rPr>
+      </w:pPr>
+      <w:r>
+        <w:rPr>
+          <w:i/>
+          <w:iCs/>
+        </w:rPr>
+        <w:t>Happy x Happy =</w:t>
+      </w:r>
+    </w:p>
+    <w:p/>
+    <w:p>
+      <w:r>
+        <w:t xml:space="preserve"> </w:t>
+      </w:r>
+      <w:r>
+        <w:br w:type="page"/>
+      </w:r>
+    </w:p>
+    <w:p/>
+    <w:p>
+      <w:pPr>
+        <w:sectPr>
+          <w:type w:val="continuous"/>
+          <w:pgSz w:w="11900" w:h="16840"/>
+          <w:pgMar w:top="1440" w:right="1440" w:bottom="1440" w:left="1440" w:header="708" w:footer="708" w:gutter="0"/>
+          <w:cols w:space="708"/>
+          <w:docGrid w:linePitch="360"/>
+        </w:sectPr>
+      </w:pPr>
+    </w:p>
+    <w:p>
+      <w:r>
+        <w:t>Sketch</w:t>
+      </w:r>
+      <w:r>
+        <w:t xml:space="preserve"> </w:t>
+      </w:r>
+      <w:r>
+        <w:t>a sad</w:t>
+      </w:r>
+      <w:r>
+        <w:t xml:space="preserve"> face</w:t>
+      </w:r>
+    </w:p>
+    <w:tbl>
+      <w:tblPr>
+        <w:tblStyle w:val="TableGrid"/>
+        <w:tblW w:w="0" w:type="auto"/>
+        <w:tblLook w:val="04A0" w:firstRow="1" w:lastRow="0" w:firstColumn="1" w:lastColumn="0" w:noHBand="0" w:noVBand="1"/>
+      </w:tblPr>
+      <w:tblGrid>
+        <w:gridCol w:w="567"/>
+        <w:gridCol w:w="567"/>
+        <w:gridCol w:w="567"/>
+        <w:gridCol w:w="567"/>
+      </w:tblGrid>
+      <w:tr>
+        <w:trPr>
+          <w:trHeight w:val="567"/>
+        </w:trPr>
+        <w:tc>
+          <w:tcPr>
+            <w:tcW w:w="567" w:type="dxa"/>
+          </w:tcPr>
+          <w:p/>
+        </w:tc>
+        <w:tc>
+          <w:tcPr>
+            <w:tcW w:w="567" w:type="dxa"/>
+          </w:tcPr>
+          <w:p/>
+        </w:tc>
+        <w:tc>
+          <w:tcPr>
+            <w:tcW w:w="567" w:type="dxa"/>
+          </w:tcPr>
+          <w:p/>
+        </w:tc>
+        <w:tc>
+          <w:tcPr>
+            <w:tcW w:w="567" w:type="dxa"/>
+          </w:tcPr>
+          <w:p/>
+        </w:tc>
+      </w:tr>
+      <w:tr>
+        <w:trPr>
+          <w:trHeight w:val="567"/>
+        </w:trPr>
+        <w:tc>
+          <w:tcPr>
+            <w:tcW w:w="567" w:type="dxa"/>
+          </w:tcPr>
+          <w:p/>
+        </w:tc>
+        <w:tc>
+          <w:tcPr>
+            <w:tcW w:w="567" w:type="dxa"/>
+          </w:tcPr>
+          <w:p/>
+        </w:tc>
+        <w:tc>
+          <w:tcPr>
+            <w:tcW w:w="567" w:type="dxa"/>
+          </w:tcPr>
+          <w:p/>
+        </w:tc>
+        <w:tc>
+          <w:tcPr>
+            <w:tcW w:w="567" w:type="dxa"/>
+          </w:tcPr>
+          <w:p/>
+        </w:tc>
+      </w:tr>
+      <w:tr>
+        <w:trPr>
+          <w:trHeight w:val="567"/>
+        </w:trPr>
+        <w:tc>
+          <w:tcPr>
+            <w:tcW w:w="567" w:type="dxa"/>
+          </w:tcPr>
+          <w:p/>
+        </w:tc>
+        <w:tc>
+          <w:tcPr>
+            <w:tcW w:w="567" w:type="dxa"/>
+          </w:tcPr>
+          <w:p/>
+        </w:tc>
+        <w:tc>
+          <w:tcPr>
+            <w:tcW w:w="567" w:type="dxa"/>
+          </w:tcPr>
+          <w:p/>
+        </w:tc>
+        <w:tc>
+          <w:tcPr>
+            <w:tcW w:w="567" w:type="dxa"/>
+          </w:tcPr>
+          <w:p/>
+        </w:tc>
+      </w:tr>
+      <w:tr>
+        <w:trPr>
+          <w:trHeight w:val="567"/>
+        </w:trPr>
+        <w:tc>
+          <w:tcPr>
+            <w:tcW w:w="567" w:type="dxa"/>
+          </w:tcPr>
+          <w:p/>
+        </w:tc>
+        <w:tc>
+          <w:tcPr>
+            <w:tcW w:w="567" w:type="dxa"/>
+          </w:tcPr>
+          <w:p/>
+        </w:tc>
+        <w:tc>
+          <w:tcPr>
+            <w:tcW w:w="567" w:type="dxa"/>
+          </w:tcPr>
+          <w:p/>
+        </w:tc>
+        <w:tc>
+          <w:tcPr>
+            <w:tcW w:w="567" w:type="dxa"/>
+          </w:tcPr>
+          <w:p/>
+        </w:tc>
+      </w:tr>
+    </w:tbl>
+    <w:p/>
+    <w:p>
+      <w:r>
+        <w:t xml:space="preserve">Write </w:t>
+      </w:r>
+      <w:r>
+        <w:t xml:space="preserve">a sad face </w:t>
+      </w:r>
+      <w:r>
+        <w:t>as numbers</w:t>
+      </w:r>
+    </w:p>
+    <w:tbl>
+      <w:tblPr>
+        <w:tblStyle w:val="TableGrid"/>
+        <w:tblW w:w="0" w:type="auto"/>
+        <w:tblLook w:val="04A0" w:firstRow="1" w:lastRow="0" w:firstColumn="1" w:lastColumn="0" w:noHBand="0" w:noVBand="1"/>
+      </w:tblPr>
+      <w:tblGrid>
+        <w:gridCol w:w="567"/>
+        <w:gridCol w:w="567"/>
+        <w:gridCol w:w="567"/>
+        <w:gridCol w:w="567"/>
+      </w:tblGrid>
+      <w:tr>
+        <w:trPr>
+          <w:trHeight w:val="567"/>
+        </w:trPr>
+        <w:tc>
+          <w:tcPr>
+            <w:tcW w:w="567" w:type="dxa"/>
+          </w:tcPr>
+          <w:p/>
+        </w:tc>
+        <w:tc>
+          <w:tcPr>
+            <w:tcW w:w="567" w:type="dxa"/>
+          </w:tcPr>
+          <w:p/>
+        </w:tc>
+        <w:tc>
+          <w:tcPr>
+            <w:tcW w:w="567" w:type="dxa"/>
+          </w:tcPr>
+          <w:p/>
+        </w:tc>
+        <w:tc>
+          <w:tcPr>
+            <w:tcW w:w="567" w:type="dxa"/>
+          </w:tcPr>
+          <w:p/>
+        </w:tc>
+      </w:tr>
+      <w:tr>
+        <w:trPr>
+          <w:trHeight w:val="567"/>
+        </w:trPr>
+        <w:tc>
+          <w:tcPr>
+            <w:tcW w:w="567" w:type="dxa"/>
+          </w:tcPr>
+          <w:p/>
+        </w:tc>
+        <w:tc>
+          <w:tcPr>
+            <w:tcW w:w="567" w:type="dxa"/>
+          </w:tcPr>
+          <w:p/>
+        </w:tc>
+        <w:tc>
+          <w:tcPr>
+            <w:tcW w:w="567" w:type="dxa"/>
+          </w:tcPr>
+          <w:p/>
+        </w:tc>
+        <w:tc>
+          <w:tcPr>
+            <w:tcW w:w="567" w:type="dxa"/>
+          </w:tcPr>
+          <w:p/>
+        </w:tc>
+      </w:tr>
+      <w:tr>
+        <w:trPr>
+          <w:trHeight w:val="567"/>
+        </w:trPr>
+        <w:tc>
+          <w:tcPr>
+            <w:tcW w:w="567" w:type="dxa"/>
+          </w:tcPr>
+          <w:p/>
+        </w:tc>
+        <w:tc>
+          <w:tcPr>
+            <w:tcW w:w="567" w:type="dxa"/>
+          </w:tcPr>
+          <w:p/>
+        </w:tc>
+        <w:tc>
+          <w:tcPr>
+            <w:tcW w:w="567" w:type="dxa"/>
+          </w:tcPr>
+          <w:p/>
+        </w:tc>
+        <w:tc>
+          <w:tcPr>
+            <w:tcW w:w="567" w:type="dxa"/>
+          </w:tcPr>
+          <w:p/>
+        </w:tc>
+      </w:tr>
+      <w:tr>
+        <w:trPr>
+          <w:trHeight w:val="567"/>
+        </w:trPr>
+        <w:tc>
+          <w:tcPr>
+            <w:tcW w:w="567" w:type="dxa"/>
+          </w:tcPr>
+          <w:p/>
+        </w:tc>
+        <w:tc>
+          <w:tcPr>
+            <w:tcW w:w="567" w:type="dxa"/>
+          </w:tcPr>
+          <w:p/>
+        </w:tc>
+        <w:tc>
+          <w:tcPr>
+            <w:tcW w:w="567" w:type="dxa"/>
+          </w:tcPr>
+          <w:p/>
+        </w:tc>
+        <w:tc>
+          <w:tcPr>
+            <w:tcW w:w="567" w:type="dxa"/>
+          </w:tcPr>
+          <w:p/>
+        </w:tc>
+      </w:tr>
+    </w:tbl>
+    <w:p/>
+    <w:p>
+      <w:pPr>
+        <w:sectPr>
+          <w:type w:val="continuous"/>
+          <w:pgSz w:w="11900" w:h="16840"/>
+          <w:pgMar w:top="1440" w:right="1440" w:bottom="1440" w:left="1440" w:header="708" w:footer="708" w:gutter="0"/>
+          <w:cols w:num="2" w:space="708"/>
+          <w:docGrid w:linePitch="360"/>
+        </w:sectPr>
+      </w:pPr>
+    </w:p>
+    <w:p/>
+    <w:p>
+      <w:pPr>
+        <w:pStyle w:val="Heading3"/>
+        <w:sectPr>
+          <w:headerReference w:type="default" r:id="rId15"/>
+          <w:footerReference w:type="default" r:id="rId16"/>
+          <w:type w:val="continuous"/>
+          <w:pgSz w:w="11900" w:h="16840"/>
+          <w:pgMar w:top="1440" w:right="1440" w:bottom="1440" w:left="1440" w:header="708" w:footer="708" w:gutter="0"/>
+          <w:cols w:space="708"/>
+          <w:docGrid w:linePitch="360"/>
+        </w:sectPr>
+      </w:pPr>
+      <w:r>
+        <w:rPr>
+          <w:lang w:val="en-US"/>
+        </w:rPr>
+        <w:t xml:space="preserve">Comparing </w:t>
+      </w:r>
+      <w:r>
+        <w:rPr>
+          <w:lang w:val="en-US"/>
+        </w:rPr>
+        <w:t xml:space="preserve">the same face using </w:t>
+      </w:r>
+      <w:proofErr w:type="spellStart"/>
+      <w:r>
+        <w:rPr>
+          <w:lang w:val="en-US"/>
+        </w:rPr>
+        <w:t>maths</w:t>
+      </w:r>
+      <w:proofErr w:type="spellEnd"/>
+    </w:p>
+    <w:p>
+      <w:pPr>
+        <w:rPr>
+          <w:b/>
+          <w:bCs/>
+        </w:rPr>
+      </w:pPr>
+      <w:r>
+        <w:rPr>
+          <w:b/>
+          <w:bCs/>
+          <w:noProof/>
+        </w:rPr>
+        <mc:AlternateContent>
+          <mc:Choice Requires="wps">
+            <w:drawing>
+              <wp:anchor distT="0" distB="0" distL="114300" distR="114300" simplePos="0" relativeHeight="251668480" behindDoc="0" locked="0" layoutInCell="1" allowOverlap="1" wp14:anchorId="1E1484AE" wp14:editId="1432BFF9">
+                <wp:simplePos x="0" y="0"/>
+                <wp:positionH relativeFrom="column">
+                  <wp:posOffset>1419860</wp:posOffset>
+                </wp:positionH>
+                <wp:positionV relativeFrom="paragraph">
+                  <wp:posOffset>634500</wp:posOffset>
+                </wp:positionV>
+                <wp:extent cx="710119" cy="671047"/>
+                <wp:effectExtent l="0" t="0" r="0" b="0"/>
+                <wp:wrapNone/>
+                <wp:docPr id="782812984" name="Multiply 1"/>
+                <wp:cNvGraphicFramePr/>
+                <a:graphic xmlns:a="http://schemas.openxmlformats.org/drawingml/2006/main">
+                  <a:graphicData uri="http://schemas.microsoft.com/office/word/2010/wordprocessingShape">
+                    <wps:wsp>
+                      <wps:cNvSpPr/>
+                      <wps:spPr>
+                        <a:xfrm>
+                          <a:off x="0" y="0"/>
+                          <a:ext cx="710119" cy="671047"/>
+                        </a:xfrm>
+                        <a:prstGeom prst="mathMultiply">
+                          <a:avLst/>
+                        </a:prstGeom>
+                      </wps:spPr>
+                      <wps:style>
+                        <a:lnRef idx="2">
+                          <a:schemeClr val="accent1">
+                            <a:shade val="15000"/>
+                          </a:schemeClr>
+                        </a:lnRef>
+                        <a:fillRef idx="1">
+                          <a:schemeClr val="accent1"/>
+                        </a:fillRef>
+                        <a:effectRef idx="0">
+                          <a:schemeClr val="accent1"/>
+                        </a:effectRef>
+                        <a:fontRef idx="minor">
+                          <a:schemeClr val="lt1"/>
+                        </a:fontRef>
+                      </wps:style>
+                      <wps:bodyPr rot="0" spcFirstLastPara="0" vertOverflow="overflow" horzOverflow="overflow" vert="horz" wrap="square" lIns="91440" tIns="45720" rIns="91440" bIns="45720" numCol="1" spcCol="0" rtlCol="0" fromWordArt="0" anchor="ctr" anchorCtr="0" forceAA="0" compatLnSpc="1">
+                        <a:prstTxWarp prst="textNoShape">
+                          <a:avLst/>
+                        </a:prstTxWarp>
+                        <a:noAutofit/>
+                      </wps:bodyPr>
+                    </wps:wsp>
+                  </a:graphicData>
+                </a:graphic>
+                <wp14:sizeRelH relativeFrom="margin">
+                  <wp14:pctWidth>0</wp14:pctWidth>
+                </wp14:sizeRelH>
+                <wp14:sizeRelV relativeFrom="margin">
+                  <wp14:pctHeight>0</wp14:pctHeight>
+                </wp14:sizeRelV>
+              </wp:anchor>
+            </w:drawing>
+          </mc:Choice>
+          <mc:Fallback>
+            <w:pict>
+              <v:shape w14:anchorId="7F616B92" id="Multiply 1" o:spid="_x0000_s1026" style="position:absolute;margin-left:111.8pt;margin-top:49.95pt;width:55.9pt;height:52.85pt;z-index:251668480;visibility:visible;mso-wrap-style:square;mso-width-percent:0;mso-height-percent:0;mso-wrap-distance-left:9pt;mso-wrap-distance-top:0;mso-wrap-distance-right:9pt;mso-wrap-distance-bottom:0;mso-position-horizontal:absolute;mso-position-horizontal-relative:text;mso-position-vertical:absolute;mso-position-vertical-relative:text;mso-width-percent:0;mso-height-percent:0;mso-width-relative:margin;mso-height-relative:margin;v-text-anchor:middle" coordsize="710119,671047" o:gfxdata="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" path="m116352,218526l224754,103812,355060,226948,485365,103812,593767,218526,469957,335524,593767,452521,485365,567235,355060,444099,224754,567235,116352,452521,240162,335524,116352,218526xe" fillcolor="#156082 [3204]" strokecolor="#030e13 [484]" strokeweight="1pt">
+                <v:stroke joinstyle="miter"/>
+                <v:path arrowok="t" o:connecttype="custom" o:connectlocs="116352,218526;224754,103812;355060,226948;485365,103812;593767,218526;469957,335524;593767,452521;485365,567235;355060,444099;224754,567235;116352,452521;240162,335524;116352,218526" o:connectangles="0,0,0,0,0,0,0,0,0,0,0,0,0"/>
+              </v:shape>
+            </w:pict>
+          </mc:Fallback>
+        </mc:AlternateContent>
+      </w:r>
+      <w:r>
+        <w:rPr>
+          <w:b/>
+          <w:bCs/>
+          <w:noProof/>
+        </w:rPr>
+        <w:t>Sad</w:t>
+      </w:r>
+    </w:p>
+    <w:tbl>
+      <w:tblPr>
+        <w:tblStyle w:val="TableGrid"/>
+        <w:tblW w:w="0" w:type="auto"/>
+        <w:tblLook w:val="04A0" w:firstRow="1" w:lastRow="0" w:firstColumn="1" w:lastColumn="0" w:noHBand="0" w:noVBand="1"/>
+      </w:tblPr>
+      <w:tblGrid>
+        <w:gridCol w:w="567"/>
+        <w:gridCol w:w="567"/>
+        <w:gridCol w:w="567"/>
+        <w:gridCol w:w="567"/>
+      </w:tblGrid>
+      <w:tr>
+        <w:trPr>
+          <w:trHeight w:val="567"/>
+        </w:trPr>
+        <w:tc>
+          <w:tcPr>
+            <w:tcW w:w="567" w:type="dxa"/>
+          </w:tcPr>
+          <w:p/>
+        </w:tc>
+        <w:tc>
+          <w:tcPr>
+            <w:tcW w:w="567" w:type="dxa"/>
+          </w:tcPr>
+          <w:p/>
+        </w:tc>
+        <w:tc>
+          <w:tcPr>
+            <w:tcW w:w="567" w:type="dxa"/>
+          </w:tcPr>
+          <w:p/>
+        </w:tc>
+        <w:tc>
+          <w:tcPr>
+            <w:tcW w:w="567" w:type="dxa"/>
+          </w:tcPr>
+          <w:p/>
+        </w:tc>
+      </w:tr>
+      <w:tr>
+        <w:trPr>
+          <w:trHeight w:val="567"/>
+        </w:trPr>
+        <w:tc>
+          <w:tcPr>
+            <w:tcW w:w="567" w:type="dxa"/>
+          </w:tcPr>
+          <w:p/>
+        </w:tc>
+        <w:tc>
+          <w:tcPr>
+            <w:tcW w:w="567" w:type="dxa"/>
+          </w:tcPr>
+          <w:p/>
+        </w:tc>
+        <w:tc>
+          <w:tcPr>
+            <w:tcW w:w="567" w:type="dxa"/>
+          </w:tcPr>
+          <w:p/>
+        </w:tc>
+        <w:tc>
+          <w:tcPr>
+            <w:tcW w:w="567" w:type="dxa"/>
+          </w:tcPr>
+          <w:p/>
+        </w:tc>
+      </w:tr>
+      <w:tr>
+        <w:trPr>
+          <w:trHeight w:val="567"/>
+        </w:trPr>
+        <w:tc>
+          <w:tcPr>
+            <w:tcW w:w="567" w:type="dxa"/>
+          </w:tcPr>
+          <w:p/>
+        </w:tc>
+        <w:tc>
+          <w:tcPr>
+            <w:tcW w:w="567" w:type="dxa"/>
+          </w:tcPr>
+          <w:p/>
+        </w:tc>
+        <w:tc>
+          <w:tcPr>
+            <w:tcW w:w="567" w:type="dxa"/>
+          </w:tcPr>
+          <w:p/>
+        </w:tc>
+        <w:tc>
+          <w:tcPr>
+            <w:tcW w:w="567" w:type="dxa"/>
+          </w:tcPr>
+          <w:p/>
+        </w:tc>
+      </w:tr>
+      <w:tr>
+        <w:trPr>
+          <w:trHeight w:val="567"/>
+        </w:trPr>
+        <w:tc>
+          <w:tcPr>
+            <w:tcW w:w="567" w:type="dxa"/>
+          </w:tcPr>
+          <w:p/>
+        </w:tc>
+        <w:tc>
+          <w:tcPr>
+            <w:tcW w:w="567" w:type="dxa"/>
+          </w:tcPr>
+          <w:p/>
+        </w:tc>
+        <w:tc>
+          <w:tcPr>
+            <w:tcW w:w="567" w:type="dxa"/>
+          </w:tcPr>
+          <w:p/>
+        </w:tc>
+        <w:tc>
+          <w:tcPr>
+            <w:tcW w:w="567" w:type="dxa"/>
+          </w:tcPr>
+          <w:p/>
+        </w:tc>
+      </w:tr>
+    </w:tbl>
+    <w:p>
+      <w:r>
+        <w:rPr>
+          <w:noProof/>
+        </w:rPr>
+        <mc:AlternateContent>
+          <mc:Choice Requires="wps">
+            <w:drawing>
+              <wp:anchor distT="0" distB="0" distL="114300" distR="114300" simplePos="0" relativeHeight="251705344" behindDoc="0" locked="0" layoutInCell="1" allowOverlap="1" wp14:anchorId="7684D3B4" wp14:editId="5DE38051">
+                <wp:simplePos x="0" y="0"/>
+                <wp:positionH relativeFrom="column">
+                  <wp:posOffset>812813</wp:posOffset>
+                </wp:positionH>
+                <wp:positionV relativeFrom="paragraph">
+                  <wp:posOffset>149225</wp:posOffset>
+                </wp:positionV>
+                <wp:extent cx="603115" cy="252920"/>
+                <wp:effectExtent l="0" t="0" r="6985" b="13970"/>
+                <wp:wrapNone/>
+                <wp:docPr id="359612394" name="Text Box 9"/>
+                <wp:cNvGraphicFramePr/>
+                <a:graphic xmlns:a="http://schemas.openxmlformats.org/drawingml/2006/main">
+                  <a:graphicData uri="http://schemas.microsoft.com/office/word/2010/wordprocessingShape">
+                    <wps:wsp>
+                      <wps:cNvSpPr txBox="1"/>
+                      <wps:spPr>
+                        <a:xfrm>
+                          <a:off x="0" y="0"/>
+                          <a:ext cx="603115" cy="252920"/>
+                        </a:xfrm>
+                        <a:prstGeom prst="rect">
+                          <a:avLst/>
+                        </a:prstGeom>
+                        <a:solidFill>
+                          <a:schemeClr val="lt1"/>
+                        </a:solidFill>
+                        <a:ln w="12700">
+                          <a:solidFill>
+                            <a:srgbClr val="002060"/>
+                          </a:solidFill>
+                        </a:ln>
+                      </wps:spPr>
+                      <wps:txbx>
+                        <w:txbxContent>
+                          <w:p/>
+                        </w:txbxContent>
+                      </wps:txbx>
+                      <wps:bodyPr rot="0" spcFirstLastPara="0" vertOverflow="overflow" horzOverflow="overflow" vert="horz" wrap="square" lIns="91440" tIns="45720" rIns="91440" bIns="45720" numCol="1" spcCol="0" rtlCol="0" fromWordArt="0" anchor="t" anchorCtr="0" forceAA="0" compatLnSpc="1">
+                        <a:prstTxWarp prst="textNoShape">
+                          <a:avLst/>
+                        </a:prstTxWarp>
+                        <a:noAutofit/>
+                      </wps:bodyPr>
+                    </wps:wsp>
+                  </a:graphicData>
+                </a:graphic>
+              </wp:anchor>
+            </w:drawing>
+          </mc:Choice>
+          <mc:Fallback>
+            <w:pict>
+              <v:shape w14:anchorId="7684D3B4" id="_x0000_s1027" type="#_x0000_t202" style="position:absolute;margin-left:64pt;margin-top:11.75pt;width:47.5pt;height:19.9pt;z-index:251705344;visibility:visible;mso-wrap-style:square;mso-wrap-distance-left:9pt;mso-wrap-distance-top:0;mso-wrap-distance-right:9pt;mso-wrap-distance-bottom:0;mso-position-horizontal:absolute;mso-position-horizontal-relative:text;mso-position-vertical:absolute;mso-position-vertical-relative:text;v-text-anchor:top" o:gfxdata="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" fillcolor="white [3201]" strokecolor="#002060" strokeweight="1pt">
+                <v:textbox>
+                  <w:txbxContent>
+                    <w:p/>
+                  </w:txbxContent>
+                </v:textbox>
+              </v:shape>
+            </w:pict>
+          </mc:Fallback>
+        </mc:AlternateContent>
+      </w:r>
+    </w:p>
+    <w:p>
+      <w:pPr>
+        <w:rPr>
+          <w:b/>
+          <w:bCs/>
+        </w:rPr>
+      </w:pPr>
+      <w:r>
+        <w:rPr>
+          <w:b/>
+          <w:bCs/>
+          <w:noProof/>
+        </w:rPr>
+        <mc:AlternateContent>
+          <mc:Choice Requires="wps">
+            <w:drawing>
+              <wp:anchor distT="0" distB="0" distL="114300" distR="114300" simplePos="0" relativeHeight="251669504" behindDoc="0" locked="0" layoutInCell="1" allowOverlap="1" wp14:anchorId="79FB6A7D" wp14:editId="3D313A5B">
+                <wp:simplePos x="0" y="0"/>
+                <wp:positionH relativeFrom="column">
+                  <wp:posOffset>1420779</wp:posOffset>
+                </wp:positionH>
+                <wp:positionV relativeFrom="paragraph">
+                  <wp:posOffset>546465</wp:posOffset>
+                </wp:positionV>
+                <wp:extent cx="690664" cy="739302"/>
+                <wp:effectExtent l="0" t="0" r="0" b="0"/>
+                <wp:wrapNone/>
+                <wp:docPr id="1720044487" name="Equals 2"/>
+                <wp:cNvGraphicFramePr/>
+                <a:graphic xmlns:a="http://schemas.openxmlformats.org/drawingml/2006/main">
+                  <a:graphicData uri="http://schemas.microsoft.com/office/word/2010/wordprocessingShape">
+                    <wps:wsp>
+                      <wps:cNvSpPr/>
+                      <wps:spPr>
+                        <a:xfrm>
+                          <a:off x="0" y="0"/>
+                          <a:ext cx="690664" cy="739302"/>
+                        </a:xfrm>
+                        <a:prstGeom prst="mathEqual">
+                          <a:avLst/>
+                        </a:prstGeom>
+                      </wps:spPr>
+                      <wps:style>
+                        <a:lnRef idx="2">
+                          <a:schemeClr val="accent1">
+                            <a:shade val="15000"/>
+                          </a:schemeClr>
+                        </a:lnRef>
+                        <a:fillRef idx="1">
+                          <a:schemeClr val="accent1"/>
+                        </a:fillRef>
+                        <a:effectRef idx="0">
+                          <a:schemeClr val="accent1"/>
+                        </a:effectRef>
+                        <a:fontRef idx="minor">
+                          <a:schemeClr val="lt1"/>
+                        </a:fontRef>
+                      </wps:style>
+                      <wps:bodyPr rot="0" spcFirstLastPara="0" vertOverflow="overflow" horzOverflow="overflow" vert="horz" wrap="square" lIns="91440" tIns="45720" rIns="91440" bIns="45720" numCol="1" spcCol="0" rtlCol="0" fromWordArt="0" anchor="ctr" anchorCtr="0" forceAA="0" compatLnSpc="1">
+                        <a:prstTxWarp prst="textNoShape">
+                          <a:avLst/>
+                        </a:prstTxWarp>
+                        <a:noAutofit/>
+                      </wps:bodyPr>
+                    </wps:wsp>
+                  </a:graphicData>
+                </a:graphic>
+                <wp14:sizeRelH relativeFrom="margin">
+                  <wp14:pctWidth>0</wp14:pctWidth>
+                </wp14:sizeRelH>
+                <wp14:sizeRelV relativeFrom="margin">
+                  <wp14:pctHeight>0</wp14:pctHeight>
+                </wp14:sizeRelV>
+              </wp:anchor>
+            </w:drawing>
+          </mc:Choice>
+          <mc:Fallback>
+            <w:pict>
+              <v:shape w14:anchorId="35609201" id="Equals 2" o:spid="_x0000_s1026" style="position:absolute;margin-left:111.85pt;margin-top:43.05pt;width:54.4pt;height:58.2pt;z-index:251669504;visibility:visible;mso-wrap-style:square;mso-width-percent:0;mso-height-percent:0;mso-wrap-distance-left:9pt;mso-wrap-distance-top:0;mso-wrap-distance-right:9pt;mso-wrap-distance-bottom:0;mso-position-horizontal:absolute;mso-position-horizontal-relative:text;mso-position-vertical:absolute;mso-position-vertical-relative:text;mso-width-percent:0;mso-height-percent:0;mso-width-relative:margin;mso-height-relative:margin;v-text-anchor:middle" coordsize="690664,739302" o:gfxdata="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" path="m91548,152296r507568,l599116,326180r-507568,l91548,152296xm91548,413122r507568,l599116,587006r-507568,l91548,413122xe" fillcolor="#156082 [3204]" strokecolor="#030e13 [484]" strokeweight="1pt">
+                <v:stroke joinstyle="miter"/>
+                <v:path arrowok="t" o:connecttype="custom" o:connectlocs="91548,152296;599116,152296;599116,326180;91548,326180;91548,152296;91548,413122;599116,413122;599116,587006;91548,587006;91548,413122" o:connectangles="0,0,0,0,0,0,0,0,0,0"/>
+              </v:shape>
+            </w:pict>
+          </mc:Fallback>
+        </mc:AlternateContent>
+      </w:r>
+      <w:r>
+        <w:rPr>
+          <w:b/>
+          <w:bCs/>
+        </w:rPr>
+        <w:t>Sad</w:t>
+      </w:r>
+    </w:p>
+    <w:tbl>
+      <w:tblPr>
+        <w:tblStyle w:val="TableGrid"/>
+        <w:tblW w:w="0" w:type="auto"/>
+        <w:tblLook w:val="04A0" w:firstRow="1" w:lastRow="0" w:firstColumn="1" w:lastColumn="0" w:noHBand="0" w:noVBand="1"/>
+      </w:tblPr>
+      <w:tblGrid>
+        <w:gridCol w:w="567"/>
+        <w:gridCol w:w="567"/>
+        <w:gridCol w:w="567"/>
+        <w:gridCol w:w="567"/>
+      </w:tblGrid>
+      <w:tr>
+        <w:trPr>
+          <w:trHeight w:val="567"/>
+        </w:trPr>
+        <w:tc>
+          <w:tcPr>
+            <w:tcW w:w="567" w:type="dxa"/>
+          </w:tcPr>
+          <w:p/>
+        </w:tc>
+        <w:tc>
+          <w:tcPr>
+            <w:tcW w:w="567" w:type="dxa"/>
+          </w:tcPr>
+          <w:p/>
+        </w:tc>
+        <w:tc>
+          <w:tcPr>
+            <w:tcW w:w="567" w:type="dxa"/>
+          </w:tcPr>
+          <w:p/>
+        </w:tc>
+        <w:tc>
+          <w:tcPr>
+            <w:tcW w:w="567" w:type="dxa"/>
+          </w:tcPr>
+          <w:p/>
+        </w:tc>
+      </w:tr>
+      <w:tr>
+        <w:trPr>
+          <w:trHeight w:val="567"/>
+        </w:trPr>
+        <w:tc>
+          <w:tcPr>
+            <w:tcW w:w="567" w:type="dxa"/>
+          </w:tcPr>
+          <w:p/>
+        </w:tc>
+        <w:tc>
+          <w:tcPr>
+            <w:tcW w:w="567" w:type="dxa"/>
+          </w:tcPr>
+          <w:p/>
+        </w:tc>
+        <w:tc>
+          <w:tcPr>
+            <w:tcW w:w="567" w:type="dxa"/>
+          </w:tcPr>
+          <w:p/>
+        </w:tc>
+        <w:tc>
+          <w:tcPr>
+            <w:tcW w:w="567" w:type="dxa"/>
+          </w:tcPr>
+          <w:p/>
+        </w:tc>
+      </w:tr>
+      <w:tr>
+        <w:trPr>
+          <w:trHeight w:val="567"/>
+        </w:trPr>
+        <w:tc>
+          <w:tcPr>
+            <w:tcW w:w="567" w:type="dxa"/>
+          </w:tcPr>
+          <w:p/>
+        </w:tc>
+        <w:tc>
+          <w:tcPr>
+            <w:tcW w:w="567" w:type="dxa"/>
+          </w:tcPr>
+          <w:p/>
+        </w:tc>
+        <w:tc>
+          <w:tcPr>
+            <w:tcW w:w="567" w:type="dxa"/>
+          </w:tcPr>
+          <w:p/>
+        </w:tc>
+        <w:tc>
+          <w:tcPr>
+            <w:tcW w:w="567" w:type="dxa"/>
+          </w:tcPr>
+          <w:p/>
+        </w:tc>
+      </w:tr>
+      <w:tr>
+        <w:trPr>
+          <w:trHeight w:val="567"/>
+        </w:trPr>
+        <w:tc>
+          <w:tcPr>
+            <w:tcW w:w="567" w:type="dxa"/>
+          </w:tcPr>
+          <w:p/>
+        </w:tc>
+        <w:tc>
+          <w:tcPr>
+            <w:tcW w:w="567" w:type="dxa"/>
+          </w:tcPr>
+          <w:p/>
+        </w:tc>
+        <w:tc>
+          <w:tcPr>
+            <w:tcW w:w="567" w:type="dxa"/>
+          </w:tcPr>
+          <w:p/>
+        </w:tc>
+        <w:tc>
+          <w:tcPr>
+            <w:tcW w:w="567" w:type="dxa"/>
+          </w:tcPr>
+          <w:p/>
+        </w:tc>
+      </w:tr>
+    </w:tbl>
+    <w:p/>
+    <w:p/>
+    <w:tbl>
+      <w:tblPr>
+        <w:tblStyle w:val="TableGrid"/>
+        <w:tblW w:w="0" w:type="auto"/>
+        <w:tblLook w:val="04A0" w:firstRow="1" w:lastRow="0" w:firstColumn="1" w:lastColumn="0" w:noHBand="0" w:noVBand="1"/>
+      </w:tblPr>
+      <w:tblGrid>
+        <w:gridCol w:w="567"/>
+        <w:gridCol w:w="567"/>
+        <w:gridCol w:w="567"/>
+        <w:gridCol w:w="567"/>
+      </w:tblGrid>
+      <w:tr>
+        <w:trPr>
+          <w:trHeight w:val="567"/>
+        </w:trPr>
+        <w:tc>
+          <w:tcPr>
+            <w:tcW w:w="567" w:type="dxa"/>
+          </w:tcPr>
+          <w:p/>
+        </w:tc>
+        <w:tc>
+          <w:tcPr>
+            <w:tcW w:w="567" w:type="dxa"/>
+          </w:tcPr>
+          <w:p/>
+        </w:tc>
+        <w:tc>
+          <w:tcPr>
+            <w:tcW w:w="567" w:type="dxa"/>
+          </w:tcPr>
+          <w:p/>
+        </w:tc>
+        <w:tc>
+          <w:tcPr>
+            <w:tcW w:w="567" w:type="dxa"/>
+          </w:tcPr>
+          <w:p/>
+        </w:tc>
+      </w:tr>
+      <w:tr>
+        <w:trPr>
+          <w:trHeight w:val="567"/>
+        </w:trPr>
+        <w:tc>
+          <w:tcPr>
+            <w:tcW w:w="567" w:type="dxa"/>
+          </w:tcPr>
+          <w:p/>
+        </w:tc>
+        <w:tc>
+          <w:tcPr>
+            <w:tcW w:w="567" w:type="dxa"/>
+          </w:tcPr>
+          <w:p/>
+        </w:tc>
+        <w:tc>
+          <w:tcPr>
+            <w:tcW w:w="567" w:type="dxa"/>
+          </w:tcPr>
+          <w:p/>
+        </w:tc>
+        <w:tc>
+          <w:tcPr>
+            <w:tcW w:w="567" w:type="dxa"/>
+          </w:tcPr>
+          <w:p/>
+        </w:tc>
+      </w:tr>
+      <w:tr>
+        <w:trPr>
+          <w:trHeight w:val="567"/>
+        </w:trPr>
+        <w:tc>
+          <w:tcPr>
+            <w:tcW w:w="567" w:type="dxa"/>
+          </w:tcPr>
+          <w:p/>
+        </w:tc>
+        <w:tc>
+          <w:tcPr>
+            <w:tcW w:w="567" w:type="dxa"/>
+          </w:tcPr>
+          <w:p/>
+        </w:tc>
+        <w:tc>
+          <w:tcPr>
+            <w:tcW w:w="567" w:type="dxa"/>
+          </w:tcPr>
+          <w:p/>
+        </w:tc>
+        <w:tc>
+          <w:tcPr>
+            <w:tcW w:w="567" w:type="dxa"/>
+          </w:tcPr>
+          <w:p/>
+        </w:tc>
+      </w:tr>
+      <w:tr>
+        <w:trPr>
+          <w:trHeight w:val="567"/>
+        </w:trPr>
+        <w:tc>
+          <w:tcPr>
+            <w:tcW w:w="567" w:type="dxa"/>
+          </w:tcPr>
+          <w:p/>
+        </w:tc>
+        <w:tc>
+          <w:tcPr>
+            <w:tcW w:w="567" w:type="dxa"/>
+          </w:tcPr>
+          <w:p/>
+        </w:tc>
+        <w:tc>
+          <w:tcPr>
+            <w:tcW w:w="567" w:type="dxa"/>
+          </w:tcPr>
+          <w:p/>
+        </w:tc>
+        <w:tc>
+          <w:tcPr>
+            <w:tcW w:w="567" w:type="dxa"/>
+          </w:tcPr>
+          <w:p/>
+        </w:tc>
+      </w:tr>
+    </w:tbl>
+    <w:p>
+      <w:r>
+        <w:t xml:space="preserve">  </w:t>
+      </w:r>
+    </w:p>
+    <w:p>
+      <w:pPr>
+        <w:sectPr>
+          <w:type w:val="continuous"/>
+          <w:pgSz w:w="11900" w:h="16840"/>
+          <w:pgMar w:top="1440" w:right="1428" w:bottom="1440" w:left="1440" w:header="708" w:footer="708" w:gutter="0"/>
+          <w:cols w:num="3" w:space="708"/>
+          <w:docGrid w:linePitch="360"/>
+        </w:sectPr>
+      </w:pPr>
+    </w:p>
+    <w:p>
+      <w:r>
+        <w:rPr>
+          <w:i/>
+          <w:iCs/>
+        </w:rPr>
+        <w:t>Sad</w:t>
+      </w:r>
+      <w:r>
+        <w:rPr>
+          <w:i/>
+          <w:iCs/>
+        </w:rPr>
+        <w:t xml:space="preserve"> x </w:t>
+      </w:r>
+      <w:r>
+        <w:rPr>
+          <w:i/>
+          <w:iCs/>
+        </w:rPr>
+        <w:t>Sad</w:t>
+      </w:r>
+      <w:r>
+        <w:t xml:space="preserve"> = </w:t>
+      </w:r>
+    </w:p>
+    <w:p/>
+    <w:p>
+      <w:pPr>
+        <w:pStyle w:val="Heading3"/>
+        <w:sectPr>
+          <w:headerReference w:type="default" r:id="rId17"/>
+          <w:footerReference w:type="default" r:id="rId18"/>
+          <w:type w:val="continuous"/>
+          <w:pgSz w:w="11900" w:h="16840"/>
+          <w:pgMar w:top="1440" w:right="1440" w:bottom="1440" w:left="1440" w:header="708" w:footer="708" w:gutter="0"/>
+          <w:cols w:space="708"/>
+          <w:docGrid w:linePitch="360"/>
+        </w:sectPr>
+      </w:pPr>
+      <w:r>
+        <w:rPr>
+          <w:lang w:val="en-US"/>
+        </w:rPr>
+        <w:t xml:space="preserve">Comparing </w:t>
+      </w:r>
+      <w:r>
+        <w:rPr>
+          <w:lang w:val="en-US"/>
+        </w:rPr>
+        <w:t xml:space="preserve">the same face using </w:t>
+      </w:r>
+      <w:proofErr w:type="spellStart"/>
+      <w:r>
+        <w:rPr>
+          <w:lang w:val="en-US"/>
+        </w:rPr>
+        <w:t>maths</w:t>
+      </w:r>
+      <w:proofErr w:type="spellEnd"/>
+    </w:p>
+    <w:p>
+      <w:pPr>
+        <w:rPr>
+          <w:b/>
+          <w:bCs/>
+        </w:rPr>
+      </w:pPr>
+      <w:r>
+        <w:rPr>
+          <w:b/>
+          <w:bCs/>
+          <w:noProof/>
+        </w:rPr>
+        <mc:AlternateContent>
+          <mc:Choice Requires="wps">
+            <w:drawing>
+              <wp:anchor distT="0" distB="0" distL="114300" distR="114300" simplePos="0" relativeHeight="251671552" behindDoc="0" locked="0" layoutInCell="1" allowOverlap="1" wp14:anchorId="1E1B6154" wp14:editId="1B71A245">
+                <wp:simplePos x="0" y="0"/>
+                <wp:positionH relativeFrom="column">
+                  <wp:posOffset>1419860</wp:posOffset>
+                </wp:positionH>
+                <wp:positionV relativeFrom="paragraph">
+                  <wp:posOffset>634500</wp:posOffset>
+                </wp:positionV>
+                <wp:extent cx="710119" cy="671047"/>
+                <wp:effectExtent l="0" t="0" r="0" b="0"/>
+                <wp:wrapNone/>
+                <wp:docPr id="1870777825" name="Multiply 1"/>
+                <wp:cNvGraphicFramePr/>
+                <a:graphic xmlns:a="http://schemas.openxmlformats.org/drawingml/2006/main">
+                  <a:graphicData uri="http://schemas.microsoft.com/office/word/2010/wordprocessingShape">
+                    <wps:wsp>
+                      <wps:cNvSpPr/>
+                      <wps:spPr>
+                        <a:xfrm>
+                          <a:off x="0" y="0"/>
+                          <a:ext cx="710119" cy="671047"/>
+                        </a:xfrm>
+                        <a:prstGeom prst="mathMultiply">
+                          <a:avLst/>
+                        </a:prstGeom>
+                      </wps:spPr>
+                      <wps:style>
+                        <a:lnRef idx="2">
+                          <a:schemeClr val="accent1">
+                            <a:shade val="15000"/>
+                          </a:schemeClr>
+                        </a:lnRef>
+                        <a:fillRef idx="1">
+                          <a:schemeClr val="accent1"/>
+                        </a:fillRef>
+                        <a:effectRef idx="0">
+                          <a:schemeClr val="accent1"/>
+                        </a:effectRef>
+                        <a:fontRef idx="minor">
+                          <a:schemeClr val="lt1"/>
+                        </a:fontRef>
+                      </wps:style>
+                      <wps:bodyPr rot="0" spcFirstLastPara="0" vertOverflow="overflow" horzOverflow="overflow" vert="horz" wrap="square" lIns="91440" tIns="45720" rIns="91440" bIns="45720" numCol="1" spcCol="0" rtlCol="0" fromWordArt="0" anchor="ctr" anchorCtr="0" forceAA="0" compatLnSpc="1">
+                        <a:prstTxWarp prst="textNoShape">
+                          <a:avLst/>
+                        </a:prstTxWarp>
+                        <a:noAutofit/>
+                      </wps:bodyPr>
+                    </wps:wsp>
+                  </a:graphicData>
+                </a:graphic>
+                <wp14:sizeRelH relativeFrom="margin">
+                  <wp14:pctWidth>0</wp14:pctWidth>
+                </wp14:sizeRelH>
+                <wp14:sizeRelV relativeFrom="margin">
+                  <wp14:pctHeight>0</wp14:pctHeight>
+                </wp14:sizeRelV>
+              </wp:anchor>
+            </w:drawing>
+          </mc:Choice>
+          <mc:Fallback>
+            <w:pict>
+              <v:shape w14:anchorId="6D3C1187" id="Multiply 1" o:spid="_x0000_s1026" style="position:absolute;margin-left:111.8pt;margin-top:49.95pt;width:55.9pt;height:52.85pt;z-index:251671552;visibility:visible;mso-wrap-style:square;mso-width-percent:0;mso-height-percent:0;mso-wrap-distance-left:9pt;mso-wrap-distance-top:0;mso-wrap-distance-right:9pt;mso-wrap-distance-bottom:0;mso-position-horizontal:absolute;mso-position-horizontal-relative:text;mso-position-vertical:absolute;mso-position-vertical-relative:text;mso-width-percent:0;mso-height-percent:0;mso-width-relative:margin;mso-height-relative:margin;v-text-anchor:middle" coordsize="710119,671047" o:gfxdata="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" path="m116352,218526l224754,103812,355060,226948,485365,103812,593767,218526,469957,335524,593767,452521,485365,567235,355060,444099,224754,567235,116352,452521,240162,335524,116352,218526xe" fillcolor="#156082 [3204]" strokecolor="#030e13 [484]" strokeweight="1pt">
+                <v:stroke joinstyle="miter"/>
+                <v:path arrowok="t" o:connecttype="custom" o:connectlocs="116352,218526;224754,103812;355060,226948;485365,103812;593767,218526;469957,335524;593767,452521;485365,567235;355060,444099;224754,567235;116352,452521;240162,335524;116352,218526" o:connectangles="0,0,0,0,0,0,0,0,0,0,0,0,0"/>
+              </v:shape>
+            </w:pict>
+          </mc:Fallback>
+        </mc:AlternateContent>
+      </w:r>
+      <w:r>
+        <w:rPr>
+          <w:b/>
+          <w:bCs/>
+          <w:noProof/>
+        </w:rPr>
+        <w:t>Happy</w:t>
+      </w:r>
+    </w:p>
+    <w:tbl>
+      <w:tblPr>
+        <w:tblStyle w:val="TableGrid"/>
+        <w:tblW w:w="0" w:type="auto"/>
+        <w:tblLook w:val="04A0" w:firstRow="1" w:lastRow="0" w:firstColumn="1" w:lastColumn="0" w:noHBand="0" w:noVBand="1"/>
+      </w:tblPr>
+      <w:tblGrid>
+        <w:gridCol w:w="567"/>
+        <w:gridCol w:w="567"/>
+        <w:gridCol w:w="567"/>
+        <w:gridCol w:w="567"/>
+      </w:tblGrid>
+      <w:tr>
+        <w:trPr>
+          <w:trHeight w:val="567"/>
+        </w:trPr>
+        <w:tc>
+          <w:tcPr>
+            <w:tcW w:w="567" w:type="dxa"/>
+          </w:tcPr>
+          <w:p/>
+        </w:tc>
+        <w:tc>
+          <w:tcPr>
+            <w:tcW w:w="567" w:type="dxa"/>
+          </w:tcPr>
+          <w:p/>
+        </w:tc>
+        <w:tc>
+          <w:tcPr>
+            <w:tcW w:w="567" w:type="dxa"/>
+          </w:tcPr>
+          <w:p/>
+        </w:tc>
+        <w:tc>
+          <w:tcPr>
+            <w:tcW w:w="567" w:type="dxa"/>
+          </w:tcPr>
+          <w:p/>
+        </w:tc>
+      </w:tr>
+      <w:tr>
+        <w:trPr>
+          <w:trHeight w:val="567"/>
+        </w:trPr>
+        <w:tc>
+          <w:tcPr>
+            <w:tcW w:w="567" w:type="dxa"/>
+          </w:tcPr>
+          <w:p/>
+        </w:tc>
+        <w:tc>
+          <w:tcPr>
+            <w:tcW w:w="567" w:type="dxa"/>
+          </w:tcPr>
+          <w:p/>
+        </w:tc>
+        <w:tc>
+          <w:tcPr>
+            <w:tcW w:w="567" w:type="dxa"/>
+          </w:tcPr>
+          <w:p/>
+        </w:tc>
+        <w:tc>
+          <w:tcPr>
+            <w:tcW w:w="567" w:type="dxa"/>
+          </w:tcPr>
+          <w:p/>
+        </w:tc>
+      </w:tr>
+      <w:tr>
+        <w:trPr>
+          <w:trHeight w:val="567"/>
+        </w:trPr>
+        <w:tc>
+          <w:tcPr>
+            <w:tcW w:w="567" w:type="dxa"/>
+          </w:tcPr>
+          <w:p/>
+        </w:tc>
+        <w:tc>
+          <w:tcPr>
+            <w:tcW w:w="567" w:type="dxa"/>
+          </w:tcPr>
+          <w:p/>
+        </w:tc>
+        <w:tc>
+          <w:tcPr>
+            <w:tcW w:w="567" w:type="dxa"/>
+          </w:tcPr>
+          <w:p/>
+        </w:tc>
+        <w:tc>
+          <w:tcPr>
+            <w:tcW w:w="567" w:type="dxa"/>
+          </w:tcPr>
+          <w:p/>
+        </w:tc>
+      </w:tr>
+      <w:tr>
+        <w:trPr>
+          <w:trHeight w:val="567"/>
+        </w:trPr>
+        <w:tc>
+          <w:tcPr>
+            <w:tcW w:w="567" w:type="dxa"/>
+          </w:tcPr>
+          <w:p/>
+        </w:tc>
+        <w:tc>
+          <w:tcPr>
+            <w:tcW w:w="567" w:type="dxa"/>
+          </w:tcPr>
+          <w:p/>
+        </w:tc>
+        <w:tc>
+          <w:tcPr>
+            <w:tcW w:w="567" w:type="dxa"/>
+          </w:tcPr>
+          <w:p/>
+        </w:tc>
+        <w:tc>
+          <w:tcPr>
+            <w:tcW w:w="567" w:type="dxa"/>
+          </w:tcPr>
+          <w:p/>
+        </w:tc>
+      </w:tr>
+    </w:tbl>
+    <w:p/>
+    <w:p>
+      <w:pPr>
+        <w:rPr>
+          <w:b/>
+          <w:bCs/>
+        </w:rPr>
+      </w:pPr>
+      <w:r>
+        <w:rPr>
+          <w:b/>
+          <w:bCs/>
+          <w:noProof/>
+        </w:rPr>
+        <mc:AlternateContent>
+          <mc:Choice Requires="wps">
+            <w:drawing>
+              <wp:anchor distT="0" distB="0" distL="114300" distR="114300" simplePos="0" relativeHeight="251672576" behindDoc="0" locked="0" layoutInCell="1" allowOverlap="1" wp14:anchorId="716AE0DE" wp14:editId="2C41A082">
+                <wp:simplePos x="0" y="0"/>
+                <wp:positionH relativeFrom="column">
+                  <wp:posOffset>1420779</wp:posOffset>
+                </wp:positionH>
+                <wp:positionV relativeFrom="paragraph">
+                  <wp:posOffset>546465</wp:posOffset>
+                </wp:positionV>
+                <wp:extent cx="690664" cy="739302"/>
+                <wp:effectExtent l="0" t="0" r="0" b="0"/>
+                <wp:wrapNone/>
+                <wp:docPr id="1264080007" name="Equals 2"/>
+                <wp:cNvGraphicFramePr/>
+                <a:graphic xmlns:a="http://schemas.openxmlformats.org/drawingml/2006/main">
+                  <a:graphicData uri="http://schemas.microsoft.com/office/word/2010/wordprocessingShape">
+                    <wps:wsp>
+                      <wps:cNvSpPr/>
+                      <wps:spPr>
+                        <a:xfrm>
+                          <a:off x="0" y="0"/>
+                          <a:ext cx="690664" cy="739302"/>
+                        </a:xfrm>
+                        <a:prstGeom prst="mathEqual">
+                          <a:avLst/>
+                        </a:prstGeom>
+                      </wps:spPr>
+                      <wps:style>
+                        <a:lnRef idx="2">
+                          <a:schemeClr val="accent1">
+                            <a:shade val="15000"/>
+                          </a:schemeClr>
+                        </a:lnRef>
+                        <a:fillRef idx="1">
+                          <a:schemeClr val="accent1"/>
+                        </a:fillRef>
+                        <a:effectRef idx="0">
+                          <a:schemeClr val="accent1"/>
+                        </a:effectRef>
+                        <a:fontRef idx="minor">
+                          <a:schemeClr val="lt1"/>
+                        </a:fontRef>
+                      </wps:style>
+                      <wps:bodyPr rot="0" spcFirstLastPara="0" vertOverflow="overflow" horzOverflow="overflow" vert="horz" wrap="square" lIns="91440" tIns="45720" rIns="91440" bIns="45720" numCol="1" spcCol="0" rtlCol="0" fromWordArt="0" anchor="ctr" anchorCtr="0" forceAA="0" compatLnSpc="1">
+                        <a:prstTxWarp prst="textNoShape">
+                          <a:avLst/>
+                        </a:prstTxWarp>
+                        <a:noAutofit/>
+                      </wps:bodyPr>
+                    </wps:wsp>
+                  </a:graphicData>
+                </a:graphic>
+                <wp14:sizeRelH relativeFrom="margin">
+                  <wp14:pctWidth>0</wp14:pctWidth>
+                </wp14:sizeRelH>
+                <wp14:sizeRelV relativeFrom="margin">
+                  <wp14:pctHeight>0</wp14:pctHeight>
+                </wp14:sizeRelV>
+              </wp:anchor>
+            </w:drawing>
+          </mc:Choice>
+          <mc:Fallback>
+            <w:pict>
+              <v:shape w14:anchorId="5727DBCF" id="Equals 2" o:spid="_x0000_s1026" style="position:absolute;margin-left:111.85pt;margin-top:43.05pt;width:54.4pt;height:58.2pt;z-index:251672576;visibility:visible;mso-wrap-style:square;mso-width-percent:0;mso-height-percent:0;mso-wrap-distance-left:9pt;mso-wrap-distance-top:0;mso-wrap-distance-right:9pt;mso-wrap-distance-bottom:0;mso-position-horizontal:absolute;mso-position-horizontal-relative:text;mso-position-vertical:absolute;mso-position-vertical-relative:text;mso-width-percent:0;mso-height-percent:0;mso-width-relative:margin;mso-height-relative:margin;v-text-anchor:middle" coordsize="690664,739302" o:gfxdata="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" path="m91548,152296r507568,l599116,326180r-507568,l91548,152296xm91548,413122r507568,l599116,587006r-507568,l91548,413122xe" fillcolor="#156082 [3204]" strokecolor="#030e13 [484]" strokeweight="1pt">
+                <v:stroke joinstyle="miter"/>
+                <v:path arrowok="t" o:connecttype="custom" o:connectlocs="91548,152296;599116,152296;599116,326180;91548,326180;91548,152296;91548,413122;599116,413122;599116,587006;91548,587006;91548,413122" o:connectangles="0,0,0,0,0,0,0,0,0,0"/>
+              </v:shape>
+            </w:pict>
+          </mc:Fallback>
+        </mc:AlternateContent>
+      </w:r>
+      <w:r>
+        <w:rPr>
+          <w:b/>
+          <w:bCs/>
+        </w:rPr>
+        <w:t>Sad</w:t>
+      </w:r>
+    </w:p>
+    <w:tbl>
+      <w:tblPr>
+        <w:tblStyle w:val="TableGrid"/>
+        <w:tblW w:w="0" w:type="auto"/>
+        <w:tblLook w:val="04A0" w:firstRow="1" w:lastRow="0" w:firstColumn="1" w:lastColumn="0" w:noHBand="0" w:noVBand="1"/>
+      </w:tblPr>
+      <w:tblGrid>
+        <w:gridCol w:w="567"/>
+        <w:gridCol w:w="567"/>
+        <w:gridCol w:w="567"/>
+        <w:gridCol w:w="567"/>
+      </w:tblGrid>
+      <w:tr>
+        <w:trPr>
+          <w:trHeight w:val="567"/>
+        </w:trPr>
+        <w:tc>
+          <w:tcPr>
+            <w:tcW w:w="567" w:type="dxa"/>
+          </w:tcPr>
+          <w:p/>
+        </w:tc>
+        <w:tc>
+          <w:tcPr>
+            <w:tcW w:w="567" w:type="dxa"/>
+          </w:tcPr>
+          <w:p/>
+        </w:tc>
+        <w:tc>
+          <w:tcPr>
+            <w:tcW w:w="567" w:type="dxa"/>
+          </w:tcPr>
+          <w:p/>
+        </w:tc>
+        <w:tc>
+          <w:tcPr>
+            <w:tcW w:w="567" w:type="dxa"/>
+          </w:tcPr>
+          <w:p/>
+        </w:tc>
+      </w:tr>
+      <w:tr>
+        <w:trPr>
+          <w:trHeight w:val="567"/>
+        </w:trPr>
+        <w:tc>
+          <w:tcPr>
+            <w:tcW w:w="567" w:type="dxa"/>
+          </w:tcPr>
+          <w:p/>
+        </w:tc>
+        <w:tc>
+          <w:tcPr>
+            <w:tcW w:w="567" w:type="dxa"/>
+          </w:tcPr>
+          <w:p/>
+        </w:tc>
+        <w:tc>
+          <w:tcPr>
+            <w:tcW w:w="567" w:type="dxa"/>
+          </w:tcPr>
+          <w:p/>
+        </w:tc>
+        <w:tc>
+          <w:tcPr>
+            <w:tcW w:w="567" w:type="dxa"/>
+          </w:tcPr>
+          <w:p/>
+        </w:tc>
+      </w:tr>
+      <w:tr>
+        <w:trPr>
+          <w:trHeight w:val="567"/>
+        </w:trPr>
+        <w:tc>
+          <w:tcPr>
+            <w:tcW w:w="567" w:type="dxa"/>
+          </w:tcPr>
+          <w:p/>
+        </w:tc>
+        <w:tc>
+          <w:tcPr>
+            <w:tcW w:w="567" w:type="dxa"/>
+          </w:tcPr>
+          <w:p/>
+        </w:tc>
+        <w:tc>
+          <w:tcPr>
+            <w:tcW w:w="567" w:type="dxa"/>
+          </w:tcPr>
+          <w:p/>
+        </w:tc>
+        <w:tc>
+          <w:tcPr>
+            <w:tcW w:w="567" w:type="dxa"/>
+          </w:tcPr>
+          <w:p/>
+        </w:tc>
+      </w:tr>
+      <w:tr>
+        <w:trPr>
+          <w:trHeight w:val="567"/>
+        </w:trPr>
+        <w:tc>
+          <w:tcPr>
+            <w:tcW w:w="567" w:type="dxa"/>
+          </w:tcPr>
+          <w:p/>
+        </w:tc>
+        <w:tc>
+          <w:tcPr>
+            <w:tcW w:w="567" w:type="dxa"/>
+          </w:tcPr>
+          <w:p/>
+        </w:tc>
+        <w:tc>
+          <w:tcPr>
+            <w:tcW w:w="567" w:type="dxa"/>
+          </w:tcPr>
+          <w:p/>
+        </w:tc>
+        <w:tc>
+          <w:tcPr>
+            <w:tcW w:w="567" w:type="dxa"/>
+          </w:tcPr>
+          <w:p/>
+        </w:tc>
+      </w:tr>
+    </w:tbl>
+    <w:p/>
+    <w:p/>
+    <w:tbl>
+      <w:tblPr>
+        <w:tblStyle w:val="TableGrid"/>
+        <w:tblW w:w="0" w:type="auto"/>
+        <w:tblLook w:val="04A0" w:firstRow="1" w:lastRow="0" w:firstColumn="1" w:lastColumn="0" w:noHBand="0" w:noVBand="1"/>
+      </w:tblPr>
+      <w:tblGrid>
+        <w:gridCol w:w="567"/>
+        <w:gridCol w:w="567"/>
+        <w:gridCol w:w="567"/>
+        <w:gridCol w:w="567"/>
+      </w:tblGrid>
+      <w:tr>
+        <w:trPr>
+          <w:trHeight w:val="567"/>
+        </w:trPr>
+        <w:tc>
+          <w:tcPr>
+            <w:tcW w:w="567" w:type="dxa"/>
+          </w:tcPr>
+          <w:p/>
+        </w:tc>
+        <w:tc>
+          <w:tcPr>
+            <w:tcW w:w="567" w:type="dxa"/>
+          </w:tcPr>
+          <w:p/>
+        </w:tc>
+        <w:tc>
+          <w:tcPr>
+            <w:tcW w:w="567" w:type="dxa"/>
+          </w:tcPr>
+          <w:p/>
+        </w:tc>
+        <w:tc>
+          <w:tcPr>
+            <w:tcW w:w="567" w:type="dxa"/>
+          </w:tcPr>
+          <w:p/>
+        </w:tc>
+      </w:tr>
+      <w:tr>
+        <w:trPr>
+          <w:trHeight w:val="567"/>
+        </w:trPr>
+        <w:tc>
+          <w:tcPr>
+            <w:tcW w:w="567" w:type="dxa"/>
+          </w:tcPr>
+          <w:p/>
+        </w:tc>
+        <w:tc>
+          <w:tcPr>
+            <w:tcW w:w="567" w:type="dxa"/>
+          </w:tcPr>
+          <w:p/>
+        </w:tc>
+        <w:tc>
+          <w:tcPr>
+            <w:tcW w:w="567" w:type="dxa"/>
+          </w:tcPr>
+          <w:p/>
+        </w:tc>
+        <w:tc>
+          <w:tcPr>
+            <w:tcW w:w="567" w:type="dxa"/>
+          </w:tcPr>
+          <w:p/>
+        </w:tc>
+      </w:tr>
+      <w:tr>
+        <w:trPr>
+          <w:trHeight w:val="567"/>
+        </w:trPr>
+        <w:tc>
+          <w:tcPr>
+            <w:tcW w:w="567" w:type="dxa"/>
+          </w:tcPr>
+          <w:p/>
+        </w:tc>
+        <w:tc>
+          <w:tcPr>
+            <w:tcW w:w="567" w:type="dxa"/>
+          </w:tcPr>
+          <w:p/>
+        </w:tc>
+        <w:tc>
+          <w:tcPr>
+            <w:tcW w:w="567" w:type="dxa"/>
+          </w:tcPr>
+          <w:p/>
+        </w:tc>
+        <w:tc>
+          <w:tcPr>
+            <w:tcW w:w="567" w:type="dxa"/>
+          </w:tcPr>
+          <w:p/>
+        </w:tc>
+      </w:tr>
+      <w:tr>
+        <w:trPr>
+          <w:trHeight w:val="567"/>
+        </w:trPr>
+        <w:tc>
+          <w:tcPr>
+            <w:tcW w:w="567" w:type="dxa"/>
+          </w:tcPr>
+          <w:p/>
+        </w:tc>
+        <w:tc>
+          <w:tcPr>
+            <w:tcW w:w="567" w:type="dxa"/>
+          </w:tcPr>
+          <w:p/>
+        </w:tc>
+        <w:tc>
+          <w:tcPr>
+            <w:tcW w:w="567" w:type="dxa"/>
+          </w:tcPr>
+          <w:p/>
+        </w:tc>
+        <w:tc>
+          <w:tcPr>
+            <w:tcW w:w="567" w:type="dxa"/>
+          </w:tcPr>
+          <w:p/>
+        </w:tc>
+      </w:tr>
+    </w:tbl>
+    <w:p>
+      <w:r>
+        <w:t xml:space="preserve">  </w:t>
+      </w:r>
+    </w:p>
+    <w:p>
+      <w:pPr>
+        <w:sectPr>
+          <w:type w:val="continuous"/>
+          <w:pgSz w:w="11900" w:h="16840"/>
+          <w:pgMar w:top="1440" w:right="1428" w:bottom="1440" w:left="1440" w:header="708" w:footer="708" w:gutter="0"/>
+          <w:cols w:num="3" w:space="708"/>
+          <w:docGrid w:linePitch="360"/>
+        </w:sectPr>
+      </w:pPr>
+    </w:p>
+    <w:p>
+      <w:r>
+        <w:rPr>
+          <w:noProof/>
+        </w:rPr>
+        <mc:AlternateContent>
+          <mc:Choice Requires="wps">
+            <w:drawing>
+              <wp:anchor distT="0" distB="0" distL="114300" distR="114300" simplePos="0" relativeHeight="251703296" behindDoc="0" locked="0" layoutInCell="1" allowOverlap="1" wp14:anchorId="7EF1DC04" wp14:editId="1E5CCEE1">
+                <wp:simplePos x="0" y="0"/>
+                <wp:positionH relativeFrom="column">
+                  <wp:posOffset>1005881</wp:posOffset>
+                </wp:positionH>
+                <wp:positionV relativeFrom="paragraph">
+                  <wp:posOffset>138430</wp:posOffset>
+                </wp:positionV>
+                <wp:extent cx="603115" cy="252920"/>
+                <wp:effectExtent l="0" t="0" r="6985" b="13970"/>
+                <wp:wrapNone/>
+                <wp:docPr id="1744209105" name="Text Box 9"/>
+                <wp:cNvGraphicFramePr/>
+                <a:graphic xmlns:a="http://schemas.openxmlformats.org/drawingml/2006/main">
+                  <a:graphicData uri="http://schemas.microsoft.com/office/word/2010/wordprocessingShape">
+                    <wps:wsp>
+                      <wps:cNvSpPr txBox="1"/>
+                      <wps:spPr>
+                        <a:xfrm>
+                          <a:off x="0" y="0"/>
+                          <a:ext cx="603115" cy="252920"/>
+                        </a:xfrm>
+                        <a:prstGeom prst="rect">
+                          <a:avLst/>
+                        </a:prstGeom>
+                        <a:solidFill>
+                          <a:schemeClr val="lt1"/>
+                        </a:solidFill>
+                        <a:ln w="12700">
+                          <a:solidFill>
+                            <a:srgbClr val="002060"/>
+                          </a:solidFill>
+                        </a:ln>
+                      </wps:spPr>
+                      <wps:txbx>
+                        <w:txbxContent>
+                          <w:p/>
+                        </w:txbxContent>
+                      </wps:txbx>
+                      <wps:bodyPr rot="0" spcFirstLastPara="0" vertOverflow="overflow" horzOverflow="overflow" vert="horz" wrap="square" lIns="91440" tIns="45720" rIns="91440" bIns="45720" numCol="1" spcCol="0" rtlCol="0" fromWordArt="0" anchor="t" anchorCtr="0" forceAA="0" compatLnSpc="1">
+                        <a:prstTxWarp prst="textNoShape">
+                          <a:avLst/>
+                        </a:prstTxWarp>
+                        <a:noAutofit/>
+                      </wps:bodyPr>
+                    </wps:wsp>
+                  </a:graphicData>
+                </a:graphic>
+              </wp:anchor>
+            </w:drawing>
+          </mc:Choice>
+          <mc:Fallback>
+            <w:pict>
+              <v:shape w14:anchorId="7EF1DC04" id="_x0000_s1028" type="#_x0000_t202" style="position:absolute;margin-left:79.2pt;margin-top:10.9pt;width:47.5pt;height:19.9pt;z-index:251703296;visibility:visible;mso-wrap-style:square;mso-wrap-distance-left:9pt;mso-wrap-distance-top:0;mso-wrap-distance-right:9pt;mso-wrap-distance-bottom:0;mso-position-horizontal:absolute;mso-position-horizontal-relative:text;mso-position-vertical:absolute;mso-position-vertical-relative:text;v-text-anchor:top" o:gfxdata="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" fillcolor="white [3201]" strokecolor="#002060" strokeweight="1pt">
+                <v:textbox>
+                  <w:txbxContent>
+                    <w:p/>
+                  </w:txbxContent>
+                </v:textbox>
+              </v:shape>
+            </w:pict>
+          </mc:Fallback>
+        </mc:AlternateContent>
+      </w:r>
+    </w:p>
+    <w:p>
+      <w:r>
+        <w:rPr>
+          <w:i/>
+          <w:iCs/>
+        </w:rPr>
+        <w:t>Happy</w:t>
+      </w:r>
+      <w:r>
+        <w:rPr>
+          <w:i/>
+          <w:iCs/>
+        </w:rPr>
+        <w:t xml:space="preserve"> x Sad</w:t>
+      </w:r>
+      <w:r>
+        <w:t xml:space="preserve"> = </w:t>
+      </w:r>
+    </w:p>
+    <w:p/>
+    <w:p>
+      <w:r>
+        <w:t xml:space="preserve">What </w:t>
+      </w:r>
+      <w:r>
+        <w:t>f</w:t>
+      </w:r>
+      <w:r>
+        <w:t>aces are most alike?</w:t>
+      </w:r>
+    </w:p>
+    <w:p/>
+    <w:p>
+      <w:r>
+        <w:t>Happy, sad and Delighted</w:t>
+      </w:r>
+    </w:p>
+    <w:p>
+      <w:r>
+        <w:br w:type="page"/>
+      </w:r>
+    </w:p>
+    <w:p/>
+    <w:p>
+      <w:pPr>
+        <w:sectPr>
+          <w:type w:val="continuous"/>
+          <w:pgSz w:w="11900" w:h="16840"/>
+          <w:pgMar w:top="1440" w:right="1440" w:bottom="1440" w:left="1440" w:header="708" w:footer="708" w:gutter="0"/>
+          <w:cols w:space="708"/>
+          <w:docGrid w:linePitch="360"/>
+        </w:sectPr>
+      </w:pPr>
+    </w:p>
+    <w:p>
+      <w:r>
+        <w:t xml:space="preserve">Sketch a </w:t>
+      </w:r>
+      <w:r>
+        <w:t>Delighted</w:t>
+      </w:r>
+      <w:r>
+        <w:t xml:space="preserve"> face</w:t>
+      </w:r>
+    </w:p>
+    <w:tbl>
+      <w:tblPr>
+        <w:tblStyle w:val="TableGrid"/>
+        <w:tblW w:w="0" w:type="auto"/>
+        <w:tblLook w:val="04A0" w:firstRow="1" w:lastRow="0" w:firstColumn="1" w:lastColumn="0" w:noHBand="0" w:noVBand="1"/>
+      </w:tblPr>
+      <w:tblGrid>
+        <w:gridCol w:w="567"/>
+        <w:gridCol w:w="567"/>
+        <w:gridCol w:w="567"/>
+        <w:gridCol w:w="567"/>
+      </w:tblGrid>
+      <w:tr>
+        <w:trPr>
+          <w:trHeight w:val="567"/>
+        </w:trPr>
+        <w:tc>
+          <w:tcPr>
+            <w:tcW w:w="567" w:type="dxa"/>
+          </w:tcPr>
+          <w:p/>
+        </w:tc>
+        <w:tc>
+          <w:tcPr>
+            <w:tcW w:w="567" w:type="dxa"/>
+          </w:tcPr>
+          <w:p/>
+        </w:tc>
+        <w:tc>
+          <w:tcPr>
+            <w:tcW w:w="567" w:type="dxa"/>
+          </w:tcPr>
+          <w:p/>
+        </w:tc>
+        <w:tc>
+          <w:tcPr>
+            <w:tcW w:w="567" w:type="dxa"/>
+          </w:tcPr>
+          <w:p/>
+        </w:tc>
+      </w:tr>
+      <w:tr>
+        <w:trPr>
+          <w:trHeight w:val="567"/>
+        </w:trPr>
+        <w:tc>
+          <w:tcPr>
+            <w:tcW w:w="567" w:type="dxa"/>
+          </w:tcPr>
+          <w:p/>
+        </w:tc>
+        <w:tc>
+          <w:tcPr>
+            <w:tcW w:w="567" w:type="dxa"/>
+          </w:tcPr>
+          <w:p/>
+        </w:tc>
+        <w:tc>
+          <w:tcPr>
+            <w:tcW w:w="567" w:type="dxa"/>
+          </w:tcPr>
+          <w:p/>
+        </w:tc>
+        <w:tc>
+          <w:tcPr>
+            <w:tcW w:w="567" w:type="dxa"/>
+          </w:tcPr>
+          <w:p/>
+        </w:tc>
+      </w:tr>
+      <w:tr>
+        <w:trPr>
+          <w:trHeight w:val="567"/>
+        </w:trPr>
+        <w:tc>
+          <w:tcPr>
+            <w:tcW w:w="567" w:type="dxa"/>
+          </w:tcPr>
+          <w:p/>
+        </w:tc>
+        <w:tc>
+          <w:tcPr>
+            <w:tcW w:w="567" w:type="dxa"/>
+          </w:tcPr>
+          <w:p/>
+        </w:tc>
+        <w:tc>
+          <w:tcPr>
+            <w:tcW w:w="567" w:type="dxa"/>
+          </w:tcPr>
+          <w:p/>
+        </w:tc>
+        <w:tc>
+          <w:tcPr>
+            <w:tcW w:w="567" w:type="dxa"/>
+          </w:tcPr>
+          <w:p/>
+        </w:tc>
+      </w:tr>
+      <w:tr>
+        <w:trPr>
+          <w:trHeight w:val="567"/>
+        </w:trPr>
+        <w:tc>
+          <w:tcPr>
+            <w:tcW w:w="567" w:type="dxa"/>
+          </w:tcPr>
+          <w:p/>
+        </w:tc>
+        <w:tc>
+          <w:tcPr>
+            <w:tcW w:w="567" w:type="dxa"/>
+          </w:tcPr>
+          <w:p/>
+        </w:tc>
+        <w:tc>
+          <w:tcPr>
+            <w:tcW w:w="567" w:type="dxa"/>
+          </w:tcPr>
+          <w:p/>
+        </w:tc>
+        <w:tc>
+          <w:tcPr>
+            <w:tcW w:w="567" w:type="dxa"/>
+          </w:tcPr>
+          <w:p/>
+        </w:tc>
+      </w:tr>
+    </w:tbl>
+    <w:p/>
+    <w:p>
+      <w:r>
+        <w:t xml:space="preserve">Write a </w:t>
+      </w:r>
+      <w:r>
+        <w:t>Delighted</w:t>
+      </w:r>
+      <w:r>
+        <w:t xml:space="preserve"> face as numbers</w:t>
+      </w:r>
+    </w:p>
+    <w:tbl>
+      <w:tblPr>
+        <w:tblStyle w:val="TableGrid"/>
+        <w:tblW w:w="0" w:type="auto"/>
+        <w:tblLook w:val="04A0" w:firstRow="1" w:lastRow="0" w:firstColumn="1" w:lastColumn="0" w:noHBand="0" w:noVBand="1"/>
+      </w:tblPr>
+      <w:tblGrid>
+        <w:gridCol w:w="567"/>
+        <w:gridCol w:w="567"/>
+        <w:gridCol w:w="567"/>
+        <w:gridCol w:w="567"/>
+      </w:tblGrid>
+      <w:tr>
+        <w:trPr>
+          <w:trHeight w:val="567"/>
+        </w:trPr>
+        <w:tc>
+          <w:tcPr>
+            <w:tcW w:w="567" w:type="dxa"/>
+          </w:tcPr>
+          <w:p/>
+        </w:tc>
+        <w:tc>
+          <w:tcPr>
+            <w:tcW w:w="567" w:type="dxa"/>
+          </w:tcPr>
+          <w:p/>
+        </w:tc>
+        <w:tc>
+          <w:tcPr>
+            <w:tcW w:w="567" w:type="dxa"/>
+          </w:tcPr>
+          <w:p/>
+        </w:tc>
+        <w:tc>
+          <w:tcPr>
+            <w:tcW w:w="567" w:type="dxa"/>
+          </w:tcPr>
+          <w:p/>
+        </w:tc>
+      </w:tr>
+      <w:tr>
+        <w:trPr>
+          <w:trHeight w:val="567"/>
+        </w:trPr>
+        <w:tc>
+          <w:tcPr>
+            <w:tcW w:w="567" w:type="dxa"/>
+          </w:tcPr>
+          <w:p/>
+        </w:tc>
+        <w:tc>
+          <w:tcPr>
+            <w:tcW w:w="567" w:type="dxa"/>
+          </w:tcPr>
+          <w:p/>
+        </w:tc>
+        <w:tc>
+          <w:tcPr>
+            <w:tcW w:w="567" w:type="dxa"/>
+          </w:tcPr>
+          <w:p/>
+        </w:tc>
+        <w:tc>
+          <w:tcPr>
+            <w:tcW w:w="567" w:type="dxa"/>
+          </w:tcPr>
+          <w:p/>
+        </w:tc>
+      </w:tr>
+      <w:tr>
+        <w:trPr>
+          <w:trHeight w:val="567"/>
+        </w:trPr>
+        <w:tc>
+          <w:tcPr>
+            <w:tcW w:w="567" w:type="dxa"/>
+          </w:tcPr>
+          <w:p/>
+        </w:tc>
+        <w:tc>
+          <w:tcPr>
+            <w:tcW w:w="567" w:type="dxa"/>
+          </w:tcPr>
+          <w:p/>
+        </w:tc>
+        <w:tc>
+          <w:tcPr>
+            <w:tcW w:w="567" w:type="dxa"/>
+          </w:tcPr>
+          <w:p/>
+        </w:tc>
+        <w:tc>
+          <w:tcPr>
+            <w:tcW w:w="567" w:type="dxa"/>
+          </w:tcPr>
+          <w:p/>
+        </w:tc>
+      </w:tr>
+      <w:tr>
+        <w:trPr>
+          <w:trHeight w:val="567"/>
+        </w:trPr>
+        <w:tc>
+          <w:tcPr>
+            <w:tcW w:w="567" w:type="dxa"/>
+          </w:tcPr>
+          <w:p/>
+        </w:tc>
+        <w:tc>
+          <w:tcPr>
+            <w:tcW w:w="567" w:type="dxa"/>
+          </w:tcPr>
+          <w:p/>
+        </w:tc>
+        <w:tc>
+          <w:tcPr>
+            <w:tcW w:w="567" w:type="dxa"/>
+          </w:tcPr>
+          <w:p/>
+        </w:tc>
+        <w:tc>
+          <w:tcPr>
+            <w:tcW w:w="567" w:type="dxa"/>
+          </w:tcPr>
+          <w:p/>
+        </w:tc>
+      </w:tr>
+    </w:tbl>
+    <w:p/>
+    <w:p>
+      <w:pPr>
+        <w:sectPr>
+          <w:type w:val="continuous"/>
+          <w:pgSz w:w="11900" w:h="16840"/>
+          <w:pgMar w:top="1440" w:right="1440" w:bottom="1440" w:left="1440" w:header="708" w:footer="708" w:gutter="0"/>
+          <w:cols w:num="2" w:space="708"/>
+          <w:docGrid w:linePitch="360"/>
+        </w:sectPr>
+      </w:pPr>
+    </w:p>
+    <w:p/>
+    <w:p>
+      <w:pPr>
+        <w:pStyle w:val="Heading3"/>
+        <w:sectPr>
+          <w:headerReference w:type="default" r:id="rId19"/>
+          <w:footerReference w:type="default" r:id="rId20"/>
+          <w:type w:val="continuous"/>
+          <w:pgSz w:w="11900" w:h="16840"/>
+          <w:pgMar w:top="1440" w:right="1440" w:bottom="1440" w:left="1440" w:header="708" w:footer="708" w:gutter="0"/>
+          <w:cols w:space="708"/>
+          <w:docGrid w:linePitch="360"/>
+        </w:sectPr>
+      </w:pPr>
+      <w:r>
+        <w:rPr>
+          <w:lang w:val="en-US"/>
+        </w:rPr>
+        <w:t xml:space="preserve">Comparing </w:t>
+      </w:r>
+      <w:r>
+        <w:rPr>
+          <w:lang w:val="en-US"/>
+        </w:rPr>
+        <w:t xml:space="preserve">the </w:t>
+      </w:r>
+      <w:r>
+        <w:rPr>
+          <w:lang w:val="en-US"/>
+        </w:rPr>
+        <w:t>more</w:t>
+      </w:r>
+      <w:r>
+        <w:rPr>
+          <w:lang w:val="en-US"/>
+        </w:rPr>
+        <w:t xml:space="preserve"> face</w:t>
+      </w:r>
+      <w:r>
+        <w:rPr>
+          <w:lang w:val="en-US"/>
+        </w:rPr>
+        <w:t>s</w:t>
+      </w:r>
+      <w:r>
+        <w:rPr>
+          <w:lang w:val="en-US"/>
+        </w:rPr>
+        <w:t xml:space="preserve"> using </w:t>
+      </w:r>
+      <w:proofErr w:type="spellStart"/>
+      <w:r>
+        <w:rPr>
+          <w:lang w:val="en-US"/>
+        </w:rPr>
+        <w:t>maths</w:t>
+      </w:r>
+      <w:proofErr w:type="spellEnd"/>
+    </w:p>
+    <w:p>
+      <w:pPr>
+        <w:rPr>
+          <w:b/>
+          <w:bCs/>
+        </w:rPr>
+      </w:pPr>
+      <w:r>
+        <w:rPr>
+          <w:b/>
+          <w:bCs/>
+          <w:noProof/>
+        </w:rPr>
+        <mc:AlternateContent>
+          <mc:Choice Requires="wps">
+            <w:drawing>
+              <wp:anchor distT="0" distB="0" distL="114300" distR="114300" simplePos="0" relativeHeight="251681792" behindDoc="0" locked="0" layoutInCell="1" allowOverlap="1" wp14:anchorId="2D48C018" wp14:editId="5AFE2778">
+                <wp:simplePos x="0" y="0"/>
+                <wp:positionH relativeFrom="column">
+                  <wp:posOffset>1419860</wp:posOffset>
+                </wp:positionH>
+                <wp:positionV relativeFrom="paragraph">
+                  <wp:posOffset>634500</wp:posOffset>
+                </wp:positionV>
+                <wp:extent cx="710119" cy="671047"/>
+                <wp:effectExtent l="0" t="0" r="0" b="0"/>
+                <wp:wrapNone/>
+                <wp:docPr id="2051024155" name="Multiply 1"/>
+                <wp:cNvGraphicFramePr/>
+                <a:graphic xmlns:a="http://schemas.openxmlformats.org/drawingml/2006/main">
+                  <a:graphicData uri="http://schemas.microsoft.com/office/word/2010/wordprocessingShape">
+                    <wps:wsp>
+                      <wps:cNvSpPr/>
+                      <wps:spPr>
+                        <a:xfrm>
+                          <a:off x="0" y="0"/>
+                          <a:ext cx="710119" cy="671047"/>
+                        </a:xfrm>
+                        <a:prstGeom prst="mathMultiply">
+                          <a:avLst/>
+                        </a:prstGeom>
+                      </wps:spPr>
+                      <wps:style>
+                        <a:lnRef idx="2">
+                          <a:schemeClr val="accent1">
+                            <a:shade val="15000"/>
+                          </a:schemeClr>
+                        </a:lnRef>
+                        <a:fillRef idx="1">
+                          <a:schemeClr val="accent1"/>
+                        </a:fillRef>
+                        <a:effectRef idx="0">
+                          <a:schemeClr val="accent1"/>
+                        </a:effectRef>
+                        <a:fontRef idx="minor">
+                          <a:schemeClr val="lt1"/>
+                        </a:fontRef>
+                      </wps:style>
+                      <wps:bodyPr rot="0" spcFirstLastPara="0" vertOverflow="overflow" horzOverflow="overflow" vert="horz" wrap="square" lIns="91440" tIns="45720" rIns="91440" bIns="45720" numCol="1" spcCol="0" rtlCol="0" fromWordArt="0" anchor="ctr" anchorCtr="0" forceAA="0" compatLnSpc="1">
+                        <a:prstTxWarp prst="textNoShape">
+                          <a:avLst/>
+                        </a:prstTxWarp>
+                        <a:noAutofit/>
+                      </wps:bodyPr>
+                    </wps:wsp>
+                  </a:graphicData>
+                </a:graphic>
+                <wp14:sizeRelH relativeFrom="margin">
+                  <wp14:pctWidth>0</wp14:pctWidth>
+                </wp14:sizeRelH>
+                <wp14:sizeRelV relativeFrom="margin">
+                  <wp14:pctHeight>0</wp14:pctHeight>
+                </wp14:sizeRelV>
+              </wp:anchor>
+            </w:drawing>
+          </mc:Choice>
+          <mc:Fallback>
+            <w:pict>
+              <v:shape w14:anchorId="5F53EA4B" id="Multiply 1" o:spid="_x0000_s1026" style="position:absolute;margin-left:111.8pt;margin-top:49.95pt;width:55.9pt;height:52.85pt;z-index:251681792;visibility:visible;mso-wrap-style:square;mso-width-percent:0;mso-height-percent:0;mso-wrap-distance-left:9pt;mso-wrap-distance-top:0;mso-wrap-distance-right:9pt;mso-wrap-distance-bottom:0;mso-position-horizontal:absolute;mso-position-horizontal-relative:text;mso-position-vertical:absolute;mso-position-vertical-relative:text;mso-width-percent:0;mso-height-percent:0;mso-width-relative:margin;mso-height-relative:margin;v-text-anchor:middle" coordsize="710119,671047" o:gfxdata="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" path="m116352,218526l224754,103812,355060,226948,485365,103812,593767,218526,469957,335524,593767,452521,485365,567235,355060,444099,224754,567235,116352,452521,240162,335524,116352,218526xe" fillcolor="#156082 [3204]" strokecolor="#030e13 [484]" strokeweight="1pt">
+                <v:stroke joinstyle="miter"/>
+                <v:path arrowok="t" o:connecttype="custom" o:connectlocs="116352,218526;224754,103812;355060,226948;485365,103812;593767,218526;469957,335524;593767,452521;485365,567235;355060,444099;224754,567235;116352,452521;240162,335524;116352,218526" o:connectangles="0,0,0,0,0,0,0,0,0,0,0,0,0"/>
+              </v:shape>
+            </w:pict>
+          </mc:Fallback>
+        </mc:AlternateContent>
+      </w:r>
+      <w:r>
+        <w:rPr>
+          <w:b/>
+          <w:bCs/>
+          <w:noProof/>
+        </w:rPr>
+        <w:t>Delighted</w:t>
+      </w:r>
+    </w:p>
+    <w:tbl>
+      <w:tblPr>
+        <w:tblStyle w:val="TableGrid"/>
+        <w:tblW w:w="0" w:type="auto"/>
+        <w:tblLook w:val="04A0" w:firstRow="1" w:lastRow="0" w:firstColumn="1" w:lastColumn="0" w:noHBand="0" w:noVBand="1"/>
+      </w:tblPr>
+      <w:tblGrid>
+        <w:gridCol w:w="567"/>
+        <w:gridCol w:w="567"/>
+        <w:gridCol w:w="567"/>
+        <w:gridCol w:w="567"/>
+      </w:tblGrid>
+      <w:tr>
+        <w:trPr>
+          <w:trHeight w:val="567"/>
+        </w:trPr>
+        <w:tc>
+          <w:tcPr>
+            <w:tcW w:w="567" w:type="dxa"/>
+          </w:tcPr>
+          <w:p/>
+        </w:tc>
+        <w:tc>
+          <w:tcPr>
+            <w:tcW w:w="567" w:type="dxa"/>
+          </w:tcPr>
+          <w:p/>
+        </w:tc>
+        <w:tc>
+          <w:tcPr>
+            <w:tcW w:w="567" w:type="dxa"/>
+          </w:tcPr>
+          <w:p/>
+        </w:tc>
+        <w:tc>
+          <w:tcPr>
+            <w:tcW w:w="567" w:type="dxa"/>
+          </w:tcPr>
+          <w:p/>
+        </w:tc>
+      </w:tr>
+      <w:tr>
+        <w:trPr>
+          <w:trHeight w:val="567"/>
+        </w:trPr>
+        <w:tc>
+          <w:tcPr>
+            <w:tcW w:w="567" w:type="dxa"/>
+          </w:tcPr>
+          <w:p/>
+        </w:tc>
+        <w:tc>
+          <w:tcPr>
+            <w:tcW w:w="567" w:type="dxa"/>
+          </w:tcPr>
+          <w:p/>
+        </w:tc>
+        <w:tc>
+          <w:tcPr>
+            <w:tcW w:w="567" w:type="dxa"/>
+          </w:tcPr>
+          <w:p/>
+        </w:tc>
+        <w:tc>
+          <w:tcPr>
+            <w:tcW w:w="567" w:type="dxa"/>
+          </w:tcPr>
+          <w:p/>
+        </w:tc>
+      </w:tr>
+      <w:tr>
+        <w:trPr>
+          <w:trHeight w:val="567"/>
+        </w:trPr>
+        <w:tc>
+          <w:tcPr>
+            <w:tcW w:w="567" w:type="dxa"/>
+          </w:tcPr>
+          <w:p/>
+        </w:tc>
+        <w:tc>
+          <w:tcPr>
+            <w:tcW w:w="567" w:type="dxa"/>
+          </w:tcPr>
+          <w:p/>
+        </w:tc>
+        <w:tc>
+          <w:tcPr>
+            <w:tcW w:w="567" w:type="dxa"/>
+          </w:tcPr>
+          <w:p/>
+        </w:tc>
+        <w:tc>
+          <w:tcPr>
+            <w:tcW w:w="567" w:type="dxa"/>
+          </w:tcPr>
+          <w:p/>
+        </w:tc>
+      </w:tr>
+      <w:tr>
+        <w:trPr>
+          <w:trHeight w:val="567"/>
+        </w:trPr>
+        <w:tc>
+          <w:tcPr>
+            <w:tcW w:w="567" w:type="dxa"/>
+          </w:tcPr>
+          <w:p/>
+        </w:tc>
+        <w:tc>
+          <w:tcPr>
+            <w:tcW w:w="567" w:type="dxa"/>
+          </w:tcPr>
+          <w:p/>
+        </w:tc>
+        <w:tc>
+          <w:tcPr>
+            <w:tcW w:w="567" w:type="dxa"/>
+          </w:tcPr>
+          <w:p/>
+        </w:tc>
+        <w:tc>
+          <w:tcPr>
+            <w:tcW w:w="567" w:type="dxa"/>
+          </w:tcPr>
+          <w:p/>
+        </w:tc>
+      </w:tr>
+    </w:tbl>
+    <w:p>
+      <w:r>
+        <w:rPr>
+          <w:noProof/>
+        </w:rPr>
+        <mc:AlternateContent>
+          <mc:Choice Requires="wps">
+            <w:drawing>
+              <wp:anchor distT="0" distB="0" distL="114300" distR="114300" simplePos="0" relativeHeight="251699200" behindDoc="0" locked="0" layoutInCell="1" allowOverlap="1" wp14:anchorId="1B05CC49" wp14:editId="0EF74BF8">
+                <wp:simplePos x="0" y="0"/>
+                <wp:positionH relativeFrom="column">
+                  <wp:posOffset>1167319</wp:posOffset>
+                </wp:positionH>
+                <wp:positionV relativeFrom="paragraph">
+                  <wp:posOffset>143469</wp:posOffset>
+                </wp:positionV>
+                <wp:extent cx="603115" cy="252920"/>
+                <wp:effectExtent l="0" t="0" r="6985" b="13970"/>
+                <wp:wrapNone/>
+                <wp:docPr id="977064005" name="Text Box 9"/>
+                <wp:cNvGraphicFramePr/>
+                <a:graphic xmlns:a="http://schemas.openxmlformats.org/drawingml/2006/main">
+                  <a:graphicData uri="http://schemas.microsoft.com/office/word/2010/wordprocessingShape">
+                    <wps:wsp>
+                      <wps:cNvSpPr txBox="1"/>
+                      <wps:spPr>
+                        <a:xfrm>
+                          <a:off x="0" y="0"/>
+                          <a:ext cx="603115" cy="252920"/>
+                        </a:xfrm>
+                        <a:prstGeom prst="rect">
+                          <a:avLst/>
+                        </a:prstGeom>
+                        <a:solidFill>
+                          <a:schemeClr val="lt1"/>
+                        </a:solidFill>
+                        <a:ln w="12700">
+                          <a:solidFill>
+                            <a:srgbClr val="002060"/>
+                          </a:solidFill>
+                        </a:ln>
+                      </wps:spPr>
+                      <wps:txbx>
+                        <w:txbxContent>
+                          <w:p/>
+                        </w:txbxContent>
+                      </wps:txbx>
+                      <wps:bodyPr rot="0" spcFirstLastPara="0" vertOverflow="overflow" horzOverflow="overflow" vert="horz" wrap="square" lIns="91440" tIns="45720" rIns="91440" bIns="45720" numCol="1" spcCol="0" rtlCol="0" fromWordArt="0" anchor="t" anchorCtr="0" forceAA="0" compatLnSpc="1">
+                        <a:prstTxWarp prst="textNoShape">
+                          <a:avLst/>
+                        </a:prstTxWarp>
+                        <a:noAutofit/>
+                      </wps:bodyPr>
+                    </wps:wsp>
+                  </a:graphicData>
+                </a:graphic>
+              </wp:anchor>
+            </w:drawing>
+          </mc:Choice>
+          <mc:Fallback>
+            <w:pict>
+              <v:shape w14:anchorId="1B05CC49" id="_x0000_s1029" type="#_x0000_t202" style="position:absolute;margin-left:91.9pt;margin-top:11.3pt;width:47.5pt;height:19.9pt;z-index:251699200;visibility:visible;mso-wrap-style:square;mso-wrap-distance-left:9pt;mso-wrap-distance-top:0;mso-wrap-distance-right:9pt;mso-wrap-distance-bottom:0;mso-position-horizontal:absolute;mso-position-horizontal-relative:text;mso-position-vertical:absolute;mso-position-vertical-relative:text;v-text-anchor:top" o:gfxdata="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" fillcolor="white [3201]" strokecolor="#002060" strokeweight="1pt">
+                <v:textbox>
+                  <w:txbxContent>
+                    <w:p/>
+                  </w:txbxContent>
+                </v:textbox>
+              </v:shape>
+            </w:pict>
+          </mc:Fallback>
+        </mc:AlternateContent>
+      </w:r>
+    </w:p>
+    <w:p>
+      <w:pPr>
+        <w:rPr>
+          <w:b/>
+          <w:bCs/>
+        </w:rPr>
+      </w:pPr>
+      <w:r>
+        <w:rPr>
+          <w:b/>
+          <w:bCs/>
+          <w:noProof/>
+        </w:rPr>
+        <mc:AlternateContent>
+          <mc:Choice Requires="wps">
+            <w:drawing>
+              <wp:anchor distT="0" distB="0" distL="114300" distR="114300" simplePos="0" relativeHeight="251682816" behindDoc="0" locked="0" layoutInCell="1" allowOverlap="1" wp14:anchorId="633CFCC2" wp14:editId="35B99A55">
+                <wp:simplePos x="0" y="0"/>
+                <wp:positionH relativeFrom="column">
+                  <wp:posOffset>1420779</wp:posOffset>
+                </wp:positionH>
+                <wp:positionV relativeFrom="paragraph">
+                  <wp:posOffset>546465</wp:posOffset>
+                </wp:positionV>
+                <wp:extent cx="690664" cy="739302"/>
+                <wp:effectExtent l="0" t="0" r="0" b="0"/>
+                <wp:wrapNone/>
+                <wp:docPr id="1475080558" name="Equals 2"/>
+                <wp:cNvGraphicFramePr/>
+                <a:graphic xmlns:a="http://schemas.openxmlformats.org/drawingml/2006/main">
+                  <a:graphicData uri="http://schemas.microsoft.com/office/word/2010/wordprocessingShape">
+                    <wps:wsp>
+                      <wps:cNvSpPr/>
+                      <wps:spPr>
+                        <a:xfrm>
+                          <a:off x="0" y="0"/>
+                          <a:ext cx="690664" cy="739302"/>
+                        </a:xfrm>
+                        <a:prstGeom prst="mathEqual">
+                          <a:avLst/>
+                        </a:prstGeom>
+                      </wps:spPr>
+                      <wps:style>
+                        <a:lnRef idx="2">
+                          <a:schemeClr val="accent1">
+                            <a:shade val="15000"/>
+                          </a:schemeClr>
+                        </a:lnRef>
+                        <a:fillRef idx="1">
+                          <a:schemeClr val="accent1"/>
+                        </a:fillRef>
+                        <a:effectRef idx="0">
+                          <a:schemeClr val="accent1"/>
+                        </a:effectRef>
+                        <a:fontRef idx="minor">
+                          <a:schemeClr val="lt1"/>
+                        </a:fontRef>
+                      </wps:style>
+                      <wps:bodyPr rot="0" spcFirstLastPara="0" vertOverflow="overflow" horzOverflow="overflow" vert="horz" wrap="square" lIns="91440" tIns="45720" rIns="91440" bIns="45720" numCol="1" spcCol="0" rtlCol="0" fromWordArt="0" anchor="ctr" anchorCtr="0" forceAA="0" compatLnSpc="1">
+                        <a:prstTxWarp prst="textNoShape">
+                          <a:avLst/>
+                        </a:prstTxWarp>
+                        <a:noAutofit/>
+                      </wps:bodyPr>
+                    </wps:wsp>
+                  </a:graphicData>
+                </a:graphic>
+                <wp14:sizeRelH relativeFrom="margin">
+                  <wp14:pctWidth>0</wp14:pctWidth>
+                </wp14:sizeRelH>
+                <wp14:sizeRelV relativeFrom="margin">
+                  <wp14:pctHeight>0</wp14:pctHeight>
+                </wp14:sizeRelV>
+              </wp:anchor>
+            </w:drawing>
+          </mc:Choice>
+          <mc:Fallback>
+            <w:pict>
+              <v:shape w14:anchorId="1D3F8E37" id="Equals 2" o:spid="_x0000_s1026" style="position:absolute;margin-left:111.85pt;margin-top:43.05pt;width:54.4pt;height:58.2pt;z-index:251682816;visibility:visible;mso-wrap-style:square;mso-width-percent:0;mso-height-percent:0;mso-wrap-distance-left:9pt;mso-wrap-distance-top:0;mso-wrap-distance-right:9pt;mso-wrap-distance-bottom:0;mso-position-horizontal:absolute;mso-position-horizontal-relative:text;mso-position-vertical:absolute;mso-position-vertical-relative:text;mso-width-percent:0;mso-height-percent:0;mso-width-relative:margin;mso-height-relative:margin;v-text-anchor:middle" coordsize="690664,739302" o:gfxdata="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" path="m91548,152296r507568,l599116,326180r-507568,l91548,152296xm91548,413122r507568,l599116,587006r-507568,l91548,413122xe" fillcolor="#156082 [3204]" strokecolor="#030e13 [484]" strokeweight="1pt">
+                <v:stroke joinstyle="miter"/>
+                <v:path arrowok="t" o:connecttype="custom" o:connectlocs="91548,152296;599116,152296;599116,326180;91548,326180;91548,152296;91548,413122;599116,413122;599116,587006;91548,587006;91548,413122" o:connectangles="0,0,0,0,0,0,0,0,0,0"/>
+              </v:shape>
+            </w:pict>
+          </mc:Fallback>
+        </mc:AlternateContent>
+      </w:r>
+      <w:r>
+        <w:rPr>
+          <w:b/>
+          <w:bCs/>
+        </w:rPr>
+        <w:t>Sad</w:t>
+      </w:r>
+    </w:p>
+    <w:tbl>
+      <w:tblPr>
+        <w:tblStyle w:val="TableGrid"/>
+        <w:tblW w:w="0" w:type="auto"/>
+        <w:tblLook w:val="04A0" w:firstRow="1" w:lastRow="0" w:firstColumn="1" w:lastColumn="0" w:noHBand="0" w:noVBand="1"/>
+      </w:tblPr>
+      <w:tblGrid>
+        <w:gridCol w:w="567"/>
+        <w:gridCol w:w="567"/>
+        <w:gridCol w:w="567"/>
+        <w:gridCol w:w="567"/>
+      </w:tblGrid>
+      <w:tr>
+        <w:trPr>
+          <w:trHeight w:val="567"/>
+        </w:trPr>
+        <w:tc>
+          <w:tcPr>
+            <w:tcW w:w="567" w:type="dxa"/>
+          </w:tcPr>
+          <w:p/>
+        </w:tc>
+        <w:tc>
+          <w:tcPr>
+            <w:tcW w:w="567" w:type="dxa"/>
+          </w:tcPr>
+          <w:p/>
+        </w:tc>
+        <w:tc>
+          <w:tcPr>
+            <w:tcW w:w="567" w:type="dxa"/>
+          </w:tcPr>
+          <w:p/>
+        </w:tc>
+        <w:tc>
+          <w:tcPr>
+            <w:tcW w:w="567" w:type="dxa"/>
+          </w:tcPr>
+          <w:p/>
+        </w:tc>
+      </w:tr>
+      <w:tr>
+        <w:trPr>
+          <w:trHeight w:val="567"/>
+        </w:trPr>
+        <w:tc>
+          <w:tcPr>
+            <w:tcW w:w="567" w:type="dxa"/>
+          </w:tcPr>
+          <w:p/>
+        </w:tc>
+        <w:tc>
+          <w:tcPr>
+            <w:tcW w:w="567" w:type="dxa"/>
+          </w:tcPr>
+          <w:p/>
+        </w:tc>
+        <w:tc>
+          <w:tcPr>
+            <w:tcW w:w="567" w:type="dxa"/>
+          </w:tcPr>
+          <w:p/>
+        </w:tc>
+        <w:tc>
+          <w:tcPr>
+            <w:tcW w:w="567" w:type="dxa"/>
+          </w:tcPr>
+          <w:p/>
+        </w:tc>
+      </w:tr>
+      <w:tr>
+        <w:trPr>
+          <w:trHeight w:val="567"/>
+        </w:trPr>
+        <w:tc>
+          <w:tcPr>
+            <w:tcW w:w="567" w:type="dxa"/>
+          </w:tcPr>
+          <w:p/>
+        </w:tc>
+        <w:tc>
+          <w:tcPr>
+            <w:tcW w:w="567" w:type="dxa"/>
+          </w:tcPr>
+          <w:p/>
+        </w:tc>
+        <w:tc>
+          <w:tcPr>
+            <w:tcW w:w="567" w:type="dxa"/>
+          </w:tcPr>
+          <w:p/>
+        </w:tc>
+        <w:tc>
+          <w:tcPr>
+            <w:tcW w:w="567" w:type="dxa"/>
+          </w:tcPr>
+          <w:p/>
+        </w:tc>
+      </w:tr>
+      <w:tr>
+        <w:trPr>
+          <w:trHeight w:val="567"/>
+        </w:trPr>
+        <w:tc>
+          <w:tcPr>
+            <w:tcW w:w="567" w:type="dxa"/>
+          </w:tcPr>
+          <w:p/>
+        </w:tc>
+        <w:tc>
+          <w:tcPr>
+            <w:tcW w:w="567" w:type="dxa"/>
+          </w:tcPr>
+          <w:p/>
+        </w:tc>
+        <w:tc>
+          <w:tcPr>
+            <w:tcW w:w="567" w:type="dxa"/>
+          </w:tcPr>
+          <w:p/>
+        </w:tc>
+        <w:tc>
+          <w:tcPr>
+            <w:tcW w:w="567" w:type="dxa"/>
+          </w:tcPr>
+          <w:p/>
+        </w:tc>
+      </w:tr>
+    </w:tbl>
+    <w:p/>
+    <w:p/>
+    <w:tbl>
+      <w:tblPr>
+        <w:tblStyle w:val="TableGrid"/>
+        <w:tblW w:w="0" w:type="auto"/>
+        <w:tblLook w:val="04A0" w:firstRow="1" w:lastRow="0" w:firstColumn="1" w:lastColumn="0" w:noHBand="0" w:noVBand="1"/>
+      </w:tblPr>
+      <w:tblGrid>
+        <w:gridCol w:w="567"/>
+        <w:gridCol w:w="567"/>
+        <w:gridCol w:w="567"/>
+        <w:gridCol w:w="567"/>
+      </w:tblGrid>
+      <w:tr>
+        <w:trPr>
+          <w:trHeight w:val="567"/>
+        </w:trPr>
+        <w:tc>
+          <w:tcPr>
+            <w:tcW w:w="567" w:type="dxa"/>
+          </w:tcPr>
+          <w:p/>
+        </w:tc>
+        <w:tc>
+          <w:tcPr>
+            <w:tcW w:w="567" w:type="dxa"/>
+          </w:tcPr>
+          <w:p/>
+        </w:tc>
+        <w:tc>
+          <w:tcPr>
+            <w:tcW w:w="567" w:type="dxa"/>
+          </w:tcPr>
+          <w:p/>
+        </w:tc>
+        <w:tc>
+          <w:tcPr>
+            <w:tcW w:w="567" w:type="dxa"/>
+          </w:tcPr>
+          <w:p/>
+        </w:tc>
+      </w:tr>
+      <w:tr>
+        <w:trPr>
+          <w:trHeight w:val="567"/>
+        </w:trPr>
+        <w:tc>
+          <w:tcPr>
+            <w:tcW w:w="567" w:type="dxa"/>
+          </w:tcPr>
+          <w:p/>
+        </w:tc>
+        <w:tc>
+          <w:tcPr>
+            <w:tcW w:w="567" w:type="dxa"/>
+          </w:tcPr>
+          <w:p/>
+        </w:tc>
+        <w:tc>
+          <w:tcPr>
+            <w:tcW w:w="567" w:type="dxa"/>
+          </w:tcPr>
+          <w:p/>
+        </w:tc>
+        <w:tc>
+          <w:tcPr>
+            <w:tcW w:w="567" w:type="dxa"/>
+          </w:tcPr>
+          <w:p/>
+        </w:tc>
+      </w:tr>
+      <w:tr>
+        <w:trPr>
+          <w:trHeight w:val="567"/>
+        </w:trPr>
+        <w:tc>
+          <w:tcPr>
+            <w:tcW w:w="567" w:type="dxa"/>
+          </w:tcPr>
+          <w:p/>
+        </w:tc>
+        <w:tc>
+          <w:tcPr>
+            <w:tcW w:w="567" w:type="dxa"/>
+          </w:tcPr>
+          <w:p/>
+        </w:tc>
+        <w:tc>
+          <w:tcPr>
+            <w:tcW w:w="567" w:type="dxa"/>
+          </w:tcPr>
+          <w:p/>
+        </w:tc>
+        <w:tc>
+          <w:tcPr>
+            <w:tcW w:w="567" w:type="dxa"/>
+          </w:tcPr>
+          <w:p/>
+        </w:tc>
+      </w:tr>
+      <w:tr>
+        <w:trPr>
+          <w:trHeight w:val="567"/>
+        </w:trPr>
+        <w:tc>
+          <w:tcPr>
+            <w:tcW w:w="567" w:type="dxa"/>
+          </w:tcPr>
+          <w:p/>
+        </w:tc>
+        <w:tc>
+          <w:tcPr>
+            <w:tcW w:w="567" w:type="dxa"/>
+          </w:tcPr>
+          <w:p/>
+        </w:tc>
+        <w:tc>
+          <w:tcPr>
+            <w:tcW w:w="567" w:type="dxa"/>
+          </w:tcPr>
+          <w:p/>
+        </w:tc>
+        <w:tc>
+          <w:tcPr>
+            <w:tcW w:w="567" w:type="dxa"/>
+          </w:tcPr>
+          <w:p/>
+        </w:tc>
+      </w:tr>
+    </w:tbl>
+    <w:p>
+      <w:r>
+        <w:t xml:space="preserve">  </w:t>
+      </w:r>
+    </w:p>
+    <w:p>
+      <w:pPr>
+        <w:sectPr>
+          <w:type w:val="continuous"/>
+          <w:pgSz w:w="11900" w:h="16840"/>
+          <w:pgMar w:top="1440" w:right="1428" w:bottom="1440" w:left="1440" w:header="708" w:footer="708" w:gutter="0"/>
+          <w:cols w:num="3" w:space="708"/>
+          <w:docGrid w:linePitch="360"/>
+        </w:sectPr>
+      </w:pPr>
+    </w:p>
+    <w:p>
+      <w:pPr>
+        <w:rPr>
+          <w:i/>
+          <w:iCs/>
+        </w:rPr>
+      </w:pPr>
+      <w:r>
+        <w:rPr>
+          <w:i/>
+          <w:iCs/>
+        </w:rPr>
+        <w:t>Delighted</w:t>
+      </w:r>
+      <w:r>
+        <w:rPr>
+          <w:i/>
+          <w:iCs/>
+        </w:rPr>
+        <w:t xml:space="preserve"> x Sad = </w:t>
+      </w:r>
+    </w:p>
+    <w:p>
+      <w:pPr>
+        <w:pStyle w:val="Heading3"/>
+        <w:sectPr>
+          <w:headerReference w:type="default" r:id="rId21"/>
+          <w:footerReference w:type="default" r:id="rId22"/>
+          <w:type w:val="continuous"/>
+          <w:pgSz w:w="11900" w:h="16840"/>
+          <w:pgMar w:top="1440" w:right="1440" w:bottom="1440" w:left="1440" w:header="708" w:footer="708" w:gutter="0"/>
+          <w:cols w:space="708"/>
+          <w:docGrid w:linePitch="360"/>
+        </w:sectPr>
+      </w:pPr>
+      <w:r>
+        <w:rPr>
+          <w:lang w:val="en-US"/>
+        </w:rPr>
+        <w:t xml:space="preserve">Comparing </w:t>
+      </w:r>
+      <w:r>
+        <w:rPr>
+          <w:lang w:val="en-US"/>
+        </w:rPr>
+        <w:t xml:space="preserve">the same face using </w:t>
+      </w:r>
+      <w:proofErr w:type="spellStart"/>
+      <w:r>
+        <w:rPr>
+          <w:lang w:val="en-US"/>
+        </w:rPr>
+        <w:t>maths</w:t>
+      </w:r>
+      <w:proofErr w:type="spellEnd"/>
+    </w:p>
+    <w:p>
+      <w:pPr>
+        <w:rPr>
+          <w:b/>
+          <w:bCs/>
+        </w:rPr>
+      </w:pPr>
+      <w:r>
+        <w:rPr>
+          <w:b/>
+          <w:bCs/>
+          <w:noProof/>
+        </w:rPr>
+        <mc:AlternateContent>
+          <mc:Choice Requires="wps">
+            <w:drawing>
+              <wp:anchor distT="0" distB="0" distL="114300" distR="114300" simplePos="0" relativeHeight="251683840" behindDoc="0" locked="0" layoutInCell="1" allowOverlap="1" wp14:anchorId="2C629263" wp14:editId="5B9AD8DA">
+                <wp:simplePos x="0" y="0"/>
+                <wp:positionH relativeFrom="column">
+                  <wp:posOffset>1419860</wp:posOffset>
+                </wp:positionH>
+                <wp:positionV relativeFrom="paragraph">
+                  <wp:posOffset>634500</wp:posOffset>
+                </wp:positionV>
+                <wp:extent cx="710119" cy="671047"/>
+                <wp:effectExtent l="0" t="0" r="0" b="0"/>
+                <wp:wrapNone/>
+                <wp:docPr id="991116164" name="Multiply 1"/>
+                <wp:cNvGraphicFramePr/>
+                <a:graphic xmlns:a="http://schemas.openxmlformats.org/drawingml/2006/main">
+                  <a:graphicData uri="http://schemas.microsoft.com/office/word/2010/wordprocessingShape">
+                    <wps:wsp>
+                      <wps:cNvSpPr/>
+                      <wps:spPr>
+                        <a:xfrm>
+                          <a:off x="0" y="0"/>
+                          <a:ext cx="710119" cy="671047"/>
+                        </a:xfrm>
+                        <a:prstGeom prst="mathMultiply">
+                          <a:avLst/>
+                        </a:prstGeom>
+                      </wps:spPr>
+                      <wps:style>
+                        <a:lnRef idx="2">
+                          <a:schemeClr val="accent1">
+                            <a:shade val="15000"/>
+                          </a:schemeClr>
+                        </a:lnRef>
+                        <a:fillRef idx="1">
+                          <a:schemeClr val="accent1"/>
+                        </a:fillRef>
+                        <a:effectRef idx="0">
+                          <a:schemeClr val="accent1"/>
+                        </a:effectRef>
+                        <a:fontRef idx="minor">
+                          <a:schemeClr val="lt1"/>
+                        </a:fontRef>
+                      </wps:style>
+                      <wps:bodyPr rot="0" spcFirstLastPara="0" vertOverflow="overflow" horzOverflow="overflow" vert="horz" wrap="square" lIns="91440" tIns="45720" rIns="91440" bIns="45720" numCol="1" spcCol="0" rtlCol="0" fromWordArt="0" anchor="ctr" anchorCtr="0" forceAA="0" compatLnSpc="1">
+                        <a:prstTxWarp prst="textNoShape">
+                          <a:avLst/>
+                        </a:prstTxWarp>
+                        <a:noAutofit/>
+                      </wps:bodyPr>
+                    </wps:wsp>
+                  </a:graphicData>
+                </a:graphic>
+                <wp14:sizeRelH relativeFrom="margin">
+                  <wp14:pctWidth>0</wp14:pctWidth>
+                </wp14:sizeRelH>
+                <wp14:sizeRelV relativeFrom="margin">
+                  <wp14:pctHeight>0</wp14:pctHeight>
+                </wp14:sizeRelV>
+              </wp:anchor>
+            </w:drawing>
+          </mc:Choice>
+          <mc:Fallback>
+            <w:pict>
+              <v:shape w14:anchorId="41AADAD6" id="Multiply 1" o:spid="_x0000_s1026" style="position:absolute;margin-left:111.8pt;margin-top:49.95pt;width:55.9pt;height:52.85pt;z-index:251683840;visibility:visible;mso-wrap-style:square;mso-width-percent:0;mso-height-percent:0;mso-wrap-distance-left:9pt;mso-wrap-distance-top:0;mso-wrap-distance-right:9pt;mso-wrap-distance-bottom:0;mso-position-horizontal:absolute;mso-position-horizontal-relative:text;mso-position-vertical:absolute;mso-position-vertical-relative:text;mso-width-percent:0;mso-height-percent:0;mso-width-relative:margin;mso-height-relative:margin;v-text-anchor:middle" coordsize="710119,671047" o:gfxdata="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" path="m116352,218526l224754,103812,355060,226948,485365,103812,593767,218526,469957,335524,593767,452521,485365,567235,355060,444099,224754,567235,116352,452521,240162,335524,116352,218526xe" fillcolor="#156082 [3204]" strokecolor="#030e13 [484]" strokeweight="1pt">
+                <v:stroke joinstyle="miter"/>
+                <v:path arrowok="t" o:connecttype="custom" o:connectlocs="116352,218526;224754,103812;355060,226948;485365,103812;593767,218526;469957,335524;593767,452521;485365,567235;355060,444099;224754,567235;116352,452521;240162,335524;116352,218526" o:connectangles="0,0,0,0,0,0,0,0,0,0,0,0,0"/>
+              </v:shape>
+            </w:pict>
+          </mc:Fallback>
+        </mc:AlternateContent>
+      </w:r>
+      <w:r>
+        <w:rPr>
+          <w:b/>
+          <w:bCs/>
+          <w:noProof/>
+        </w:rPr>
+        <w:t>Delighted</w:t>
+      </w:r>
+    </w:p>
+    <w:tbl>
+      <w:tblPr>
+        <w:tblStyle w:val="TableGrid"/>
+        <w:tblW w:w="0" w:type="auto"/>
+        <w:tblLook w:val="04A0" w:firstRow="1" w:lastRow="0" w:firstColumn="1" w:lastColumn="0" w:noHBand="0" w:noVBand="1"/>
+      </w:tblPr>
+      <w:tblGrid>
+        <w:gridCol w:w="567"/>
+        <w:gridCol w:w="567"/>
+        <w:gridCol w:w="567"/>
+        <w:gridCol w:w="567"/>
+      </w:tblGrid>
+      <w:tr>
+        <w:trPr>
+          <w:trHeight w:val="567"/>
+        </w:trPr>
+        <w:tc>
+          <w:tcPr>
+            <w:tcW w:w="567" w:type="dxa"/>
+          </w:tcPr>
+          <w:p/>
+        </w:tc>
+        <w:tc>
+          <w:tcPr>
+            <w:tcW w:w="567" w:type="dxa"/>
+          </w:tcPr>
+          <w:p/>
+        </w:tc>
+        <w:tc>
+          <w:tcPr>
+            <w:tcW w:w="567" w:type="dxa"/>
+          </w:tcPr>
+          <w:p/>
+        </w:tc>
+        <w:tc>
+          <w:tcPr>
+            <w:tcW w:w="567" w:type="dxa"/>
+          </w:tcPr>
+          <w:p/>
+        </w:tc>
+      </w:tr>
+      <w:tr>
+        <w:trPr>
+          <w:trHeight w:val="567"/>
+        </w:trPr>
+        <w:tc>
+          <w:tcPr>
+            <w:tcW w:w="567" w:type="dxa"/>
+          </w:tcPr>
+          <w:p/>
+        </w:tc>
+        <w:tc>
+          <w:tcPr>
+            <w:tcW w:w="567" w:type="dxa"/>
+          </w:tcPr>
+          <w:p/>
+        </w:tc>
+        <w:tc>
+          <w:tcPr>
+            <w:tcW w:w="567" w:type="dxa"/>
+          </w:tcPr>
+          <w:p/>
+        </w:tc>
+        <w:tc>
+          <w:tcPr>
+            <w:tcW w:w="567" w:type="dxa"/>
+          </w:tcPr>
+          <w:p/>
+        </w:tc>
+      </w:tr>
+      <w:tr>
+        <w:trPr>
+          <w:trHeight w:val="567"/>
+        </w:trPr>
+        <w:tc>
+          <w:tcPr>
+            <w:tcW w:w="567" w:type="dxa"/>
+          </w:tcPr>
+          <w:p/>
+        </w:tc>
+        <w:tc>
+          <w:tcPr>
+            <w:tcW w:w="567" w:type="dxa"/>
+          </w:tcPr>
+          <w:p/>
+        </w:tc>
+        <w:tc>
+          <w:tcPr>
+            <w:tcW w:w="567" w:type="dxa"/>
+          </w:tcPr>
+          <w:p/>
+        </w:tc>
+        <w:tc>
+          <w:tcPr>
+            <w:tcW w:w="567" w:type="dxa"/>
+          </w:tcPr>
+          <w:p/>
+        </w:tc>
+      </w:tr>
+      <w:tr>
+        <w:trPr>
+          <w:trHeight w:val="567"/>
+        </w:trPr>
+        <w:tc>
+          <w:tcPr>
+            <w:tcW w:w="567" w:type="dxa"/>
+          </w:tcPr>
+          <w:p/>
+        </w:tc>
+        <w:tc>
+          <w:tcPr>
+            <w:tcW w:w="567" w:type="dxa"/>
+          </w:tcPr>
+          <w:p/>
+        </w:tc>
+        <w:tc>
+          <w:tcPr>
+            <w:tcW w:w="567" w:type="dxa"/>
+          </w:tcPr>
+          <w:p/>
+        </w:tc>
+        <w:tc>
+          <w:tcPr>
+            <w:tcW w:w="567" w:type="dxa"/>
+          </w:tcPr>
+          <w:p/>
+        </w:tc>
+      </w:tr>
+    </w:tbl>
+    <w:p>
+      <w:r>
+        <w:rPr>
+          <w:noProof/>
+        </w:rPr>
+        <mc:AlternateContent>
+          <mc:Choice Requires="wps">
+            <w:drawing>
+              <wp:anchor distT="0" distB="0" distL="114300" distR="114300" simplePos="0" relativeHeight="251701248" behindDoc="0" locked="0" layoutInCell="1" allowOverlap="1" wp14:anchorId="095877A2" wp14:editId="361AEE7A">
+                <wp:simplePos x="0" y="0"/>
+                <wp:positionH relativeFrom="column">
+                  <wp:posOffset>1182248</wp:posOffset>
+                </wp:positionH>
+                <wp:positionV relativeFrom="paragraph">
+                  <wp:posOffset>153035</wp:posOffset>
+                </wp:positionV>
+                <wp:extent cx="603115" cy="252920"/>
+                <wp:effectExtent l="0" t="0" r="6985" b="13970"/>
+                <wp:wrapNone/>
+                <wp:docPr id="1875206170" name="Text Box 9"/>
+                <wp:cNvGraphicFramePr/>
+                <a:graphic xmlns:a="http://schemas.openxmlformats.org/drawingml/2006/main">
+                  <a:graphicData uri="http://schemas.microsoft.com/office/word/2010/wordprocessingShape">
+                    <wps:wsp>
+                      <wps:cNvSpPr txBox="1"/>
+                      <wps:spPr>
+                        <a:xfrm>
+                          <a:off x="0" y="0"/>
+                          <a:ext cx="603115" cy="252920"/>
+                        </a:xfrm>
+                        <a:prstGeom prst="rect">
+                          <a:avLst/>
+                        </a:prstGeom>
+                        <a:solidFill>
+                          <a:schemeClr val="lt1"/>
+                        </a:solidFill>
+                        <a:ln w="12700">
+                          <a:solidFill>
+                            <a:srgbClr val="002060"/>
+                          </a:solidFill>
+                        </a:ln>
+                      </wps:spPr>
+                      <wps:txbx>
+                        <w:txbxContent>
+                          <w:p/>
+                        </w:txbxContent>
+                      </wps:txbx>
+                      <wps:bodyPr rot="0" spcFirstLastPara="0" vertOverflow="overflow" horzOverflow="overflow" vert="horz" wrap="square" lIns="91440" tIns="45720" rIns="91440" bIns="45720" numCol="1" spcCol="0" rtlCol="0" fromWordArt="0" anchor="t" anchorCtr="0" forceAA="0" compatLnSpc="1">
+                        <a:prstTxWarp prst="textNoShape">
+                          <a:avLst/>
+                        </a:prstTxWarp>
+                        <a:noAutofit/>
+                      </wps:bodyPr>
+                    </wps:wsp>
+                  </a:graphicData>
+                </a:graphic>
+              </wp:anchor>
+            </w:drawing>
+          </mc:Choice>
+          <mc:Fallback>
+            <w:pict>
+              <v:shape w14:anchorId="095877A2" id="_x0000_s1030" type="#_x0000_t202" style="position:absolute;margin-left:93.1pt;margin-top:12.05pt;width:47.5pt;height:19.9pt;z-index:251701248;visibility:visible;mso-wrap-style:square;mso-wrap-distance-left:9pt;mso-wrap-distance-top:0;mso-wrap-distance-right:9pt;mso-wrap-distance-bottom:0;mso-position-horizontal:absolute;mso-position-horizontal-relative:text;mso-position-vertical:absolute;mso-position-vertical-relative:text;v-text-anchor:top" o:gfxdata="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" fillcolor="white [3201]" strokecolor="#002060" strokeweight="1pt">
+                <v:textbox>
+                  <w:txbxContent>
+                    <w:p/>
+                  </w:txbxContent>
+                </v:textbox>
+              </v:shape>
+            </w:pict>
+          </mc:Fallback>
+        </mc:AlternateContent>
+      </w:r>
+    </w:p>
+    <w:p>
+      <w:pPr>
+        <w:rPr>
+          <w:b/>
+          <w:bCs/>
+        </w:rPr>
+      </w:pPr>
+      <w:r>
+        <w:rPr>
+          <w:b/>
+          <w:bCs/>
+          <w:noProof/>
+        </w:rPr>
+        <mc:AlternateContent>
+          <mc:Choice Requires="wps">
+            <w:drawing>
+              <wp:anchor distT="0" distB="0" distL="114300" distR="114300" simplePos="0" relativeHeight="251684864" behindDoc="0" locked="0" layoutInCell="1" allowOverlap="1" wp14:anchorId="18E5193E" wp14:editId="2806115A">
+                <wp:simplePos x="0" y="0"/>
+                <wp:positionH relativeFrom="column">
+                  <wp:posOffset>1420779</wp:posOffset>
+                </wp:positionH>
+                <wp:positionV relativeFrom="paragraph">
+                  <wp:posOffset>546465</wp:posOffset>
+                </wp:positionV>
+                <wp:extent cx="690664" cy="739302"/>
+                <wp:effectExtent l="0" t="0" r="0" b="0"/>
+                <wp:wrapNone/>
+                <wp:docPr id="729383036" name="Equals 2"/>
+                <wp:cNvGraphicFramePr/>
+                <a:graphic xmlns:a="http://schemas.openxmlformats.org/drawingml/2006/main">
+                  <a:graphicData uri="http://schemas.microsoft.com/office/word/2010/wordprocessingShape">
+                    <wps:wsp>
+                      <wps:cNvSpPr/>
+                      <wps:spPr>
+                        <a:xfrm>
+                          <a:off x="0" y="0"/>
+                          <a:ext cx="690664" cy="739302"/>
+                        </a:xfrm>
+                        <a:prstGeom prst="mathEqual">
+                          <a:avLst/>
+                        </a:prstGeom>
+                      </wps:spPr>
+                      <wps:style>
+                        <a:lnRef idx="2">
+                          <a:schemeClr val="accent1">
+                            <a:shade val="15000"/>
+                          </a:schemeClr>
+                        </a:lnRef>
+                        <a:fillRef idx="1">
+                          <a:schemeClr val="accent1"/>
+                        </a:fillRef>
+                        <a:effectRef idx="0">
+                          <a:schemeClr val="accent1"/>
+                        </a:effectRef>
+                        <a:fontRef idx="minor">
+                          <a:schemeClr val="lt1"/>
+                        </a:fontRef>
+                      </wps:style>
+                      <wps:bodyPr rot="0" spcFirstLastPara="0" vertOverflow="overflow" horzOverflow="overflow" vert="horz" wrap="square" lIns="91440" tIns="45720" rIns="91440" bIns="45720" numCol="1" spcCol="0" rtlCol="0" fromWordArt="0" anchor="ctr" anchorCtr="0" forceAA="0" compatLnSpc="1">
+                        <a:prstTxWarp prst="textNoShape">
+                          <a:avLst/>
+                        </a:prstTxWarp>
+                        <a:noAutofit/>
+                      </wps:bodyPr>
+                    </wps:wsp>
+                  </a:graphicData>
+                </a:graphic>
+                <wp14:sizeRelH relativeFrom="margin">
+                  <wp14:pctWidth>0</wp14:pctWidth>
+                </wp14:sizeRelH>
+                <wp14:sizeRelV relativeFrom="margin">
+                  <wp14:pctHeight>0</wp14:pctHeight>
+                </wp14:sizeRelV>
+              </wp:anchor>
+            </w:drawing>
+          </mc:Choice>
+          <mc:Fallback>
+            <w:pict>
+              <v:shape w14:anchorId="737414F5" id="Equals 2" o:spid="_x0000_s1026" style="position:absolute;margin-left:111.85pt;margin-top:43.05pt;width:54.4pt;height:58.2pt;z-index:251684864;visibility:visible;mso-wrap-style:square;mso-width-percent:0;mso-height-percent:0;mso-wrap-distance-left:9pt;mso-wrap-distance-top:0;mso-wrap-distance-right:9pt;mso-wrap-distance-bottom:0;mso-position-horizontal:absolute;mso-position-horizontal-relative:text;mso-position-vertical:absolute;mso-position-vertical-relative:text;mso-width-percent:0;mso-height-percent:0;mso-width-relative:margin;mso-height-relative:margin;v-text-anchor:middle" coordsize="690664,739302" o:gfxdata="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" path="m91548,152296r507568,l599116,326180r-507568,l91548,152296xm91548,413122r507568,l599116,587006r-507568,l91548,413122xe" fillcolor="#156082 [3204]" strokecolor="#030e13 [484]" strokeweight="1pt">
+                <v:stroke joinstyle="miter"/>
+                <v:path arrowok="t" o:connecttype="custom" o:connectlocs="91548,152296;599116,152296;599116,326180;91548,326180;91548,152296;91548,413122;599116,413122;599116,587006;91548,587006;91548,413122" o:connectangles="0,0,0,0,0,0,0,0,0,0"/>
+              </v:shape>
+            </w:pict>
+          </mc:Fallback>
+        </mc:AlternateContent>
+      </w:r>
+      <w:r>
+        <w:rPr>
+          <w:b/>
+          <w:bCs/>
+        </w:rPr>
+        <w:t>Happy</w:t>
+      </w:r>
+    </w:p>
+    <w:tbl>
+      <w:tblPr>
+        <w:tblStyle w:val="TableGrid"/>
+        <w:tblW w:w="0" w:type="auto"/>
+        <w:tblLook w:val="04A0" w:firstRow="1" w:lastRow="0" w:firstColumn="1" w:lastColumn="0" w:noHBand="0" w:noVBand="1"/>
+      </w:tblPr>
+      <w:tblGrid>
+        <w:gridCol w:w="567"/>
+        <w:gridCol w:w="567"/>
+        <w:gridCol w:w="567"/>
+        <w:gridCol w:w="567"/>
+      </w:tblGrid>
+      <w:tr>
+        <w:trPr>
+          <w:trHeight w:val="567"/>
+        </w:trPr>
+        <w:tc>
+          <w:tcPr>
+            <w:tcW w:w="567" w:type="dxa"/>
+          </w:tcPr>
+          <w:p/>
+        </w:tc>
+        <w:tc>
+          <w:tcPr>
+            <w:tcW w:w="567" w:type="dxa"/>
+          </w:tcPr>
+          <w:p/>
+        </w:tc>
+        <w:tc>
+          <w:tcPr>
+            <w:tcW w:w="567" w:type="dxa"/>
+          </w:tcPr>
+          <w:p/>
+        </w:tc>
+        <w:tc>
+          <w:tcPr>
+            <w:tcW w:w="567" w:type="dxa"/>
+          </w:tcPr>
+          <w:p/>
+        </w:tc>
+      </w:tr>
+      <w:tr>
+        <w:trPr>
+          <w:trHeight w:val="567"/>
+        </w:trPr>
+        <w:tc>
+          <w:tcPr>
+            <w:tcW w:w="567" w:type="dxa"/>
+          </w:tcPr>
+          <w:p/>
+        </w:tc>
+        <w:tc>
+          <w:tcPr>
+            <w:tcW w:w="567" w:type="dxa"/>
+          </w:tcPr>
+          <w:p/>
+        </w:tc>
+        <w:tc>
+          <w:tcPr>
+            <w:tcW w:w="567" w:type="dxa"/>
+          </w:tcPr>
+          <w:p/>
+        </w:tc>
+        <w:tc>
+          <w:tcPr>
+            <w:tcW w:w="567" w:type="dxa"/>
+          </w:tcPr>
+          <w:p/>
+        </w:tc>
+      </w:tr>
+      <w:tr>
+        <w:trPr>
+          <w:trHeight w:val="567"/>
+        </w:trPr>
+        <w:tc>
+          <w:tcPr>
+            <w:tcW w:w="567" w:type="dxa"/>
+          </w:tcPr>
+          <w:p/>
+        </w:tc>
+        <w:tc>
+          <w:tcPr>
+            <w:tcW w:w="567" w:type="dxa"/>
+          </w:tcPr>
+          <w:p/>
+        </w:tc>
+        <w:tc>
+          <w:tcPr>
+            <w:tcW w:w="567" w:type="dxa"/>
+          </w:tcPr>
+          <w:p/>
+        </w:tc>
+        <w:tc>
+          <w:tcPr>
+            <w:tcW w:w="567" w:type="dxa"/>
+          </w:tcPr>
+          <w:p/>
+        </w:tc>
+      </w:tr>
+      <w:tr>
+        <w:trPr>
+          <w:trHeight w:val="567"/>
+        </w:trPr>
+        <w:tc>
+          <w:tcPr>
+            <w:tcW w:w="567" w:type="dxa"/>
+          </w:tcPr>
+          <w:p/>
+        </w:tc>
+        <w:tc>
+          <w:tcPr>
+            <w:tcW w:w="567" w:type="dxa"/>
+          </w:tcPr>
+          <w:p/>
+        </w:tc>
+        <w:tc>
+          <w:tcPr>
+            <w:tcW w:w="567" w:type="dxa"/>
+          </w:tcPr>
+          <w:p/>
+        </w:tc>
+        <w:tc>
+          <w:tcPr>
+            <w:tcW w:w="567" w:type="dxa"/>
+          </w:tcPr>
+          <w:p/>
+        </w:tc>
+      </w:tr>
+    </w:tbl>
+    <w:p/>
+    <w:p/>
+    <w:tbl>
+      <w:tblPr>
+        <w:tblStyle w:val="TableGrid"/>
+        <w:tblW w:w="0" w:type="auto"/>
+        <w:tblLook w:val="04A0" w:firstRow="1" w:lastRow="0" w:firstColumn="1" w:lastColumn="0" w:noHBand="0" w:noVBand="1"/>
+      </w:tblPr>
+      <w:tblGrid>
+        <w:gridCol w:w="567"/>
+        <w:gridCol w:w="567"/>
+        <w:gridCol w:w="567"/>
+        <w:gridCol w:w="567"/>
+      </w:tblGrid>
+      <w:tr>
+        <w:trPr>
+          <w:trHeight w:val="567"/>
+        </w:trPr>
+        <w:tc>
+          <w:tcPr>
+            <w:tcW w:w="567" w:type="dxa"/>
+          </w:tcPr>
+          <w:p/>
+        </w:tc>
+        <w:tc>
+          <w:tcPr>
+            <w:tcW w:w="567" w:type="dxa"/>
+          </w:tcPr>
+          <w:p/>
+        </w:tc>
+        <w:tc>
+          <w:tcPr>
+            <w:tcW w:w="567" w:type="dxa"/>
+          </w:tcPr>
+          <w:p/>
+        </w:tc>
+        <w:tc>
+          <w:tcPr>
+            <w:tcW w:w="567" w:type="dxa"/>
+          </w:tcPr>
+          <w:p/>
+        </w:tc>
+      </w:tr>
+      <w:tr>
+        <w:trPr>
+          <w:trHeight w:val="567"/>
+        </w:trPr>
+        <w:tc>
+          <w:tcPr>
+            <w:tcW w:w="567" w:type="dxa"/>
+          </w:tcPr>
+          <w:p/>
+        </w:tc>
+        <w:tc>
+          <w:tcPr>
+            <w:tcW w:w="567" w:type="dxa"/>
+          </w:tcPr>
+          <w:p/>
+        </w:tc>
+        <w:tc>
+          <w:tcPr>
+            <w:tcW w:w="567" w:type="dxa"/>
+          </w:tcPr>
+          <w:p/>
+        </w:tc>
+        <w:tc>
+          <w:tcPr>
+            <w:tcW w:w="567" w:type="dxa"/>
+          </w:tcPr>
+          <w:p/>
+        </w:tc>
+      </w:tr>
+      <w:tr>
+        <w:trPr>
+          <w:trHeight w:val="567"/>
+        </w:trPr>
+        <w:tc>
+          <w:tcPr>
+            <w:tcW w:w="567" w:type="dxa"/>
+          </w:tcPr>
+          <w:p/>
+        </w:tc>
+        <w:tc>
+          <w:tcPr>
+            <w:tcW w:w="567" w:type="dxa"/>
+          </w:tcPr>
+          <w:p/>
+        </w:tc>
+        <w:tc>
+          <w:tcPr>
+            <w:tcW w:w="567" w:type="dxa"/>
+          </w:tcPr>
+          <w:p/>
+        </w:tc>
+        <w:tc>
+          <w:tcPr>
+            <w:tcW w:w="567" w:type="dxa"/>
+          </w:tcPr>
+          <w:p/>
+        </w:tc>
+      </w:tr>
+      <w:tr>
+        <w:trPr>
+          <w:trHeight w:val="567"/>
+        </w:trPr>
+        <w:tc>
+          <w:tcPr>
+            <w:tcW w:w="567" w:type="dxa"/>
+          </w:tcPr>
+          <w:p/>
+        </w:tc>
+        <w:tc>
+          <w:tcPr>
+            <w:tcW w:w="567" w:type="dxa"/>
+          </w:tcPr>
+          <w:p/>
+        </w:tc>
+        <w:tc>
+          <w:tcPr>
+            <w:tcW w:w="567" w:type="dxa"/>
+          </w:tcPr>
+          <w:p/>
+        </w:tc>
+        <w:tc>
+          <w:tcPr>
+            <w:tcW w:w="567" w:type="dxa"/>
+          </w:tcPr>
+          <w:p/>
+        </w:tc>
+      </w:tr>
+    </w:tbl>
+    <w:p>
+      <w:r>
+        <w:t xml:space="preserve">  </w:t>
+      </w:r>
+    </w:p>
+    <w:p>
+      <w:pPr>
+        <w:sectPr>
+          <w:type w:val="continuous"/>
+          <w:pgSz w:w="11900" w:h="16840"/>
+          <w:pgMar w:top="1440" w:right="1428" w:bottom="1440" w:left="1440" w:header="708" w:footer="708" w:gutter="0"/>
+          <w:cols w:num="3" w:space="708"/>
+          <w:docGrid w:linePitch="360"/>
+        </w:sectPr>
+      </w:pPr>
+    </w:p>
+    <w:p>
+      <w:pPr>
+        <w:rPr>
+          <w:i/>
+          <w:iCs/>
+        </w:rPr>
+      </w:pPr>
+      <w:r>
+        <w:rPr>
+          <w:i/>
+          <w:iCs/>
+        </w:rPr>
+        <w:t xml:space="preserve">Delighted x Sad = </w:t>
+      </w:r>
+      <w:r>
+        <w:rPr>
+          <w:noProof/>
+        </w:rPr>
+        <mc:AlternateContent>
+          <mc:Choice Requires="wps">
+            <w:drawing>
+              <wp:anchor distT="0" distB="0" distL="114300" distR="114300" simplePos="0" relativeHeight="251691008" behindDoc="0" locked="0" layoutInCell="1" allowOverlap="1" wp14:anchorId="12C9CA19" wp14:editId="3E3FDA08">
+                <wp:simplePos x="0" y="0"/>
+                <wp:positionH relativeFrom="column">
+                  <wp:posOffset>1857983</wp:posOffset>
+                </wp:positionH>
+                <wp:positionV relativeFrom="paragraph">
+                  <wp:posOffset>952108</wp:posOffset>
+                </wp:positionV>
+                <wp:extent cx="845739" cy="291830"/>
+                <wp:effectExtent l="0" t="0" r="18415" b="13335"/>
+                <wp:wrapNone/>
+                <wp:docPr id="721292809" name="Text Box 7"/>
+                <wp:cNvGraphicFramePr/>
+                <a:graphic xmlns:a="http://schemas.openxmlformats.org/drawingml/2006/main">
+                  <a:graphicData uri="http://schemas.microsoft.com/office/word/2010/wordprocessingShape">
+                    <wps:wsp>
+                      <wps:cNvSpPr txBox="1"/>
+                      <wps:spPr>
+                        <a:xfrm>
+                          <a:off x="0" y="0"/>
+                          <a:ext cx="845739" cy="291830"/>
+                        </a:xfrm>
+                        <a:prstGeom prst="rect">
+                          <a:avLst/>
+                        </a:prstGeom>
+                        <a:solidFill>
+                          <a:schemeClr val="lt1"/>
+                        </a:solidFill>
+                        <a:ln w="6350">
+                          <a:solidFill>
+                            <a:prstClr val="black"/>
+                          </a:solidFill>
+                        </a:ln>
+                      </wps:spPr>
+                      <wps:txbx>
+                        <w:txbxContent>
+                          <w:p>
+                            <w:r>
+                              <w:t>Delighted</w:t>
+                            </w:r>
+                          </w:p>
+                        </w:txbxContent>
+                      </wps:txbx>
+                      <wps:bodyPr rot="0" spcFirstLastPara="0" vertOverflow="overflow" horzOverflow="overflow" vert="horz" wrap="square" lIns="91440" tIns="45720" rIns="91440" bIns="45720" numCol="1" spcCol="0" rtlCol="0" fromWordArt="0" anchor="t" anchorCtr="0" forceAA="0" compatLnSpc="1">
+                        <a:prstTxWarp prst="textNoShape">
+                          <a:avLst/>
+                        </a:prstTxWarp>
+                        <a:noAutofit/>
+                      </wps:bodyPr>
+                    </wps:wsp>
+                  </a:graphicData>
+                </a:graphic>
+                <wp14:sizeRelH relativeFrom="margin">
+                  <wp14:pctWidth>0</wp14:pctWidth>
+                </wp14:sizeRelH>
+              </wp:anchor>
+            </w:drawing>
+          </mc:Choice>
+          <mc:Fallback>
+            <w:pict>
+              <v:shape w14:anchorId="12C9CA19" id="Text Box 7" o:spid="_x0000_s1031" type="#_x0000_t202" style="position:absolute;margin-left:146.3pt;margin-top:74.95pt;width:66.6pt;height:23pt;z-index:251691008;visibility:visible;mso-wrap-style:square;mso-width-percent:0;mso-wrap-distance-left:9pt;mso-wrap-distance-top:0;mso-wrap-distance-right:9pt;mso-wrap-distance-bottom:0;mso-position-horizontal:absolute;mso-position-horizontal-relative:text;mso-position-vertical:absolute;mso-position-vertical-relative:text;mso-width-percent:0;mso-width-relative:margin;v-text-anchor:top" o:gfxdata="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" fillcolor="white [3201]" strokeweight=".5pt">
+                <v:textbox>
+                  <w:txbxContent>
+                    <w:p>
+                      <w:r>
+                        <w:t>Delighted</w:t>
+                      </w:r>
+                    </w:p>
+                  </w:txbxContent>
+                </v:textbox>
+              </v:shape>
+            </w:pict>
+          </mc:Fallback>
+        </mc:AlternateContent>
+      </w:r>
+      <w:r>
+        <w:rPr>
+          <w:noProof/>
+        </w:rPr>
+        <mc:AlternateContent>
+          <mc:Choice Requires="wps">
+            <w:drawing>
+              <wp:anchor distT="0" distB="0" distL="114300" distR="114300" simplePos="0" relativeHeight="251688960" behindDoc="0" locked="0" layoutInCell="1" allowOverlap="1" wp14:anchorId="31C8F96F" wp14:editId="477BA87C">
+                <wp:simplePos x="0" y="0"/>
+                <wp:positionH relativeFrom="column">
+                  <wp:posOffset>1941763</wp:posOffset>
+                </wp:positionH>
+                <wp:positionV relativeFrom="paragraph">
+                  <wp:posOffset>578729</wp:posOffset>
+                </wp:positionV>
+                <wp:extent cx="758757" cy="291830"/>
+                <wp:effectExtent l="0" t="0" r="16510" b="13335"/>
+                <wp:wrapNone/>
+                <wp:docPr id="14978465" name="Text Box 7"/>
+                <wp:cNvGraphicFramePr/>
+                <a:graphic xmlns:a="http://schemas.openxmlformats.org/drawingml/2006/main">
+                  <a:graphicData uri="http://schemas.microsoft.com/office/word/2010/wordprocessingShape">
+                    <wps:wsp>
+                      <wps:cNvSpPr txBox="1"/>
+                      <wps:spPr>
+                        <a:xfrm>
+                          <a:off x="0" y="0"/>
+                          <a:ext cx="758757" cy="291830"/>
+                        </a:xfrm>
+                        <a:prstGeom prst="rect">
+                          <a:avLst/>
+                        </a:prstGeom>
+                        <a:solidFill>
+                          <a:schemeClr val="lt1"/>
+                        </a:solidFill>
+                        <a:ln w="6350">
+                          <a:solidFill>
+                            <a:prstClr val="black"/>
+                          </a:solidFill>
+                        </a:ln>
+                      </wps:spPr>
+                      <wps:txbx>
+                        <w:txbxContent>
+                          <w:p>
+                            <w:r>
+                              <w:t>Sad</w:t>
+                            </w:r>
+                          </w:p>
+                        </w:txbxContent>
+                      </wps:txbx>
+                      <wps:bodyPr rot="0" spcFirstLastPara="0" vertOverflow="overflow" horzOverflow="overflow" vert="horz" wrap="square" lIns="91440" tIns="45720" rIns="91440" bIns="45720" numCol="1" spcCol="0" rtlCol="0" fromWordArt="0" anchor="t" anchorCtr="0" forceAA="0" compatLnSpc="1">
+                        <a:prstTxWarp prst="textNoShape">
+                          <a:avLst/>
+                        </a:prstTxWarp>
+                        <a:noAutofit/>
+                      </wps:bodyPr>
+                    </wps:wsp>
+                  </a:graphicData>
+                </a:graphic>
+              </wp:anchor>
+            </w:drawing>
+          </mc:Choice>
+          <mc:Fallback>
+            <w:pict>
+              <v:shape w14:anchorId="31C8F96F" id="_x0000_s1032" type="#_x0000_t202" style="position:absolute;margin-left:152.9pt;margin-top:45.55pt;width:59.75pt;height:23pt;z-index:251688960;visibility:visible;mso-wrap-style:square;mso-wrap-distance-left:9pt;mso-wrap-distance-top:0;mso-wrap-distance-right:9pt;mso-wrap-distance-bottom:0;mso-position-horizontal:absolute;mso-position-horizontal-relative:text;mso-position-vertical:absolute;mso-position-vertical-relative:text;v-text-anchor:top" o:gfxdata="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" fillcolor="white [3201]" strokeweight=".5pt">
+                <v:textbox>
+                  <w:txbxContent>
+                    <w:p>
+                      <w:r>
+                        <w:t>Sad</w:t>
+                      </w:r>
+                    </w:p>
+                  </w:txbxContent>
+                </v:textbox>
+              </v:shape>
+            </w:pict>
+          </mc:Fallback>
+        </mc:AlternateContent>
+      </w:r>
+      <w:r>
+        <w:rPr>
+          <w:noProof/>
+        </w:rPr>
+        <mc:AlternateContent>
+          <mc:Choice Requires="wps">
+            <w:drawing>
+              <wp:anchor distT="0" distB="0" distL="114300" distR="114300" simplePos="0" relativeHeight="251686912" behindDoc="0" locked="0" layoutInCell="1" allowOverlap="1" wp14:anchorId="05A4F1B1" wp14:editId="105C764A">
+                <wp:simplePos x="0" y="0"/>
+                <wp:positionH relativeFrom="column">
+                  <wp:posOffset>1945531</wp:posOffset>
+                </wp:positionH>
+                <wp:positionV relativeFrom="paragraph">
+                  <wp:posOffset>231276</wp:posOffset>
+                </wp:positionV>
+                <wp:extent cx="758757" cy="291830"/>
+                <wp:effectExtent l="0" t="0" r="16510" b="13335"/>
+                <wp:wrapNone/>
+                <wp:docPr id="1616059426" name="Text Box 7"/>
+                <wp:cNvGraphicFramePr/>
+                <a:graphic xmlns:a="http://schemas.openxmlformats.org/drawingml/2006/main">
+                  <a:graphicData uri="http://schemas.microsoft.com/office/word/2010/wordprocessingShape">
+                    <wps:wsp>
+                      <wps:cNvSpPr txBox="1"/>
+                      <wps:spPr>
+                        <a:xfrm>
+                          <a:off x="0" y="0"/>
+                          <a:ext cx="758757" cy="291830"/>
+                        </a:xfrm>
+                        <a:prstGeom prst="rect">
+                          <a:avLst/>
+                        </a:prstGeom>
+                        <a:solidFill>
+                          <a:schemeClr val="lt1"/>
+                        </a:solidFill>
+                        <a:ln w="6350">
+                          <a:solidFill>
+                            <a:prstClr val="black"/>
+                          </a:solidFill>
+                        </a:ln>
+                      </wps:spPr>
+                      <wps:txbx>
+                        <w:txbxContent>
+                          <w:p>
+                            <w:r>
+                              <w:t>Happy</w:t>
+                            </w:r>
+                          </w:p>
+                        </w:txbxContent>
+                      </wps:txbx>
+                      <wps:bodyPr rot="0" spcFirstLastPara="0" vertOverflow="overflow" horzOverflow="overflow" vert="horz" wrap="square" lIns="91440" tIns="45720" rIns="91440" bIns="45720" numCol="1" spcCol="0" rtlCol="0" fromWordArt="0" anchor="t" anchorCtr="0" forceAA="0" compatLnSpc="1">
+                        <a:prstTxWarp prst="textNoShape">
+                          <a:avLst/>
+                        </a:prstTxWarp>
+                        <a:noAutofit/>
+                      </wps:bodyPr>
+                    </wps:wsp>
+                  </a:graphicData>
+                </a:graphic>
+              </wp:anchor>
+            </w:drawing>
+          </mc:Choice>
+          <mc:Fallback>
+            <w:pict>
+              <v:shape w14:anchorId="05A4F1B1" id="_x0000_s1033" type="#_x0000_t202" style="position:absolute;margin-left:153.2pt;margin-top:18.2pt;width:59.75pt;height:23pt;z-index:251686912;visibility:visible;mso-wrap-style:square;mso-wrap-distance-left:9pt;mso-wrap-distance-top:0;mso-wrap-distance-right:9pt;mso-wrap-distance-bottom:0;mso-position-horizontal:absolute;mso-position-horizontal-relative:text;mso-position-vertical:absolute;mso-position-vertical-relative:text;v-text-anchor:top" o:gfxdata="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" fillcolor="white [3201]" strokeweight=".5pt">
+                <v:textbox>
+                  <w:txbxContent>
+                    <w:p>
+                      <w:r>
+                        <w:t>Happy</w:t>
+                      </w:r>
+                    </w:p>
+                  </w:txbxContent>
+                </v:textbox>
+              </v:shape>
+            </w:pict>
+          </mc:Fallback>
+        </mc:AlternateContent>
+      </w:r>
+    </w:p>
+    <w:tbl>
+      <w:tblPr>
+        <w:tblStyle w:val="TableGrid"/>
+        <w:tblW w:w="0" w:type="auto"/>
+        <w:tblInd w:w="4391" w:type="dxa"/>
+        <w:tblLook w:val="04A0" w:firstRow="1" w:lastRow="0" w:firstColumn="1" w:lastColumn="0" w:noHBand="0" w:noVBand="1"/>
+      </w:tblPr>
+      <w:tblGrid>
+        <w:gridCol w:w="567"/>
+        <w:gridCol w:w="567"/>
+        <w:gridCol w:w="567"/>
+      </w:tblGrid>
+      <w:tr>
+        <w:trPr>
+          <w:trHeight w:val="567"/>
+        </w:trPr>
+        <w:tc>
+          <w:tcPr>
+            <w:tcW w:w="567" w:type="dxa"/>
+          </w:tcPr>
+          <w:p/>
+        </w:tc>
+        <w:tc>
+          <w:tcPr>
+            <w:tcW w:w="567" w:type="dxa"/>
+          </w:tcPr>
+          <w:p/>
+        </w:tc>
+        <w:tc>
+          <w:tcPr>
+            <w:tcW w:w="567" w:type="dxa"/>
+          </w:tcPr>
+          <w:p/>
+        </w:tc>
+      </w:tr>
+      <w:tr>
+        <w:trPr>
+          <w:trHeight w:val="567"/>
+        </w:trPr>
+        <w:tc>
+          <w:tcPr>
+            <w:tcW w:w="567" w:type="dxa"/>
+          </w:tcPr>
+          <w:p/>
+        </w:tc>
+        <w:tc>
+          <w:tcPr>
+            <w:tcW w:w="567" w:type="dxa"/>
+          </w:tcPr>
+          <w:p/>
+        </w:tc>
+        <w:tc>
+          <w:tcPr>
+            <w:tcW w:w="567" w:type="dxa"/>
+          </w:tcPr>
+          <w:p/>
+        </w:tc>
+      </w:tr>
+      <w:tr>
+        <w:trPr>
+          <w:trHeight w:val="567"/>
+        </w:trPr>
+        <w:tc>
+          <w:tcPr>
+            <w:tcW w:w="567" w:type="dxa"/>
+          </w:tcPr>
+          <w:p/>
+        </w:tc>
+        <w:tc>
+          <w:tcPr>
+            <w:tcW w:w="567" w:type="dxa"/>
+          </w:tcPr>
+          <w:p/>
+        </w:tc>
+        <w:tc>
+          <w:tcPr>
+            <w:tcW w:w="567" w:type="dxa"/>
+          </w:tcPr>
+          <w:p/>
+        </w:tc>
+      </w:tr>
+    </w:tbl>
+    <w:p/>
+    <w:p>
+      <w:r>
+        <w:rPr>
+          <w:noProof/>
+        </w:rPr>
+        <mc:AlternateContent>
+          <mc:Choice Requires="wps">
+            <w:drawing>
+              <wp:anchor distT="0" distB="0" distL="114300" distR="114300" simplePos="0" relativeHeight="251697152" behindDoc="0" locked="0" layoutInCell="1" allowOverlap="1" wp14:anchorId="38BD5EAE" wp14:editId="2186BA88">
+                <wp:simplePos x="0" y="0"/>
+                <wp:positionH relativeFrom="column">
+                  <wp:posOffset>3270884</wp:posOffset>
+                </wp:positionH>
+                <wp:positionV relativeFrom="paragraph">
+                  <wp:posOffset>118501</wp:posOffset>
+                </wp:positionV>
+                <wp:extent cx="842970" cy="291830"/>
+                <wp:effectExtent l="0" t="3810" r="17145" b="17145"/>
+                <wp:wrapNone/>
+                <wp:docPr id="1821283448" name="Text Box 7"/>
+                <wp:cNvGraphicFramePr/>
+                <a:graphic xmlns:a="http://schemas.openxmlformats.org/drawingml/2006/main">
+                  <a:graphicData uri="http://schemas.microsoft.com/office/word/2010/wordprocessingShape">
+                    <wps:wsp>
+                      <wps:cNvSpPr txBox="1"/>
+                      <wps:spPr>
+                        <a:xfrm rot="16200000">
+                          <a:off x="0" y="0"/>
+                          <a:ext cx="842970" cy="291830"/>
+                        </a:xfrm>
+                        <a:prstGeom prst="rect">
+                          <a:avLst/>
+                        </a:prstGeom>
+                        <a:solidFill>
+                          <a:schemeClr val="lt1"/>
+                        </a:solidFill>
+                        <a:ln w="6350">
+                          <a:solidFill>
+                            <a:prstClr val="black"/>
+                          </a:solidFill>
+                        </a:ln>
+                      </wps:spPr>
+                      <wps:txbx>
+                        <w:txbxContent>
+                          <w:p>
+                            <w:r>
+                              <w:t>Delighted</w:t>
+                            </w:r>
+                          </w:p>
+                        </w:txbxContent>
+                      </wps:txbx>
+                      <wps:bodyPr rot="0" spcFirstLastPara="0" vertOverflow="overflow" horzOverflow="overflow" vert="horz" wrap="square" lIns="91440" tIns="45720" rIns="91440" bIns="45720" numCol="1" spcCol="0" rtlCol="0" fromWordArt="0" anchor="t" anchorCtr="0" forceAA="0" compatLnSpc="1">
+                        <a:prstTxWarp prst="textNoShape">
+                          <a:avLst/>
+                        </a:prstTxWarp>
+                        <a:noAutofit/>
+                      </wps:bodyPr>
+                    </wps:wsp>
+                  </a:graphicData>
+                </a:graphic>
+                <wp14:sizeRelH relativeFrom="margin">
+                  <wp14:pctWidth>0</wp14:pctWidth>
+                </wp14:sizeRelH>
+              </wp:anchor>
+            </w:drawing>
+          </mc:Choice>
+          <mc:Fallback>
+            <w:pict>
+              <v:shape w14:anchorId="38BD5EAE" id="_x0000_s1034" type="#_x0000_t202" style="position:absolute;margin-left:257.55pt;margin-top:9.35pt;width:66.4pt;height:23pt;rotation:-90;z-index:251697152;visibility:visible;mso-wrap-style:square;mso-width-percent:0;mso-wrap-distance-left:9pt;mso-wrap-distance-top:0;mso-wrap-distance-right:9pt;mso-wrap-distance-bottom:0;mso-position-horizontal:absolute;mso-position-horizontal-relative:text;mso-position-vertical:absolute;mso-position-vertical-relative:text;mso-width-percent:0;mso-width-relative:margin;v-text-anchor:top" o:gfxdata="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" fillcolor="white [3201]" strokeweight=".5pt">
+                <v:textbox>
+                  <w:txbxContent>
+                    <w:p>
+                      <w:r>
+                        <w:t>Delighted</w:t>
+                      </w:r>
+                    </w:p>
+                  </w:txbxContent>
+                </v:textbox>
+              </v:shape>
+            </w:pict>
+          </mc:Fallback>
+        </mc:AlternateContent>
+      </w:r>
+      <w:r>
+        <w:rPr>
+          <w:noProof/>
+        </w:rPr>
+        <mc:AlternateContent>
+          <mc:Choice Requires="wps">
+            <w:drawing>
+              <wp:anchor distT="0" distB="0" distL="114300" distR="114300" simplePos="0" relativeHeight="251695104" behindDoc="0" locked="0" layoutInCell="1" allowOverlap="1" wp14:anchorId="037546B4" wp14:editId="1FB778E3">
+                <wp:simplePos x="0" y="0"/>
+                <wp:positionH relativeFrom="column">
+                  <wp:posOffset>2963863</wp:posOffset>
+                </wp:positionH>
+                <wp:positionV relativeFrom="paragraph">
+                  <wp:posOffset>79489</wp:posOffset>
+                </wp:positionV>
+                <wp:extent cx="758757" cy="291830"/>
+                <wp:effectExtent l="4762" t="0" r="8573" b="8572"/>
+                <wp:wrapNone/>
+                <wp:docPr id="1855301230" name="Text Box 7"/>
+                <wp:cNvGraphicFramePr/>
+                <a:graphic xmlns:a="http://schemas.openxmlformats.org/drawingml/2006/main">
+                  <a:graphicData uri="http://schemas.microsoft.com/office/word/2010/wordprocessingShape">
+                    <wps:wsp>
+                      <wps:cNvSpPr txBox="1"/>
+                      <wps:spPr>
+                        <a:xfrm rot="16200000">
+                          <a:off x="0" y="0"/>
+                          <a:ext cx="758757" cy="291830"/>
+                        </a:xfrm>
+                        <a:prstGeom prst="rect">
+                          <a:avLst/>
+                        </a:prstGeom>
+                        <a:solidFill>
+                          <a:schemeClr val="lt1"/>
+                        </a:solidFill>
+                        <a:ln w="6350">
+                          <a:solidFill>
+                            <a:prstClr val="black"/>
+                          </a:solidFill>
+                        </a:ln>
+                      </wps:spPr>
+                      <wps:txbx>
+                        <w:txbxContent>
+                          <w:p>
+                            <w:r>
+                              <w:t>Sad</w:t>
+                            </w:r>
+                          </w:p>
+                        </w:txbxContent>
+                      </wps:txbx>
+                      <wps:bodyPr rot="0" spcFirstLastPara="0" vertOverflow="overflow" horzOverflow="overflow" vert="horz" wrap="square" lIns="91440" tIns="45720" rIns="91440" bIns="45720" numCol="1" spcCol="0" rtlCol="0" fromWordArt="0" anchor="t" anchorCtr="0" forceAA="0" compatLnSpc="1">
+                        <a:prstTxWarp prst="textNoShape">
+                          <a:avLst/>
+                        </a:prstTxWarp>
+                        <a:noAutofit/>
+                      </wps:bodyPr>
+                    </wps:wsp>
+                  </a:graphicData>
+                </a:graphic>
+              </wp:anchor>
+            </w:drawing>
+          </mc:Choice>
+          <mc:Fallback>
+            <w:pict>
+              <v:shape w14:anchorId="037546B4" id="_x0000_s1035" type="#_x0000_t202" style="position:absolute;margin-left:233.4pt;margin-top:6.25pt;width:59.75pt;height:23pt;rotation:-90;z-index:251695104;visibility:visible;mso-wrap-style:square;mso-wrap-distance-left:9pt;mso-wrap-distance-top:0;mso-wrap-distance-right:9pt;mso-wrap-distance-bottom:0;mso-position-horizontal:absolute;mso-position-horizontal-relative:text;mso-position-vertical:absolute;mso-position-vertical-relative:text;v-text-anchor:top" o:gfxdata="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" fillcolor="white [3201]" strokeweight=".5pt">
+                <v:textbox>
+                  <w:txbxContent>
+                    <w:p>
+                      <w:r>
+                        <w:t>Sad</w:t>
+                      </w:r>
+                    </w:p>
+                  </w:txbxContent>
+                </v:textbox>
+              </v:shape>
+            </w:pict>
+          </mc:Fallback>
+        </mc:AlternateContent>
+      </w:r>
+      <w:r>
+        <w:rPr>
+          <w:noProof/>
+        </w:rPr>
+        <mc:AlternateContent>
+          <mc:Choice Requires="wps">
+            <w:drawing>
+              <wp:anchor distT="0" distB="0" distL="114300" distR="114300" simplePos="0" relativeHeight="251693056" behindDoc="0" locked="0" layoutInCell="1" allowOverlap="1" wp14:anchorId="56E474C6" wp14:editId="6355A9B8">
+                <wp:simplePos x="0" y="0"/>
+                <wp:positionH relativeFrom="column">
+                  <wp:posOffset>2583066</wp:posOffset>
+                </wp:positionH>
+                <wp:positionV relativeFrom="paragraph">
+                  <wp:posOffset>73342</wp:posOffset>
+                </wp:positionV>
+                <wp:extent cx="758757" cy="291830"/>
+                <wp:effectExtent l="4762" t="0" r="8573" b="8572"/>
+                <wp:wrapNone/>
+                <wp:docPr id="1575493828" name="Text Box 7"/>
+                <wp:cNvGraphicFramePr/>
+                <a:graphic xmlns:a="http://schemas.openxmlformats.org/drawingml/2006/main">
+                  <a:graphicData uri="http://schemas.microsoft.com/office/word/2010/wordprocessingShape">
+                    <wps:wsp>
+                      <wps:cNvSpPr txBox="1"/>
+                      <wps:spPr>
+                        <a:xfrm rot="16200000">
+                          <a:off x="0" y="0"/>
+                          <a:ext cx="758757" cy="291830"/>
+                        </a:xfrm>
+                        <a:prstGeom prst="rect">
+                          <a:avLst/>
+                        </a:prstGeom>
+                        <a:solidFill>
+                          <a:schemeClr val="lt1"/>
+                        </a:solidFill>
+                        <a:ln w="6350">
+                          <a:solidFill>
+                            <a:prstClr val="black"/>
+                          </a:solidFill>
+                        </a:ln>
+                      </wps:spPr>
+                      <wps:txbx>
+                        <w:txbxContent>
+                          <w:p>
+                            <w:r>
+                              <w:t>Happy</w:t>
+                            </w:r>
+                          </w:p>
+                        </w:txbxContent>
+                      </wps:txbx>
+                      <wps:bodyPr rot="0" spcFirstLastPara="0" vertOverflow="overflow" horzOverflow="overflow" vert="horz" wrap="square" lIns="91440" tIns="45720" rIns="91440" bIns="45720" numCol="1" spcCol="0" rtlCol="0" fromWordArt="0" anchor="t" anchorCtr="0" forceAA="0" compatLnSpc="1">
+                        <a:prstTxWarp prst="textNoShape">
+                          <a:avLst/>
+                        </a:prstTxWarp>
+                        <a:noAutofit/>
+                      </wps:bodyPr>
+                    </wps:wsp>
+                  </a:graphicData>
+                </a:graphic>
+              </wp:anchor>
+            </w:drawing>
+          </mc:Choice>
+          <mc:Fallback>
+            <w:pict>
+              <v:shape w14:anchorId="56E474C6" id="_x0000_s1036" type="#_x0000_t202" style="position:absolute;margin-left:203.4pt;margin-top:5.75pt;width:59.75pt;height:23pt;rotation:-90;z-index:251693056;visibility:visible;mso-wrap-style:square;mso-wrap-distance-left:9pt;mso-wrap-distance-top:0;mso-wrap-distance-right:9pt;mso-wrap-distance-bottom:0;mso-position-horizontal:absolute;mso-position-horizontal-relative:text;mso-position-vertical:absolute;mso-position-vertical-relative:text;v-text-anchor:top" o:gfxdata="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" fillcolor="white [3201]" strokeweight=".5pt">
+                <v:textbox>
+                  <w:txbxContent>
+                    <w:p>
+                      <w:r>
+                        <w:t>Happy</w:t>
+                      </w:r>
+                    </w:p>
+                  </w:txbxContent>
+                </v:textbox>
+              </v:shape>
+            </w:pict>
+          </mc:Fallback>
+        </mc:AlternateContent>
+      </w:r>
+    </w:p>
+    <w:p/>
+    <w:p>
+      <w:pPr>
+        <w:pStyle w:val="Heading3"/>
+        <w:sectPr>
+          <w:headerReference w:type="default" r:id="rId23"/>
+          <w:footerReference w:type="default" r:id="rId24"/>
+          <w:type w:val="continuous"/>
+          <w:pgSz w:w="11900" w:h="16840"/>
+          <w:pgMar w:top="1440" w:right="1440" w:bottom="1440" w:left="1440" w:header="708" w:footer="708" w:gutter="0"/>
+          <w:cols w:space="708"/>
+          <w:docGrid w:linePitch="360"/>
+        </w:sectPr>
+      </w:pPr>
+    </w:p>
+    <w:p>
+      <w:pPr>
+        <w:pStyle w:val="Heading1"/>
+        <w:rPr>
+          <w:rFonts w:eastAsiaTheme="minorHAnsi"/>
+        </w:rPr>
+      </w:pPr>
+      <w:r>
+        <w:rPr>
+          <w:rFonts w:eastAsiaTheme="minorHAnsi"/>
+        </w:rPr>
+        <w:lastRenderedPageBreak/>
+        <w:t>Going from 2D to 1D</w:t>
+      </w:r>
+    </w:p>
+    <w:p>
+      <w:pPr>
+        <w:rPr>
+          <w:rStyle w:val="Heading1Char"/>
+          <w:rFonts w:asciiTheme="minorHAnsi" w:eastAsiaTheme="minorHAnsi" w:hAnsiTheme="minorHAnsi" w:cstheme="minorBidi"/>
+          <w:color w:val="auto"/>
+          <w:sz w:val="24"/>
+          <w:szCs w:val="24"/>
+        </w:rPr>
+      </w:pPr>
+    </w:p>
+    <w:p>
+      <w:pPr>
+        <w:rPr>
+          <w:rStyle w:val="Heading1Char"/>
+          <w:rFonts w:asciiTheme="minorHAnsi" w:eastAsiaTheme="minorHAnsi" w:hAnsiTheme="minorHAnsi" w:cstheme="minorBidi"/>
+          <w:color w:val="auto"/>
+          <w:sz w:val="24"/>
+          <w:szCs w:val="24"/>
+        </w:rPr>
+        <w:sectPr>
+          <w:type w:val="continuous"/>
+          <w:pgSz w:w="11900" w:h="16840"/>
+          <w:pgMar w:top="1440" w:right="1440" w:bottom="1440" w:left="1440" w:header="708" w:footer="708" w:gutter="0"/>
+          <w:cols w:space="708"/>
+          <w:docGrid w:linePitch="360"/>
+        </w:sectPr>
+      </w:pPr>
+    </w:p>
+    <w:p>
+      <w:pPr>
+        <w:rPr>
+          <w:rStyle w:val="Heading1Char"/>
+          <w:rFonts w:asciiTheme="minorHAnsi" w:eastAsiaTheme="minorHAnsi" w:hAnsiTheme="minorHAnsi" w:cstheme="minorBidi"/>
+          <w:color w:val="auto"/>
+          <w:sz w:val="24"/>
+          <w:szCs w:val="24"/>
+        </w:rPr>
+      </w:pPr>
+    </w:p>
+    <w:p>
+      <w:pPr>
+        <w:rPr>
+          <w:rStyle w:val="Heading1Char"/>
+        </w:rPr>
+      </w:pPr>
+    </w:p>
+    <w:p>
+      <w:pPr>
+        <w:rPr>
+          <w:rStyle w:val="Heading1Char"/>
+        </w:rPr>
+      </w:pPr>
+    </w:p>
+    <w:p>
+      <w:pPr>
+        <w:rPr>
+          <w:rStyle w:val="Heading1Char"/>
+        </w:rPr>
+      </w:pPr>
+    </w:p>
+    <w:p>
+      <w:pPr>
+        <w:rPr>
+          <w:rStyle w:val="Heading1Char"/>
+        </w:rPr>
+      </w:pPr>
+    </w:p>
+    <w:p>
+      <w:pPr>
+        <w:rPr>
+          <w:rStyle w:val="Heading1Char"/>
+        </w:rPr>
+      </w:pPr>
+    </w:p>
+    <w:p>
+      <w:pPr>
+        <w:rPr>
+          <w:rStyle w:val="Heading1Char"/>
+        </w:rPr>
+      </w:pPr>
+    </w:p>
+    <w:p>
+      <w:pPr>
+        <w:rPr>
+          <w:rStyle w:val="Heading1Char"/>
+          <w:rFonts w:asciiTheme="minorHAnsi" w:eastAsiaTheme="minorHAnsi" w:hAnsiTheme="minorHAnsi" w:cstheme="minorBidi"/>
+          <w:color w:val="auto"/>
+          <w:sz w:val="24"/>
+          <w:szCs w:val="24"/>
+        </w:rPr>
+      </w:pPr>
+      <w:r>
+        <w:rPr>
+          <w:noProof/>
+        </w:rPr>
+        <mc:AlternateContent>
+          <mc:Choice Requires="wps">
+            <w:drawing>
+              <wp:anchor distT="0" distB="0" distL="114300" distR="114300" simplePos="0" relativeHeight="251698176" behindDoc="0" locked="0" layoutInCell="1" allowOverlap="1" wp14:anchorId="36503491" wp14:editId="135266BC">
+                <wp:simplePos x="0" y="0"/>
+                <wp:positionH relativeFrom="column">
+                  <wp:posOffset>1955260</wp:posOffset>
+                </wp:positionH>
+                <wp:positionV relativeFrom="paragraph">
+                  <wp:posOffset>865775</wp:posOffset>
+                </wp:positionV>
+                <wp:extent cx="856034" cy="505839"/>
+                <wp:effectExtent l="0" t="12700" r="20320" b="27940"/>
+                <wp:wrapNone/>
+                <wp:docPr id="1879733297" name="Right Arrow 8"/>
+                <wp:cNvGraphicFramePr/>
+                <a:graphic xmlns:a="http://schemas.openxmlformats.org/drawingml/2006/main">
+                  <a:graphicData uri="http://schemas.microsoft.com/office/word/2010/wordprocessingShape">
+                    <wps:wsp>
+                      <wps:cNvSpPr/>
+                      <wps:spPr>
+                        <a:xfrm>
+                          <a:off x="0" y="0"/>
+                          <a:ext cx="856034" cy="505839"/>
+                        </a:xfrm>
+                        <a:prstGeom prst="rightArrow">
                           <a:avLst/>
                         </a:prstGeom>
                       </wps:spPr>
@@ -559,635 +5438,26 @@
           </mc:Choice>
           <mc:Fallback>
             <w:pict>
-              <v:shape w14:anchorId="5E3E8CDA" id="Multiply 1" o:spid="_x0000_s1026" style="position:absolute;margin-left:62.8pt;margin-top:135.8pt;width:1in;height:1in;z-index:251659264;visibility:visible;mso-wrap-style:square;mso-wrap-distance-left:9pt;mso-wrap-distance-top:0;mso-wrap-distance-right:9pt;mso-wrap-distance-bottom:0;mso-position-horizontal:absolute;mso-position-horizontal-relative:text;mso-position-vertical:absolute;mso-position-vertical-relative:text;v-text-anchor:middle" coordsize="914400,914400" o:gfxdata="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" path="m143578,295654l295654,143578,457200,305125,618746,143578,770822,295654,609275,457200,770822,618746,618746,770822,457200,609275,295654,770822,143578,618746,305125,457200,143578,295654xe" fillcolor="#156082 [3204]" strokecolor="#030e13 [484]" strokeweight="1pt">
+              <v:shapetype w14:anchorId="73DB6A0B" id="_x0000_t13" coordsize="21600,21600" o:spt="13" adj="16200,5400" path="m@0,l@0@1,0@1,0@2@0@2@0,21600,21600,10800xe">
                 <v:stroke joinstyle="miter"/>
-                <v:path arrowok="t" o:connecttype="custom" o:connectlocs="143578,295654;295654,143578;457200,305125;618746,143578;770822,295654;609275,457200;770822,618746;618746,770822;457200,609275;295654,770822;143578,618746;305125,457200;143578,295654" o:connectangles="0,0,0,0,0,0,0,0,0,0,0,0,0"/>
-              </v:shape>
+                <v:formulas>
+                  <v:f eqn="val #0"/>
+                  <v:f eqn="val #1"/>
+                  <v:f eqn="sum height 0 #1"/>
+                  <v:f eqn="sum 10800 0 #1"/>
+                  <v:f eqn="sum width 0 #0"/>
+                  <v:f eqn="prod @4 @3 10800"/>
+                  <v:f eqn="sum width 0 @5"/>
+                </v:formulas>
+                <v:path o:connecttype="custom" o:connectlocs="@0,0;0,10800;@0,21600;21600,10800" o:connectangles="270,180,90,0" textboxrect="0,@1,@6,@2"/>
+                <v:handles>
+                  <v:h position="#0,#1" xrange="0,21600" yrange="0,10800"/>
+                </v:handles>
+              </v:shapetype>
+              <v:shape id="Right Arrow 8" o:spid="_x0000_s1026" type="#_x0000_t13" style="position:absolute;margin-left:153.95pt;margin-top:68.15pt;width:67.4pt;height:39.85pt;z-index:251698176;visibility:visible;mso-wrap-style:square;mso-wrap-distance-left:9pt;mso-wrap-distance-top:0;mso-wrap-distance-right:9pt;mso-wrap-distance-bottom:0;mso-position-horizontal:absolute;mso-position-horizontal-relative:text;mso-position-vertical:absolute;mso-position-vertical-relative:text;v-text-anchor:middle" o:gfxdata="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" adj="15218" fillcolor="#156082 [3204]" strokecolor="#030e13 [484]" strokeweight="1pt"/>
             </w:pict>
           </mc:Fallback>
         </mc:AlternateContent>
-      </w:r>
-    </w:p>
-    <w:tbl>
-      <w:tblPr>
-        <w:tblStyle w:val="TableGrid"/>
-        <w:tblW w:w="0" w:type="auto"/>
-        <w:tblInd w:w="10" w:type="dxa"/>
-        <w:tblLook w:val="04A0" w:firstRow="1" w:lastRow="0" w:firstColumn="1" w:lastColumn="0" w:noHBand="0" w:noVBand="1"/>
-      </w:tblPr>
-      <w:tblGrid>
-        <w:gridCol w:w="567"/>
-      </w:tblGrid>
-      <w:tr>
-        <w:trPr>
-          <w:trHeight w:val="567"/>
-        </w:trPr>
-        <w:tc>
-          <w:tcPr>
-            <w:tcW w:w="567" w:type="dxa"/>
-          </w:tcPr>
-          <w:p/>
-        </w:tc>
-      </w:tr>
-      <w:tr>
-        <w:trPr>
-          <w:trHeight w:val="567"/>
-        </w:trPr>
-        <w:tc>
-          <w:tcPr>
-            <w:tcW w:w="567" w:type="dxa"/>
-          </w:tcPr>
-          <w:p/>
-        </w:tc>
-      </w:tr>
-      <w:tr>
-        <w:trPr>
-          <w:trHeight w:val="567"/>
-        </w:trPr>
-        <w:tc>
-          <w:tcPr>
-            <w:tcW w:w="567" w:type="dxa"/>
-          </w:tcPr>
-          <w:p/>
-        </w:tc>
-      </w:tr>
-      <w:tr>
-        <w:trPr>
-          <w:trHeight w:val="567"/>
-        </w:trPr>
-        <w:tc>
-          <w:tcPr>
-            <w:tcW w:w="567" w:type="dxa"/>
-          </w:tcPr>
-          <w:p/>
-        </w:tc>
-      </w:tr>
-      <w:tr>
-        <w:trPr>
-          <w:trHeight w:val="567"/>
-        </w:trPr>
-        <w:tc>
-          <w:tcPr>
-            <w:tcW w:w="567" w:type="dxa"/>
-          </w:tcPr>
-          <w:p/>
-        </w:tc>
-      </w:tr>
-      <w:tr>
-        <w:trPr>
-          <w:trHeight w:val="567"/>
-        </w:trPr>
-        <w:tc>
-          <w:tcPr>
-            <w:tcW w:w="567" w:type="dxa"/>
-          </w:tcPr>
-          <w:p/>
-        </w:tc>
-      </w:tr>
-      <w:tr>
-        <w:trPr>
-          <w:trHeight w:val="567"/>
-        </w:trPr>
-        <w:tc>
-          <w:tcPr>
-            <w:tcW w:w="567" w:type="dxa"/>
-          </w:tcPr>
-          <w:p/>
-        </w:tc>
-      </w:tr>
-      <w:tr>
-        <w:trPr>
-          <w:trHeight w:val="567"/>
-        </w:trPr>
-        <w:tc>
-          <w:tcPr>
-            <w:tcW w:w="567" w:type="dxa"/>
-          </w:tcPr>
-          <w:p/>
-        </w:tc>
-      </w:tr>
-      <w:tr>
-        <w:trPr>
-          <w:trHeight w:val="567"/>
-        </w:trPr>
-        <w:tc>
-          <w:tcPr>
-            <w:tcW w:w="567" w:type="dxa"/>
-          </w:tcPr>
-          <w:p/>
-        </w:tc>
-      </w:tr>
-      <w:tr>
-        <w:trPr>
-          <w:trHeight w:val="567"/>
-        </w:trPr>
-        <w:tc>
-          <w:tcPr>
-            <w:tcW w:w="567" w:type="dxa"/>
-          </w:tcPr>
-          <w:p/>
-        </w:tc>
-      </w:tr>
-      <w:tr>
-        <w:trPr>
-          <w:trHeight w:val="567"/>
-        </w:trPr>
-        <w:tc>
-          <w:tcPr>
-            <w:tcW w:w="567" w:type="dxa"/>
-          </w:tcPr>
-          <w:p/>
-        </w:tc>
-      </w:tr>
-      <w:tr>
-        <w:trPr>
-          <w:trHeight w:val="567"/>
-        </w:trPr>
-        <w:tc>
-          <w:tcPr>
-            <w:tcW w:w="567" w:type="dxa"/>
-          </w:tcPr>
-          <w:p/>
-        </w:tc>
-      </w:tr>
-    </w:tbl>
-    <w:p/>
-    <w:p>
-      <w:r>
-        <w:rPr>
-          <w:noProof/>
-        </w:rPr>
-        <mc:AlternateContent>
-          <mc:Choice Requires="wps">
-            <w:drawing>
-              <wp:anchor distT="0" distB="0" distL="114300" distR="114300" simplePos="0" relativeHeight="251660288" behindDoc="0" locked="0" layoutInCell="1" allowOverlap="1" wp14:anchorId="7ED228D1" wp14:editId="2E15EE58">
-                <wp:simplePos x="0" y="0"/>
-                <wp:positionH relativeFrom="column">
-                  <wp:posOffset>1004570</wp:posOffset>
-                </wp:positionH>
-                <wp:positionV relativeFrom="paragraph">
-                  <wp:posOffset>1772191</wp:posOffset>
-                </wp:positionV>
-                <wp:extent cx="914400" cy="914400"/>
-                <wp:effectExtent l="0" t="0" r="0" b="0"/>
-                <wp:wrapNone/>
-                <wp:docPr id="2034465166" name="Equals 2"/>
-                <wp:cNvGraphicFramePr/>
-                <a:graphic xmlns:a="http://schemas.openxmlformats.org/drawingml/2006/main">
-                  <a:graphicData uri="http://schemas.microsoft.com/office/word/2010/wordprocessingShape">
-                    <wps:wsp>
-                      <wps:cNvSpPr/>
-                      <wps:spPr>
-                        <a:xfrm>
-                          <a:off x="0" y="0"/>
-                          <a:ext cx="914400" cy="914400"/>
-                        </a:xfrm>
-                        <a:prstGeom prst="mathEqual">
-                          <a:avLst/>
-                        </a:prstGeom>
-                      </wps:spPr>
-                      <wps:style>
-                        <a:lnRef idx="2">
-                          <a:schemeClr val="accent1">
-                            <a:shade val="15000"/>
-                          </a:schemeClr>
-                        </a:lnRef>
-                        <a:fillRef idx="1">
-                          <a:schemeClr val="accent1"/>
-                        </a:fillRef>
-                        <a:effectRef idx="0">
-                          <a:schemeClr val="accent1"/>
-                        </a:effectRef>
-                        <a:fontRef idx="minor">
-                          <a:schemeClr val="lt1"/>
-                        </a:fontRef>
-                      </wps:style>
-                      <wps:bodyPr rot="0" spcFirstLastPara="0" vertOverflow="overflow" horzOverflow="overflow" vert="horz" wrap="square" lIns="91440" tIns="45720" rIns="91440" bIns="45720" numCol="1" spcCol="0" rtlCol="0" fromWordArt="0" anchor="ctr" anchorCtr="0" forceAA="0" compatLnSpc="1">
-                        <a:prstTxWarp prst="textNoShape">
-                          <a:avLst/>
-                        </a:prstTxWarp>
-                        <a:noAutofit/>
-                      </wps:bodyPr>
-                    </wps:wsp>
-                  </a:graphicData>
-                </a:graphic>
-              </wp:anchor>
-            </w:drawing>
-          </mc:Choice>
-          <mc:Fallback>
-            <w:pict>
-              <v:shape w14:anchorId="403EF67A" id="Equals 2" o:spid="_x0000_s1026" style="position:absolute;margin-left:79.1pt;margin-top:139.55pt;width:1in;height:1in;z-index:251660288;visibility:visible;mso-wrap-style:square;mso-wrap-distance-left:9pt;mso-wrap-distance-top:0;mso-wrap-distance-right:9pt;mso-wrap-distance-bottom:0;mso-position-horizontal:absolute;mso-position-horizontal-relative:text;mso-position-vertical:absolute;mso-position-vertical-relative:text;v-text-anchor:middle" coordsize="914400,914400" o:gfxdata="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" path="m121204,188366r671992,l793196,403433r-671992,l121204,188366xm121204,510967r671992,l793196,726034r-671992,l121204,510967xe" fillcolor="#156082 [3204]" strokecolor="#030e13 [484]" strokeweight="1pt">
-                <v:stroke joinstyle="miter"/>
-                <v:path arrowok="t" o:connecttype="custom" o:connectlocs="121204,188366;793196,188366;793196,403433;121204,403433;121204,188366;121204,510967;793196,510967;793196,726034;121204,726034;121204,510967" o:connectangles="0,0,0,0,0,0,0,0,0,0"/>
-              </v:shape>
-            </w:pict>
-          </mc:Fallback>
-        </mc:AlternateContent>
-      </w:r>
-    </w:p>
-    <w:tbl>
-      <w:tblPr>
-        <w:tblStyle w:val="TableGrid"/>
-        <w:tblW w:w="0" w:type="auto"/>
-        <w:tblInd w:w="10" w:type="dxa"/>
-        <w:tblLook w:val="04A0" w:firstRow="1" w:lastRow="0" w:firstColumn="1" w:lastColumn="0" w:noHBand="0" w:noVBand="1"/>
-      </w:tblPr>
-      <w:tblGrid>
-        <w:gridCol w:w="567"/>
-      </w:tblGrid>
-      <w:tr>
-        <w:trPr>
-          <w:trHeight w:val="567"/>
-        </w:trPr>
-        <w:tc>
-          <w:tcPr>
-            <w:tcW w:w="567" w:type="dxa"/>
-          </w:tcPr>
-          <w:p/>
-        </w:tc>
-      </w:tr>
-      <w:tr>
-        <w:trPr>
-          <w:trHeight w:val="567"/>
-        </w:trPr>
-        <w:tc>
-          <w:tcPr>
-            <w:tcW w:w="567" w:type="dxa"/>
-          </w:tcPr>
-          <w:p/>
-        </w:tc>
-      </w:tr>
-      <w:tr>
-        <w:trPr>
-          <w:trHeight w:val="567"/>
-        </w:trPr>
-        <w:tc>
-          <w:tcPr>
-            <w:tcW w:w="567" w:type="dxa"/>
-          </w:tcPr>
-          <w:p/>
-        </w:tc>
-      </w:tr>
-      <w:tr>
-        <w:trPr>
-          <w:trHeight w:val="567"/>
-        </w:trPr>
-        <w:tc>
-          <w:tcPr>
-            <w:tcW w:w="567" w:type="dxa"/>
-          </w:tcPr>
-          <w:p/>
-        </w:tc>
-      </w:tr>
-      <w:tr>
-        <w:trPr>
-          <w:trHeight w:val="567"/>
-        </w:trPr>
-        <w:tc>
-          <w:tcPr>
-            <w:tcW w:w="567" w:type="dxa"/>
-          </w:tcPr>
-          <w:p/>
-        </w:tc>
-      </w:tr>
-      <w:tr>
-        <w:trPr>
-          <w:trHeight w:val="567"/>
-        </w:trPr>
-        <w:tc>
-          <w:tcPr>
-            <w:tcW w:w="567" w:type="dxa"/>
-          </w:tcPr>
-          <w:p/>
-        </w:tc>
-      </w:tr>
-      <w:tr>
-        <w:trPr>
-          <w:trHeight w:val="567"/>
-        </w:trPr>
-        <w:tc>
-          <w:tcPr>
-            <w:tcW w:w="567" w:type="dxa"/>
-          </w:tcPr>
-          <w:p/>
-        </w:tc>
-      </w:tr>
-      <w:tr>
-        <w:trPr>
-          <w:trHeight w:val="567"/>
-        </w:trPr>
-        <w:tc>
-          <w:tcPr>
-            <w:tcW w:w="567" w:type="dxa"/>
-          </w:tcPr>
-          <w:p/>
-        </w:tc>
-      </w:tr>
-      <w:tr>
-        <w:trPr>
-          <w:trHeight w:val="567"/>
-        </w:trPr>
-        <w:tc>
-          <w:tcPr>
-            <w:tcW w:w="567" w:type="dxa"/>
-          </w:tcPr>
-          <w:p/>
-        </w:tc>
-      </w:tr>
-      <w:tr>
-        <w:trPr>
-          <w:trHeight w:val="567"/>
-        </w:trPr>
-        <w:tc>
-          <w:tcPr>
-            <w:tcW w:w="567" w:type="dxa"/>
-          </w:tcPr>
-          <w:p/>
-        </w:tc>
-      </w:tr>
-      <w:tr>
-        <w:trPr>
-          <w:trHeight w:val="567"/>
-        </w:trPr>
-        <w:tc>
-          <w:tcPr>
-            <w:tcW w:w="567" w:type="dxa"/>
-          </w:tcPr>
-          <w:p/>
-        </w:tc>
-      </w:tr>
-      <w:tr>
-        <w:trPr>
-          <w:trHeight w:val="567"/>
-        </w:trPr>
-        <w:tc>
-          <w:tcPr>
-            <w:tcW w:w="567" w:type="dxa"/>
-          </w:tcPr>
-          <w:p/>
-        </w:tc>
-      </w:tr>
-    </w:tbl>
-    <w:p/>
-    <w:p>
-      <w:r>
-        <w:rPr>
-          <w:noProof/>
-        </w:rPr>
-        <mc:AlternateContent>
-          <mc:Choice Requires="wps">
-            <w:drawing>
-              <wp:anchor distT="0" distB="0" distL="114300" distR="114300" simplePos="0" relativeHeight="251662336" behindDoc="0" locked="0" layoutInCell="1" allowOverlap="1" wp14:anchorId="04D98EB1" wp14:editId="1D77C95C">
-                <wp:simplePos x="0" y="0"/>
-                <wp:positionH relativeFrom="column">
-                  <wp:posOffset>558084</wp:posOffset>
-                </wp:positionH>
-                <wp:positionV relativeFrom="paragraph">
-                  <wp:posOffset>1770948</wp:posOffset>
-                </wp:positionV>
-                <wp:extent cx="914400" cy="914400"/>
-                <wp:effectExtent l="0" t="0" r="0" b="0"/>
-                <wp:wrapNone/>
-                <wp:docPr id="116690663" name="Equals 2"/>
-                <wp:cNvGraphicFramePr/>
-                <a:graphic xmlns:a="http://schemas.openxmlformats.org/drawingml/2006/main">
-                  <a:graphicData uri="http://schemas.microsoft.com/office/word/2010/wordprocessingShape">
-                    <wps:wsp>
-                      <wps:cNvSpPr/>
-                      <wps:spPr>
-                        <a:xfrm>
-                          <a:off x="0" y="0"/>
-                          <a:ext cx="914400" cy="914400"/>
-                        </a:xfrm>
-                        <a:prstGeom prst="mathEqual">
-                          <a:avLst/>
-                        </a:prstGeom>
-                      </wps:spPr>
-                      <wps:style>
-                        <a:lnRef idx="2">
-                          <a:schemeClr val="accent1">
-                            <a:shade val="15000"/>
-                          </a:schemeClr>
-                        </a:lnRef>
-                        <a:fillRef idx="1">
-                          <a:schemeClr val="accent1"/>
-                        </a:fillRef>
-                        <a:effectRef idx="0">
-                          <a:schemeClr val="accent1"/>
-                        </a:effectRef>
-                        <a:fontRef idx="minor">
-                          <a:schemeClr val="lt1"/>
-                        </a:fontRef>
-                      </wps:style>
-                      <wps:bodyPr rot="0" spcFirstLastPara="0" vertOverflow="overflow" horzOverflow="overflow" vert="horz" wrap="square" lIns="91440" tIns="45720" rIns="91440" bIns="45720" numCol="1" spcCol="0" rtlCol="0" fromWordArt="0" anchor="ctr" anchorCtr="0" forceAA="0" compatLnSpc="1">
-                        <a:prstTxWarp prst="textNoShape">
-                          <a:avLst/>
-                        </a:prstTxWarp>
-                        <a:noAutofit/>
-                      </wps:bodyPr>
-                    </wps:wsp>
-                  </a:graphicData>
-                </a:graphic>
-              </wp:anchor>
-            </w:drawing>
-          </mc:Choice>
-          <mc:Fallback>
-            <w:pict>
-              <v:shape w14:anchorId="06FF84DF" id="Equals 2" o:spid="_x0000_s1026" style="position:absolute;margin-left:43.95pt;margin-top:139.45pt;width:1in;height:1in;z-index:251662336;visibility:visible;mso-wrap-style:square;mso-wrap-distance-left:9pt;mso-wrap-distance-top:0;mso-wrap-distance-right:9pt;mso-wrap-distance-bottom:0;mso-position-horizontal:absolute;mso-position-horizontal-relative:text;mso-position-vertical:absolute;mso-position-vertical-relative:text;v-text-anchor:middle" coordsize="914400,914400" o:gfxdata="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" path="m121204,188366r671992,l793196,403433r-671992,l121204,188366xm121204,510967r671992,l793196,726034r-671992,l121204,510967xe" fillcolor="#156082 [3204]" strokecolor="#030e13 [484]" strokeweight="1pt">
-                <v:stroke joinstyle="miter"/>
-                <v:path arrowok="t" o:connecttype="custom" o:connectlocs="121204,188366;793196,188366;793196,403433;121204,403433;121204,188366;121204,510967;793196,510967;793196,726034;121204,726034;121204,510967" o:connectangles="0,0,0,0,0,0,0,0,0,0"/>
-              </v:shape>
-            </w:pict>
-          </mc:Fallback>
-        </mc:AlternateContent>
-      </w:r>
-    </w:p>
-    <w:tbl>
-      <w:tblPr>
-        <w:tblStyle w:val="TableGrid"/>
-        <w:tblW w:w="0" w:type="auto"/>
-        <w:tblInd w:w="10" w:type="dxa"/>
-        <w:tblLook w:val="04A0" w:firstRow="1" w:lastRow="0" w:firstColumn="1" w:lastColumn="0" w:noHBand="0" w:noVBand="1"/>
-      </w:tblPr>
-      <w:tblGrid>
-        <w:gridCol w:w="567"/>
-      </w:tblGrid>
-      <w:tr>
-        <w:trPr>
-          <w:trHeight w:val="567"/>
-        </w:trPr>
-        <w:tc>
-          <w:tcPr>
-            <w:tcW w:w="567" w:type="dxa"/>
-          </w:tcPr>
-          <w:p/>
-        </w:tc>
-      </w:tr>
-      <w:tr>
-        <w:trPr>
-          <w:trHeight w:val="567"/>
-        </w:trPr>
-        <w:tc>
-          <w:tcPr>
-            <w:tcW w:w="567" w:type="dxa"/>
-          </w:tcPr>
-          <w:p/>
-        </w:tc>
-      </w:tr>
-      <w:tr>
-        <w:trPr>
-          <w:trHeight w:val="567"/>
-        </w:trPr>
-        <w:tc>
-          <w:tcPr>
-            <w:tcW w:w="567" w:type="dxa"/>
-          </w:tcPr>
-          <w:p/>
-        </w:tc>
-      </w:tr>
-      <w:tr>
-        <w:trPr>
-          <w:trHeight w:val="567"/>
-        </w:trPr>
-        <w:tc>
-          <w:tcPr>
-            <w:tcW w:w="567" w:type="dxa"/>
-          </w:tcPr>
-          <w:p/>
-        </w:tc>
-      </w:tr>
-      <w:tr>
-        <w:trPr>
-          <w:trHeight w:val="567"/>
-        </w:trPr>
-        <w:tc>
-          <w:tcPr>
-            <w:tcW w:w="567" w:type="dxa"/>
-          </w:tcPr>
-          <w:p/>
-        </w:tc>
-      </w:tr>
-      <w:tr>
-        <w:trPr>
-          <w:trHeight w:val="567"/>
-        </w:trPr>
-        <w:tc>
-          <w:tcPr>
-            <w:tcW w:w="567" w:type="dxa"/>
-          </w:tcPr>
-          <w:p/>
-        </w:tc>
-      </w:tr>
-      <w:tr>
-        <w:trPr>
-          <w:trHeight w:val="567"/>
-        </w:trPr>
-        <w:tc>
-          <w:tcPr>
-            <w:tcW w:w="567" w:type="dxa"/>
-          </w:tcPr>
-          <w:p/>
-        </w:tc>
-      </w:tr>
-      <w:tr>
-        <w:trPr>
-          <w:trHeight w:val="567"/>
-        </w:trPr>
-        <w:tc>
-          <w:tcPr>
-            <w:tcW w:w="567" w:type="dxa"/>
-          </w:tcPr>
-          <w:p/>
-        </w:tc>
-      </w:tr>
-      <w:tr>
-        <w:trPr>
-          <w:trHeight w:val="567"/>
-        </w:trPr>
-        <w:tc>
-          <w:tcPr>
-            <w:tcW w:w="567" w:type="dxa"/>
-          </w:tcPr>
-          <w:p/>
-        </w:tc>
-      </w:tr>
-      <w:tr>
-        <w:trPr>
-          <w:trHeight w:val="567"/>
-        </w:trPr>
-        <w:tc>
-          <w:tcPr>
-            <w:tcW w:w="567" w:type="dxa"/>
-          </w:tcPr>
-          <w:p/>
-        </w:tc>
-      </w:tr>
-      <w:tr>
-        <w:trPr>
-          <w:trHeight w:val="567"/>
-        </w:trPr>
-        <w:tc>
-          <w:tcPr>
-            <w:tcW w:w="567" w:type="dxa"/>
-          </w:tcPr>
-          <w:p/>
-        </w:tc>
-      </w:tr>
-      <w:tr>
-        <w:trPr>
-          <w:trHeight w:val="567"/>
-        </w:trPr>
-        <w:tc>
-          <w:tcPr>
-            <w:tcW w:w="567" w:type="dxa"/>
-          </w:tcPr>
-          <w:p/>
-        </w:tc>
-      </w:tr>
-    </w:tbl>
-    <w:p>
-      <w:r>
-        <w:t xml:space="preserve">  </w:t>
-      </w:r>
-    </w:p>
-    <w:p>
-      <w:pPr>
-        <w:sectPr>
-          <w:type w:val="continuous"/>
-          <w:pgSz w:w="11900" w:h="16840"/>
-          <w:pgMar w:top="1440" w:right="1428" w:bottom="1440" w:left="1440" w:header="708" w:footer="708" w:gutter="0"/>
-          <w:cols w:num="3" w:space="708"/>
-          <w:docGrid w:linePitch="360"/>
-        </w:sectPr>
-      </w:pPr>
-    </w:p>
-    <w:p/>
-    <w:p>
-      <w:pPr>
-        <w:sectPr>
-          <w:type w:val="continuous"/>
-          <w:pgSz w:w="11900" w:h="16840"/>
-          <w:pgMar w:top="1440" w:right="1440" w:bottom="1440" w:left="1440" w:header="708" w:footer="708" w:gutter="0"/>
-          <w:cols w:space="708"/>
-          <w:docGrid w:linePitch="360"/>
-        </w:sectPr>
-      </w:pPr>
-    </w:p>
-    <w:p>
-      <w:r>
-        <w:br w:type="page"/>
-      </w:r>
-    </w:p>
-    <w:p>
-      <w:r>
-        <w:lastRenderedPageBreak/>
-        <w:t xml:space="preserve">Draw </w:t>
-      </w:r>
-      <w:r>
-        <w:t>a sad</w:t>
-      </w:r>
-      <w:r>
-        <w:t xml:space="preserve"> face</w:t>
       </w:r>
     </w:p>
     <w:tbl>
@@ -1197,7 +5467,7 @@
         <w:tblLook w:val="04A0" w:firstRow="1" w:lastRow="0" w:firstColumn="1" w:lastColumn="0" w:noHBand="0" w:noVBand="1"/>
       </w:tblPr>
       <w:tblGrid>
-        <w:gridCol w:w="567"/>
+        <w:gridCol w:w="572"/>
         <w:gridCol w:w="567"/>
         <w:gridCol w:w="567"/>
         <w:gridCol w:w="567"/>
@@ -1208,94 +5478,94 @@
         </w:trPr>
         <w:tc>
           <w:tcPr>
-            <w:tcW w:w="567" w:type="dxa"/>
-          </w:tcPr>
-          <w:p/>
-        </w:tc>
-        <w:tc>
-          <w:tcPr>
-            <w:tcW w:w="567" w:type="dxa"/>
-          </w:tcPr>
-          <w:p/>
-        </w:tc>
-        <w:tc>
-          <w:tcPr>
-            <w:tcW w:w="567" w:type="dxa"/>
-          </w:tcPr>
-          <w:p/>
-        </w:tc>
-        <w:tc>
-          <w:tcPr>
-            <w:tcW w:w="567" w:type="dxa"/>
-          </w:tcPr>
-          <w:p/>
-        </w:tc>
-      </w:tr>
-      <w:tr>
-        <w:trPr>
-          <w:trHeight w:val="567"/>
-        </w:trPr>
-        <w:tc>
-          <w:tcPr>
-            <w:tcW w:w="567" w:type="dxa"/>
-          </w:tcPr>
-          <w:p/>
-        </w:tc>
-        <w:tc>
-          <w:tcPr>
-            <w:tcW w:w="567" w:type="dxa"/>
-          </w:tcPr>
-          <w:p/>
-        </w:tc>
-        <w:tc>
-          <w:tcPr>
-            <w:tcW w:w="567" w:type="dxa"/>
-          </w:tcPr>
-          <w:p/>
-        </w:tc>
-        <w:tc>
-          <w:tcPr>
-            <w:tcW w:w="567" w:type="dxa"/>
-          </w:tcPr>
-          <w:p/>
-        </w:tc>
-      </w:tr>
-      <w:tr>
-        <w:trPr>
-          <w:trHeight w:val="567"/>
-        </w:trPr>
-        <w:tc>
-          <w:tcPr>
-            <w:tcW w:w="567" w:type="dxa"/>
-          </w:tcPr>
-          <w:p/>
-        </w:tc>
-        <w:tc>
-          <w:tcPr>
-            <w:tcW w:w="567" w:type="dxa"/>
-          </w:tcPr>
-          <w:p/>
-        </w:tc>
-        <w:tc>
-          <w:tcPr>
-            <w:tcW w:w="567" w:type="dxa"/>
-          </w:tcPr>
-          <w:p/>
-        </w:tc>
-        <w:tc>
-          <w:tcPr>
-            <w:tcW w:w="567" w:type="dxa"/>
-          </w:tcPr>
-          <w:p/>
-        </w:tc>
-      </w:tr>
-      <w:tr>
-        <w:trPr>
-          <w:trHeight w:val="567"/>
-        </w:trPr>
-        <w:tc>
-          <w:tcPr>
-            <w:tcW w:w="567" w:type="dxa"/>
+            <w:tcW w:w="572" w:type="dxa"/>
+          </w:tcPr>
+          <w:p/>
+        </w:tc>
+        <w:tc>
+          <w:tcPr>
+            <w:tcW w:w="567" w:type="dxa"/>
+          </w:tcPr>
+          <w:p/>
+        </w:tc>
+        <w:tc>
+          <w:tcPr>
+            <w:tcW w:w="567" w:type="dxa"/>
+          </w:tcPr>
+          <w:p/>
+        </w:tc>
+        <w:tc>
+          <w:tcPr>
+            <w:tcW w:w="567" w:type="dxa"/>
+          </w:tcPr>
+          <w:p/>
+        </w:tc>
+      </w:tr>
+      <w:tr>
+        <w:trPr>
+          <w:trHeight w:val="567"/>
+        </w:trPr>
+        <w:tc>
+          <w:tcPr>
+            <w:tcW w:w="572" w:type="dxa"/>
+          </w:tcPr>
+          <w:p/>
+        </w:tc>
+        <w:tc>
+          <w:tcPr>
+            <w:tcW w:w="567" w:type="dxa"/>
+          </w:tcPr>
+          <w:p/>
+        </w:tc>
+        <w:tc>
+          <w:tcPr>
+            <w:tcW w:w="567" w:type="dxa"/>
+          </w:tcPr>
+          <w:p/>
+        </w:tc>
+        <w:tc>
+          <w:tcPr>
+            <w:tcW w:w="567" w:type="dxa"/>
+          </w:tcPr>
+          <w:p/>
+        </w:tc>
+      </w:tr>
+      <w:tr>
+        <w:trPr>
+          <w:trHeight w:val="567"/>
+        </w:trPr>
+        <w:tc>
+          <w:tcPr>
+            <w:tcW w:w="572" w:type="dxa"/>
+          </w:tcPr>
+          <w:p/>
+        </w:tc>
+        <w:tc>
+          <w:tcPr>
+            <w:tcW w:w="567" w:type="dxa"/>
+          </w:tcPr>
+          <w:p/>
+        </w:tc>
+        <w:tc>
+          <w:tcPr>
+            <w:tcW w:w="567" w:type="dxa"/>
+          </w:tcPr>
+          <w:p/>
+        </w:tc>
+        <w:tc>
+          <w:tcPr>
+            <w:tcW w:w="567" w:type="dxa"/>
+          </w:tcPr>
+          <w:p/>
+        </w:tc>
+      </w:tr>
+      <w:tr>
+        <w:trPr>
+          <w:trHeight w:val="567"/>
+        </w:trPr>
+        <w:tc>
+          <w:tcPr>
+            <w:tcW w:w="572" w:type="dxa"/>
           </w:tcPr>
           <w:p/>
         </w:tc>
@@ -1319,10 +5589,25 @@
         </w:tc>
       </w:tr>
     </w:tbl>
-    <w:p/>
     <w:p>
-      <w:r>
-        <w:t>Write as numbers</w:t>
+      <w:pPr>
+        <w:rPr>
+          <w:rStyle w:val="Heading1Char"/>
+          <w:rFonts w:asciiTheme="minorHAnsi" w:eastAsiaTheme="minorHAnsi" w:hAnsiTheme="minorHAnsi" w:cstheme="minorBidi"/>
+          <w:color w:val="auto"/>
+          <w:sz w:val="24"/>
+          <w:szCs w:val="24"/>
+        </w:rPr>
+      </w:pPr>
+      <w:r>
+        <w:rPr>
+          <w:rStyle w:val="Heading1Char"/>
+          <w:rFonts w:asciiTheme="minorHAnsi" w:eastAsiaTheme="minorHAnsi" w:hAnsiTheme="minorHAnsi" w:cstheme="minorBidi"/>
+          <w:color w:val="auto"/>
+          <w:sz w:val="24"/>
+          <w:szCs w:val="24"/>
+        </w:rPr>
+        <w:br w:type="column"/>
       </w:r>
     </w:p>
     <w:tbl>
@@ -1333,9 +5618,6 @@
       </w:tblPr>
       <w:tblGrid>
         <w:gridCol w:w="567"/>
-        <w:gridCol w:w="567"/>
-        <w:gridCol w:w="567"/>
-        <w:gridCol w:w="567"/>
       </w:tblGrid>
       <w:tr>
         <w:trPr>
@@ -1347,105 +5629,165 @@
           </w:tcPr>
           <w:p/>
         </w:tc>
-        <w:tc>
-          <w:tcPr>
-            <w:tcW w:w="567" w:type="dxa"/>
-          </w:tcPr>
-          <w:p/>
-        </w:tc>
-        <w:tc>
-          <w:tcPr>
-            <w:tcW w:w="567" w:type="dxa"/>
-          </w:tcPr>
-          <w:p/>
-        </w:tc>
-        <w:tc>
-          <w:tcPr>
-            <w:tcW w:w="567" w:type="dxa"/>
-          </w:tcPr>
-          <w:p/>
-        </w:tc>
-      </w:tr>
-      <w:tr>
-        <w:trPr>
-          <w:trHeight w:val="567"/>
-        </w:trPr>
-        <w:tc>
-          <w:tcPr>
-            <w:tcW w:w="567" w:type="dxa"/>
-          </w:tcPr>
-          <w:p/>
-        </w:tc>
-        <w:tc>
-          <w:tcPr>
-            <w:tcW w:w="567" w:type="dxa"/>
-          </w:tcPr>
-          <w:p/>
-        </w:tc>
-        <w:tc>
-          <w:tcPr>
-            <w:tcW w:w="567" w:type="dxa"/>
-          </w:tcPr>
-          <w:p/>
-        </w:tc>
-        <w:tc>
-          <w:tcPr>
-            <w:tcW w:w="567" w:type="dxa"/>
-          </w:tcPr>
-          <w:p/>
-        </w:tc>
-      </w:tr>
-      <w:tr>
-        <w:trPr>
-          <w:trHeight w:val="567"/>
-        </w:trPr>
-        <w:tc>
-          <w:tcPr>
-            <w:tcW w:w="567" w:type="dxa"/>
-          </w:tcPr>
-          <w:p/>
-        </w:tc>
-        <w:tc>
-          <w:tcPr>
-            <w:tcW w:w="567" w:type="dxa"/>
-          </w:tcPr>
-          <w:p/>
-        </w:tc>
-        <w:tc>
-          <w:tcPr>
-            <w:tcW w:w="567" w:type="dxa"/>
-          </w:tcPr>
-          <w:p/>
-        </w:tc>
-        <w:tc>
-          <w:tcPr>
-            <w:tcW w:w="567" w:type="dxa"/>
-          </w:tcPr>
-          <w:p/>
-        </w:tc>
-      </w:tr>
-      <w:tr>
-        <w:trPr>
-          <w:trHeight w:val="567"/>
-        </w:trPr>
-        <w:tc>
-          <w:tcPr>
-            <w:tcW w:w="567" w:type="dxa"/>
-          </w:tcPr>
-          <w:p/>
-        </w:tc>
-        <w:tc>
-          <w:tcPr>
-            <w:tcW w:w="567" w:type="dxa"/>
-          </w:tcPr>
-          <w:p/>
-        </w:tc>
-        <w:tc>
-          <w:tcPr>
-            <w:tcW w:w="567" w:type="dxa"/>
-          </w:tcPr>
-          <w:p/>
-        </w:tc>
+      </w:tr>
+      <w:tr>
+        <w:trPr>
+          <w:trHeight w:val="567"/>
+        </w:trPr>
+        <w:tc>
+          <w:tcPr>
+            <w:tcW w:w="567" w:type="dxa"/>
+          </w:tcPr>
+          <w:p/>
+        </w:tc>
+      </w:tr>
+      <w:tr>
+        <w:trPr>
+          <w:trHeight w:val="567"/>
+        </w:trPr>
+        <w:tc>
+          <w:tcPr>
+            <w:tcW w:w="567" w:type="dxa"/>
+          </w:tcPr>
+          <w:p/>
+        </w:tc>
+      </w:tr>
+      <w:tr>
+        <w:trPr>
+          <w:trHeight w:val="567"/>
+        </w:trPr>
+        <w:tc>
+          <w:tcPr>
+            <w:tcW w:w="567" w:type="dxa"/>
+          </w:tcPr>
+          <w:p/>
+        </w:tc>
+      </w:tr>
+      <w:tr>
+        <w:trPr>
+          <w:trHeight w:val="567"/>
+        </w:trPr>
+        <w:tc>
+          <w:tcPr>
+            <w:tcW w:w="567" w:type="dxa"/>
+          </w:tcPr>
+          <w:p/>
+        </w:tc>
+      </w:tr>
+      <w:tr>
+        <w:trPr>
+          <w:trHeight w:val="567"/>
+        </w:trPr>
+        <w:tc>
+          <w:tcPr>
+            <w:tcW w:w="567" w:type="dxa"/>
+          </w:tcPr>
+          <w:p/>
+        </w:tc>
+      </w:tr>
+      <w:tr>
+        <w:trPr>
+          <w:trHeight w:val="567"/>
+        </w:trPr>
+        <w:tc>
+          <w:tcPr>
+            <w:tcW w:w="567" w:type="dxa"/>
+          </w:tcPr>
+          <w:p/>
+        </w:tc>
+      </w:tr>
+      <w:tr>
+        <w:trPr>
+          <w:trHeight w:val="567"/>
+        </w:trPr>
+        <w:tc>
+          <w:tcPr>
+            <w:tcW w:w="567" w:type="dxa"/>
+          </w:tcPr>
+          <w:p/>
+        </w:tc>
+      </w:tr>
+      <w:tr>
+        <w:trPr>
+          <w:trHeight w:val="567"/>
+        </w:trPr>
+        <w:tc>
+          <w:tcPr>
+            <w:tcW w:w="567" w:type="dxa"/>
+          </w:tcPr>
+          <w:p/>
+        </w:tc>
+      </w:tr>
+      <w:tr>
+        <w:trPr>
+          <w:trHeight w:val="567"/>
+        </w:trPr>
+        <w:tc>
+          <w:tcPr>
+            <w:tcW w:w="567" w:type="dxa"/>
+          </w:tcPr>
+          <w:p/>
+        </w:tc>
+      </w:tr>
+      <w:tr>
+        <w:trPr>
+          <w:trHeight w:val="567"/>
+        </w:trPr>
+        <w:tc>
+          <w:tcPr>
+            <w:tcW w:w="567" w:type="dxa"/>
+          </w:tcPr>
+          <w:p/>
+        </w:tc>
+      </w:tr>
+      <w:tr>
+        <w:trPr>
+          <w:trHeight w:val="567"/>
+        </w:trPr>
+        <w:tc>
+          <w:tcPr>
+            <w:tcW w:w="567" w:type="dxa"/>
+          </w:tcPr>
+          <w:p/>
+        </w:tc>
+      </w:tr>
+      <w:tr>
+        <w:trPr>
+          <w:trHeight w:val="567"/>
+        </w:trPr>
+        <w:tc>
+          <w:tcPr>
+            <w:tcW w:w="567" w:type="dxa"/>
+          </w:tcPr>
+          <w:p/>
+        </w:tc>
+      </w:tr>
+      <w:tr>
+        <w:trPr>
+          <w:trHeight w:val="567"/>
+        </w:trPr>
+        <w:tc>
+          <w:tcPr>
+            <w:tcW w:w="567" w:type="dxa"/>
+          </w:tcPr>
+          <w:p/>
+        </w:tc>
+      </w:tr>
+      <w:tr>
+        <w:trPr>
+          <w:trHeight w:val="567"/>
+        </w:trPr>
+        <w:tc>
+          <w:tcPr>
+            <w:tcW w:w="567" w:type="dxa"/>
+          </w:tcPr>
+          <w:p/>
+        </w:tc>
+      </w:tr>
+      <w:tr>
+        <w:trPr>
+          <w:trHeight w:val="567"/>
+        </w:trPr>
         <w:tc>
           <w:tcPr>
             <w:tcW w:w="567" w:type="dxa"/>
@@ -1454,726 +5796,6 @@
         </w:tc>
       </w:tr>
     </w:tbl>
-    <w:p/>
-    <w:p>
-      <w:pPr>
-        <w:sectPr>
-          <w:type w:val="continuous"/>
-          <w:pgSz w:w="11900" w:h="16840"/>
-          <w:pgMar w:top="1440" w:right="1440" w:bottom="1440" w:left="1440" w:header="708" w:footer="708" w:gutter="0"/>
-          <w:cols w:num="2" w:space="708"/>
-          <w:docGrid w:linePitch="360"/>
-        </w:sectPr>
-      </w:pPr>
-    </w:p>
-    <w:p/>
-    <w:p/>
-    <w:p>
-      <w:pPr>
-        <w:pStyle w:val="Heading3"/>
-        <w:sectPr>
-          <w:headerReference w:type="default" r:id="rId15"/>
-          <w:footerReference w:type="default" r:id="rId16"/>
-          <w:type w:val="continuous"/>
-          <w:pgSz w:w="11900" w:h="16840"/>
-          <w:pgMar w:top="1440" w:right="1440" w:bottom="1440" w:left="1440" w:header="708" w:footer="708" w:gutter="0"/>
-          <w:cols w:space="708"/>
-          <w:docGrid w:linePitch="360"/>
-        </w:sectPr>
-      </w:pPr>
-      <w:r>
-        <w:rPr>
-          <w:lang w:val="en-US"/>
-        </w:rPr>
-        <w:t xml:space="preserve">Comparing </w:t>
-      </w:r>
-      <w:r>
-        <w:rPr>
-          <w:lang w:val="en-US"/>
-        </w:rPr>
-        <w:t xml:space="preserve">the happy and sad faces using </w:t>
-      </w:r>
-      <w:proofErr w:type="spellStart"/>
-      <w:r>
-        <w:rPr>
-          <w:lang w:val="en-US"/>
-        </w:rPr>
-        <w:t>maths</w:t>
-      </w:r>
-      <w:proofErr w:type="spellEnd"/>
-      <w:r>
-        <w:rPr>
-          <w:lang w:val="en-US"/>
-        </w:rPr>
-        <w:t xml:space="preserve"> </w:t>
-      </w:r>
-    </w:p>
-    <w:p>
-      <w:r>
-        <w:rPr>
-          <w:noProof/>
-        </w:rPr>
-        <mc:AlternateContent>
-          <mc:Choice Requires="wps">
-            <w:drawing>
-              <wp:anchor distT="0" distB="0" distL="114300" distR="114300" simplePos="0" relativeHeight="251664384" behindDoc="0" locked="0" layoutInCell="1" allowOverlap="1" wp14:anchorId="578CE2CE" wp14:editId="52E5DEE3">
-                <wp:simplePos x="0" y="0"/>
-                <wp:positionH relativeFrom="column">
-                  <wp:posOffset>797574</wp:posOffset>
-                </wp:positionH>
-                <wp:positionV relativeFrom="paragraph">
-                  <wp:posOffset>1724539</wp:posOffset>
-                </wp:positionV>
-                <wp:extent cx="914400" cy="914400"/>
-                <wp:effectExtent l="0" t="0" r="0" b="0"/>
-                <wp:wrapNone/>
-                <wp:docPr id="1295087085" name="Multiply 1"/>
-                <wp:cNvGraphicFramePr/>
-                <a:graphic xmlns:a="http://schemas.openxmlformats.org/drawingml/2006/main">
-                  <a:graphicData uri="http://schemas.microsoft.com/office/word/2010/wordprocessingShape">
-                    <wps:wsp>
-                      <wps:cNvSpPr/>
-                      <wps:spPr>
-                        <a:xfrm>
-                          <a:off x="0" y="0"/>
-                          <a:ext cx="914400" cy="914400"/>
-                        </a:xfrm>
-                        <a:prstGeom prst="mathMultiply">
-                          <a:avLst/>
-                        </a:prstGeom>
-                      </wps:spPr>
-                      <wps:style>
-                        <a:lnRef idx="2">
-                          <a:schemeClr val="accent1">
-                            <a:shade val="15000"/>
-                          </a:schemeClr>
-                        </a:lnRef>
-                        <a:fillRef idx="1">
-                          <a:schemeClr val="accent1"/>
-                        </a:fillRef>
-                        <a:effectRef idx="0">
-                          <a:schemeClr val="accent1"/>
-                        </a:effectRef>
-                        <a:fontRef idx="minor">
-                          <a:schemeClr val="lt1"/>
-                        </a:fontRef>
-                      </wps:style>
-                      <wps:bodyPr rot="0" spcFirstLastPara="0" vertOverflow="overflow" horzOverflow="overflow" vert="horz" wrap="square" lIns="91440" tIns="45720" rIns="91440" bIns="45720" numCol="1" spcCol="0" rtlCol="0" fromWordArt="0" anchor="ctr" anchorCtr="0" forceAA="0" compatLnSpc="1">
-                        <a:prstTxWarp prst="textNoShape">
-                          <a:avLst/>
-                        </a:prstTxWarp>
-                        <a:noAutofit/>
-                      </wps:bodyPr>
-                    </wps:wsp>
-                  </a:graphicData>
-                </a:graphic>
-              </wp:anchor>
-            </w:drawing>
-          </mc:Choice>
-          <mc:Fallback>
-            <w:pict>
-              <v:shape w14:anchorId="25DFAC42" id="Multiply 1" o:spid="_x0000_s1026" style="position:absolute;margin-left:62.8pt;margin-top:135.8pt;width:1in;height:1in;z-index:251664384;visibility:visible;mso-wrap-style:square;mso-wrap-distance-left:9pt;mso-wrap-distance-top:0;mso-wrap-distance-right:9pt;mso-wrap-distance-bottom:0;mso-position-horizontal:absolute;mso-position-horizontal-relative:text;mso-position-vertical:absolute;mso-position-vertical-relative:text;v-text-anchor:middle" coordsize="914400,914400" o:gfxdata="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" path="m143578,295654l295654,143578,457200,305125,618746,143578,770822,295654,609275,457200,770822,618746,618746,770822,457200,609275,295654,770822,143578,618746,305125,457200,143578,295654xe" fillcolor="#156082 [3204]" strokecolor="#030e13 [484]" strokeweight="1pt">
-                <v:stroke joinstyle="miter"/>
-                <v:path arrowok="t" o:connecttype="custom" o:connectlocs="143578,295654;295654,143578;457200,305125;618746,143578;770822,295654;609275,457200;770822,618746;618746,770822;457200,609275;295654,770822;143578,618746;305125,457200;143578,295654" o:connectangles="0,0,0,0,0,0,0,0,0,0,0,0,0"/>
-              </v:shape>
-            </w:pict>
-          </mc:Fallback>
-        </mc:AlternateContent>
-      </w:r>
-    </w:p>
-    <w:tbl>
-      <w:tblPr>
-        <w:tblStyle w:val="TableGrid"/>
-        <w:tblW w:w="0" w:type="auto"/>
-        <w:tblInd w:w="10" w:type="dxa"/>
-        <w:tblLook w:val="04A0" w:firstRow="1" w:lastRow="0" w:firstColumn="1" w:lastColumn="0" w:noHBand="0" w:noVBand="1"/>
-      </w:tblPr>
-      <w:tblGrid>
-        <w:gridCol w:w="567"/>
-      </w:tblGrid>
-      <w:tr>
-        <w:trPr>
-          <w:trHeight w:val="567"/>
-        </w:trPr>
-        <w:tc>
-          <w:tcPr>
-            <w:tcW w:w="567" w:type="dxa"/>
-          </w:tcPr>
-          <w:p/>
-        </w:tc>
-      </w:tr>
-      <w:tr>
-        <w:trPr>
-          <w:trHeight w:val="567"/>
-        </w:trPr>
-        <w:tc>
-          <w:tcPr>
-            <w:tcW w:w="567" w:type="dxa"/>
-          </w:tcPr>
-          <w:p/>
-        </w:tc>
-      </w:tr>
-      <w:tr>
-        <w:trPr>
-          <w:trHeight w:val="567"/>
-        </w:trPr>
-        <w:tc>
-          <w:tcPr>
-            <w:tcW w:w="567" w:type="dxa"/>
-          </w:tcPr>
-          <w:p/>
-        </w:tc>
-      </w:tr>
-      <w:tr>
-        <w:trPr>
-          <w:trHeight w:val="567"/>
-        </w:trPr>
-        <w:tc>
-          <w:tcPr>
-            <w:tcW w:w="567" w:type="dxa"/>
-          </w:tcPr>
-          <w:p/>
-        </w:tc>
-      </w:tr>
-      <w:tr>
-        <w:trPr>
-          <w:trHeight w:val="567"/>
-        </w:trPr>
-        <w:tc>
-          <w:tcPr>
-            <w:tcW w:w="567" w:type="dxa"/>
-          </w:tcPr>
-          <w:p/>
-        </w:tc>
-      </w:tr>
-      <w:tr>
-        <w:trPr>
-          <w:trHeight w:val="567"/>
-        </w:trPr>
-        <w:tc>
-          <w:tcPr>
-            <w:tcW w:w="567" w:type="dxa"/>
-          </w:tcPr>
-          <w:p/>
-        </w:tc>
-      </w:tr>
-      <w:tr>
-        <w:trPr>
-          <w:trHeight w:val="567"/>
-        </w:trPr>
-        <w:tc>
-          <w:tcPr>
-            <w:tcW w:w="567" w:type="dxa"/>
-          </w:tcPr>
-          <w:p/>
-        </w:tc>
-      </w:tr>
-      <w:tr>
-        <w:trPr>
-          <w:trHeight w:val="567"/>
-        </w:trPr>
-        <w:tc>
-          <w:tcPr>
-            <w:tcW w:w="567" w:type="dxa"/>
-          </w:tcPr>
-          <w:p/>
-        </w:tc>
-      </w:tr>
-      <w:tr>
-        <w:trPr>
-          <w:trHeight w:val="567"/>
-        </w:trPr>
-        <w:tc>
-          <w:tcPr>
-            <w:tcW w:w="567" w:type="dxa"/>
-          </w:tcPr>
-          <w:p/>
-        </w:tc>
-      </w:tr>
-      <w:tr>
-        <w:trPr>
-          <w:trHeight w:val="567"/>
-        </w:trPr>
-        <w:tc>
-          <w:tcPr>
-            <w:tcW w:w="567" w:type="dxa"/>
-          </w:tcPr>
-          <w:p/>
-        </w:tc>
-      </w:tr>
-      <w:tr>
-        <w:trPr>
-          <w:trHeight w:val="567"/>
-        </w:trPr>
-        <w:tc>
-          <w:tcPr>
-            <w:tcW w:w="567" w:type="dxa"/>
-          </w:tcPr>
-          <w:p/>
-        </w:tc>
-      </w:tr>
-      <w:tr>
-        <w:trPr>
-          <w:trHeight w:val="567"/>
-        </w:trPr>
-        <w:tc>
-          <w:tcPr>
-            <w:tcW w:w="567" w:type="dxa"/>
-          </w:tcPr>
-          <w:p/>
-        </w:tc>
-      </w:tr>
-    </w:tbl>
-    <w:p/>
-    <w:p>
-      <w:r>
-        <w:rPr>
-          <w:noProof/>
-        </w:rPr>
-        <mc:AlternateContent>
-          <mc:Choice Requires="wps">
-            <w:drawing>
-              <wp:anchor distT="0" distB="0" distL="114300" distR="114300" simplePos="0" relativeHeight="251665408" behindDoc="0" locked="0" layoutInCell="1" allowOverlap="1" wp14:anchorId="57A49370" wp14:editId="5FB91BE2">
-                <wp:simplePos x="0" y="0"/>
-                <wp:positionH relativeFrom="column">
-                  <wp:posOffset>1004570</wp:posOffset>
-                </wp:positionH>
-                <wp:positionV relativeFrom="paragraph">
-                  <wp:posOffset>1772191</wp:posOffset>
-                </wp:positionV>
-                <wp:extent cx="914400" cy="914400"/>
-                <wp:effectExtent l="0" t="0" r="0" b="0"/>
-                <wp:wrapNone/>
-                <wp:docPr id="478459690" name="Equals 2"/>
-                <wp:cNvGraphicFramePr/>
-                <a:graphic xmlns:a="http://schemas.openxmlformats.org/drawingml/2006/main">
-                  <a:graphicData uri="http://schemas.microsoft.com/office/word/2010/wordprocessingShape">
-                    <wps:wsp>
-                      <wps:cNvSpPr/>
-                      <wps:spPr>
-                        <a:xfrm>
-                          <a:off x="0" y="0"/>
-                          <a:ext cx="914400" cy="914400"/>
-                        </a:xfrm>
-                        <a:prstGeom prst="mathEqual">
-                          <a:avLst/>
-                        </a:prstGeom>
-                      </wps:spPr>
-                      <wps:style>
-                        <a:lnRef idx="2">
-                          <a:schemeClr val="accent1">
-                            <a:shade val="15000"/>
-                          </a:schemeClr>
-                        </a:lnRef>
-                        <a:fillRef idx="1">
-                          <a:schemeClr val="accent1"/>
-                        </a:fillRef>
-                        <a:effectRef idx="0">
-                          <a:schemeClr val="accent1"/>
-                        </a:effectRef>
-                        <a:fontRef idx="minor">
-                          <a:schemeClr val="lt1"/>
-                        </a:fontRef>
-                      </wps:style>
-                      <wps:bodyPr rot="0" spcFirstLastPara="0" vertOverflow="overflow" horzOverflow="overflow" vert="horz" wrap="square" lIns="91440" tIns="45720" rIns="91440" bIns="45720" numCol="1" spcCol="0" rtlCol="0" fromWordArt="0" anchor="ctr" anchorCtr="0" forceAA="0" compatLnSpc="1">
-                        <a:prstTxWarp prst="textNoShape">
-                          <a:avLst/>
-                        </a:prstTxWarp>
-                        <a:noAutofit/>
-                      </wps:bodyPr>
-                    </wps:wsp>
-                  </a:graphicData>
-                </a:graphic>
-              </wp:anchor>
-            </w:drawing>
-          </mc:Choice>
-          <mc:Fallback>
-            <w:pict>
-              <v:shape w14:anchorId="2663E099" id="Equals 2" o:spid="_x0000_s1026" style="position:absolute;margin-left:79.1pt;margin-top:139.55pt;width:1in;height:1in;z-index:251665408;visibility:visible;mso-wrap-style:square;mso-wrap-distance-left:9pt;mso-wrap-distance-top:0;mso-wrap-distance-right:9pt;mso-wrap-distance-bottom:0;mso-position-horizontal:absolute;mso-position-horizontal-relative:text;mso-position-vertical:absolute;mso-position-vertical-relative:text;v-text-anchor:middle" coordsize="914400,914400" o:gfxdata="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" path="m121204,188366r671992,l793196,403433r-671992,l121204,188366xm121204,510967r671992,l793196,726034r-671992,l121204,510967xe" fillcolor="#156082 [3204]" strokecolor="#030e13 [484]" strokeweight="1pt">
-                <v:stroke joinstyle="miter"/>
-                <v:path arrowok="t" o:connecttype="custom" o:connectlocs="121204,188366;793196,188366;793196,403433;121204,403433;121204,188366;121204,510967;793196,510967;793196,726034;121204,726034;121204,510967" o:connectangles="0,0,0,0,0,0,0,0,0,0"/>
-              </v:shape>
-            </w:pict>
-          </mc:Fallback>
-        </mc:AlternateContent>
-      </w:r>
-    </w:p>
-    <w:tbl>
-      <w:tblPr>
-        <w:tblStyle w:val="TableGrid"/>
-        <w:tblW w:w="0" w:type="auto"/>
-        <w:tblInd w:w="10" w:type="dxa"/>
-        <w:tblLook w:val="04A0" w:firstRow="1" w:lastRow="0" w:firstColumn="1" w:lastColumn="0" w:noHBand="0" w:noVBand="1"/>
-      </w:tblPr>
-      <w:tblGrid>
-        <w:gridCol w:w="567"/>
-      </w:tblGrid>
-      <w:tr>
-        <w:trPr>
-          <w:trHeight w:val="567"/>
-        </w:trPr>
-        <w:tc>
-          <w:tcPr>
-            <w:tcW w:w="567" w:type="dxa"/>
-          </w:tcPr>
-          <w:p/>
-        </w:tc>
-      </w:tr>
-      <w:tr>
-        <w:trPr>
-          <w:trHeight w:val="567"/>
-        </w:trPr>
-        <w:tc>
-          <w:tcPr>
-            <w:tcW w:w="567" w:type="dxa"/>
-          </w:tcPr>
-          <w:p/>
-        </w:tc>
-      </w:tr>
-      <w:tr>
-        <w:trPr>
-          <w:trHeight w:val="567"/>
-        </w:trPr>
-        <w:tc>
-          <w:tcPr>
-            <w:tcW w:w="567" w:type="dxa"/>
-          </w:tcPr>
-          <w:p/>
-        </w:tc>
-      </w:tr>
-      <w:tr>
-        <w:trPr>
-          <w:trHeight w:val="567"/>
-        </w:trPr>
-        <w:tc>
-          <w:tcPr>
-            <w:tcW w:w="567" w:type="dxa"/>
-          </w:tcPr>
-          <w:p/>
-        </w:tc>
-      </w:tr>
-      <w:tr>
-        <w:trPr>
-          <w:trHeight w:val="567"/>
-        </w:trPr>
-        <w:tc>
-          <w:tcPr>
-            <w:tcW w:w="567" w:type="dxa"/>
-          </w:tcPr>
-          <w:p/>
-        </w:tc>
-      </w:tr>
-      <w:tr>
-        <w:trPr>
-          <w:trHeight w:val="567"/>
-        </w:trPr>
-        <w:tc>
-          <w:tcPr>
-            <w:tcW w:w="567" w:type="dxa"/>
-          </w:tcPr>
-          <w:p/>
-        </w:tc>
-      </w:tr>
-      <w:tr>
-        <w:trPr>
-          <w:trHeight w:val="567"/>
-        </w:trPr>
-        <w:tc>
-          <w:tcPr>
-            <w:tcW w:w="567" w:type="dxa"/>
-          </w:tcPr>
-          <w:p/>
-        </w:tc>
-      </w:tr>
-      <w:tr>
-        <w:trPr>
-          <w:trHeight w:val="567"/>
-        </w:trPr>
-        <w:tc>
-          <w:tcPr>
-            <w:tcW w:w="567" w:type="dxa"/>
-          </w:tcPr>
-          <w:p/>
-        </w:tc>
-      </w:tr>
-      <w:tr>
-        <w:trPr>
-          <w:trHeight w:val="567"/>
-        </w:trPr>
-        <w:tc>
-          <w:tcPr>
-            <w:tcW w:w="567" w:type="dxa"/>
-          </w:tcPr>
-          <w:p/>
-        </w:tc>
-      </w:tr>
-      <w:tr>
-        <w:trPr>
-          <w:trHeight w:val="567"/>
-        </w:trPr>
-        <w:tc>
-          <w:tcPr>
-            <w:tcW w:w="567" w:type="dxa"/>
-          </w:tcPr>
-          <w:p/>
-        </w:tc>
-      </w:tr>
-      <w:tr>
-        <w:trPr>
-          <w:trHeight w:val="567"/>
-        </w:trPr>
-        <w:tc>
-          <w:tcPr>
-            <w:tcW w:w="567" w:type="dxa"/>
-          </w:tcPr>
-          <w:p/>
-        </w:tc>
-      </w:tr>
-      <w:tr>
-        <w:trPr>
-          <w:trHeight w:val="567"/>
-        </w:trPr>
-        <w:tc>
-          <w:tcPr>
-            <w:tcW w:w="567" w:type="dxa"/>
-          </w:tcPr>
-          <w:p/>
-        </w:tc>
-      </w:tr>
-    </w:tbl>
-    <w:p/>
-    <w:p>
-      <w:r>
-        <w:rPr>
-          <w:noProof/>
-        </w:rPr>
-        <mc:AlternateContent>
-          <mc:Choice Requires="wps">
-            <w:drawing>
-              <wp:anchor distT="0" distB="0" distL="114300" distR="114300" simplePos="0" relativeHeight="251666432" behindDoc="0" locked="0" layoutInCell="1" allowOverlap="1" wp14:anchorId="5B6F9207" wp14:editId="62420A15">
-                <wp:simplePos x="0" y="0"/>
-                <wp:positionH relativeFrom="column">
-                  <wp:posOffset>558084</wp:posOffset>
-                </wp:positionH>
-                <wp:positionV relativeFrom="paragraph">
-                  <wp:posOffset>1770948</wp:posOffset>
-                </wp:positionV>
-                <wp:extent cx="914400" cy="914400"/>
-                <wp:effectExtent l="0" t="0" r="0" b="0"/>
-                <wp:wrapNone/>
-                <wp:docPr id="1598710678" name="Equals 2"/>
-                <wp:cNvGraphicFramePr/>
-                <a:graphic xmlns:a="http://schemas.openxmlformats.org/drawingml/2006/main">
-                  <a:graphicData uri="http://schemas.microsoft.com/office/word/2010/wordprocessingShape">
-                    <wps:wsp>
-                      <wps:cNvSpPr/>
-                      <wps:spPr>
-                        <a:xfrm>
-                          <a:off x="0" y="0"/>
-                          <a:ext cx="914400" cy="914400"/>
-                        </a:xfrm>
-                        <a:prstGeom prst="mathEqual">
-                          <a:avLst/>
-                        </a:prstGeom>
-                      </wps:spPr>
-                      <wps:style>
-                        <a:lnRef idx="2">
-                          <a:schemeClr val="accent1">
-                            <a:shade val="15000"/>
-                          </a:schemeClr>
-                        </a:lnRef>
-                        <a:fillRef idx="1">
-                          <a:schemeClr val="accent1"/>
-                        </a:fillRef>
-                        <a:effectRef idx="0">
-                          <a:schemeClr val="accent1"/>
-                        </a:effectRef>
-                        <a:fontRef idx="minor">
-                          <a:schemeClr val="lt1"/>
-                        </a:fontRef>
-                      </wps:style>
-                      <wps:bodyPr rot="0" spcFirstLastPara="0" vertOverflow="overflow" horzOverflow="overflow" vert="horz" wrap="square" lIns="91440" tIns="45720" rIns="91440" bIns="45720" numCol="1" spcCol="0" rtlCol="0" fromWordArt="0" anchor="ctr" anchorCtr="0" forceAA="0" compatLnSpc="1">
-                        <a:prstTxWarp prst="textNoShape">
-                          <a:avLst/>
-                        </a:prstTxWarp>
-                        <a:noAutofit/>
-                      </wps:bodyPr>
-                    </wps:wsp>
-                  </a:graphicData>
-                </a:graphic>
-              </wp:anchor>
-            </w:drawing>
-          </mc:Choice>
-          <mc:Fallback>
-            <w:pict>
-              <v:shape w14:anchorId="2E6F074A" id="Equals 2" o:spid="_x0000_s1026" style="position:absolute;margin-left:43.95pt;margin-top:139.45pt;width:1in;height:1in;z-index:251666432;visibility:visible;mso-wrap-style:square;mso-wrap-distance-left:9pt;mso-wrap-distance-top:0;mso-wrap-distance-right:9pt;mso-wrap-distance-bottom:0;mso-position-horizontal:absolute;mso-position-horizontal-relative:text;mso-position-vertical:absolute;mso-position-vertical-relative:text;v-text-anchor:middle" coordsize="914400,914400" o:gfxdata="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" path="m121204,188366r671992,l793196,403433r-671992,l121204,188366xm121204,510967r671992,l793196,726034r-671992,l121204,510967xe" fillcolor="#156082 [3204]" strokecolor="#030e13 [484]" strokeweight="1pt">
-                <v:stroke joinstyle="miter"/>
-                <v:path arrowok="t" o:connecttype="custom" o:connectlocs="121204,188366;793196,188366;793196,403433;121204,403433;121204,188366;121204,510967;793196,510967;793196,726034;121204,726034;121204,510967" o:connectangles="0,0,0,0,0,0,0,0,0,0"/>
-              </v:shape>
-            </w:pict>
-          </mc:Fallback>
-        </mc:AlternateContent>
-      </w:r>
-    </w:p>
-    <w:tbl>
-      <w:tblPr>
-        <w:tblStyle w:val="TableGrid"/>
-        <w:tblW w:w="0" w:type="auto"/>
-        <w:tblInd w:w="10" w:type="dxa"/>
-        <w:tblLook w:val="04A0" w:firstRow="1" w:lastRow="0" w:firstColumn="1" w:lastColumn="0" w:noHBand="0" w:noVBand="1"/>
-      </w:tblPr>
-      <w:tblGrid>
-        <w:gridCol w:w="567"/>
-      </w:tblGrid>
-      <w:tr>
-        <w:trPr>
-          <w:trHeight w:val="567"/>
-        </w:trPr>
-        <w:tc>
-          <w:tcPr>
-            <w:tcW w:w="567" w:type="dxa"/>
-          </w:tcPr>
-          <w:p/>
-        </w:tc>
-      </w:tr>
-      <w:tr>
-        <w:trPr>
-          <w:trHeight w:val="567"/>
-        </w:trPr>
-        <w:tc>
-          <w:tcPr>
-            <w:tcW w:w="567" w:type="dxa"/>
-          </w:tcPr>
-          <w:p/>
-        </w:tc>
-      </w:tr>
-      <w:tr>
-        <w:trPr>
-          <w:trHeight w:val="567"/>
-        </w:trPr>
-        <w:tc>
-          <w:tcPr>
-            <w:tcW w:w="567" w:type="dxa"/>
-          </w:tcPr>
-          <w:p/>
-        </w:tc>
-      </w:tr>
-      <w:tr>
-        <w:trPr>
-          <w:trHeight w:val="567"/>
-        </w:trPr>
-        <w:tc>
-          <w:tcPr>
-            <w:tcW w:w="567" w:type="dxa"/>
-          </w:tcPr>
-          <w:p/>
-        </w:tc>
-      </w:tr>
-      <w:tr>
-        <w:trPr>
-          <w:trHeight w:val="567"/>
-        </w:trPr>
-        <w:tc>
-          <w:tcPr>
-            <w:tcW w:w="567" w:type="dxa"/>
-          </w:tcPr>
-          <w:p/>
-        </w:tc>
-      </w:tr>
-      <w:tr>
-        <w:trPr>
-          <w:trHeight w:val="567"/>
-        </w:trPr>
-        <w:tc>
-          <w:tcPr>
-            <w:tcW w:w="567" w:type="dxa"/>
-          </w:tcPr>
-          <w:p/>
-        </w:tc>
-      </w:tr>
-      <w:tr>
-        <w:trPr>
-          <w:trHeight w:val="567"/>
-        </w:trPr>
-        <w:tc>
-          <w:tcPr>
-            <w:tcW w:w="567" w:type="dxa"/>
-          </w:tcPr>
-          <w:p/>
-        </w:tc>
-      </w:tr>
-      <w:tr>
-        <w:trPr>
-          <w:trHeight w:val="567"/>
-        </w:trPr>
-        <w:tc>
-          <w:tcPr>
-            <w:tcW w:w="567" w:type="dxa"/>
-          </w:tcPr>
-          <w:p/>
-        </w:tc>
-      </w:tr>
-      <w:tr>
-        <w:trPr>
-          <w:trHeight w:val="567"/>
-        </w:trPr>
-        <w:tc>
-          <w:tcPr>
-            <w:tcW w:w="567" w:type="dxa"/>
-          </w:tcPr>
-          <w:p/>
-        </w:tc>
-      </w:tr>
-      <w:tr>
-        <w:trPr>
-          <w:trHeight w:val="567"/>
-        </w:trPr>
-        <w:tc>
-          <w:tcPr>
-            <w:tcW w:w="567" w:type="dxa"/>
-          </w:tcPr>
-          <w:p/>
-        </w:tc>
-      </w:tr>
-      <w:tr>
-        <w:trPr>
-          <w:trHeight w:val="567"/>
-        </w:trPr>
-        <w:tc>
-          <w:tcPr>
-            <w:tcW w:w="567" w:type="dxa"/>
-          </w:tcPr>
-          <w:p/>
-        </w:tc>
-      </w:tr>
-      <w:tr>
-        <w:trPr>
-          <w:trHeight w:val="567"/>
-        </w:trPr>
-        <w:tc>
-          <w:tcPr>
-            <w:tcW w:w="567" w:type="dxa"/>
-          </w:tcPr>
-          <w:p/>
-        </w:tc>
-      </w:tr>
-    </w:tbl>
-    <w:p>
-      <w:r>
-        <w:t xml:space="preserve">  </w:t>
-      </w:r>
-    </w:p>
-    <w:p>
-      <w:pPr>
-        <w:sectPr>
-          <w:type w:val="continuous"/>
-          <w:pgSz w:w="11900" w:h="16840"/>
-          <w:pgMar w:top="1440" w:right="1428" w:bottom="1440" w:left="1440" w:header="708" w:footer="708" w:gutter="0"/>
-          <w:cols w:num="3" w:space="708"/>
-          <w:docGrid w:linePitch="360"/>
-        </w:sectPr>
-      </w:pPr>
-    </w:p>
     <w:p/>
     <w:p>
       <w:pPr>
@@ -2185,7 +5807,9 @@
           <w:szCs w:val="24"/>
         </w:rPr>
       </w:pPr>
-      <w:r>
+    </w:p>
+    <w:p>
+      <w:pPr>
         <w:rPr>
           <w:rStyle w:val="Heading1Char"/>
           <w:rFonts w:asciiTheme="minorHAnsi" w:eastAsiaTheme="minorHAnsi" w:hAnsiTheme="minorHAnsi" w:cstheme="minorBidi"/>
@@ -2193,14 +5817,24 @@
           <w:sz w:val="24"/>
           <w:szCs w:val="24"/>
         </w:rPr>
-        <w:t>What was the differences between the happy and sad faces?</w:t>
-      </w:r>
+      </w:pPr>
+    </w:p>
+    <w:p>
+      <w:pPr>
+        <w:rPr>
+          <w:rStyle w:val="Heading1Char"/>
+          <w:rFonts w:asciiTheme="minorHAnsi" w:eastAsiaTheme="minorHAnsi" w:hAnsiTheme="minorHAnsi" w:cstheme="minorBidi"/>
+          <w:color w:val="auto"/>
+          <w:sz w:val="24"/>
+          <w:szCs w:val="24"/>
+        </w:rPr>
+      </w:pPr>
     </w:p>
     <w:sectPr>
       <w:type w:val="continuous"/>
       <w:pgSz w:w="11900" w:h="16840"/>
       <w:pgMar w:top="1440" w:right="1440" w:bottom="1440" w:left="1440" w:header="708" w:footer="708" w:gutter="0"/>
-      <w:cols w:space="708"/>
+      <w:cols w:num="2" w:space="708"/>
       <w:docGrid w:linePitch="360"/>
     </w:sectPr>
   </w:body>
@@ -2418,6 +6052,310 @@
         <w:noProof/>
       </w:rPr>
       <w:drawing>
+        <wp:inline distT="0" distB="0" distL="0" distR="0" wp14:anchorId="20D7589C" wp14:editId="006F1751">
+          <wp:extent cx="677088" cy="426609"/>
+          <wp:effectExtent l="0" t="0" r="0" b="5715"/>
+          <wp:docPr id="1836780840" name="Object 3" descr="Object 3">
+            <a:extLst xmlns:a="http://schemas.openxmlformats.org/drawingml/2006/main">
+              <a:ext uri="{FF2B5EF4-FFF2-40B4-BE49-F238E27FC236}">
+                <a16:creationId xmlns:a16="http://schemas.microsoft.com/office/drawing/2014/main" id="{2D3412ED-57D2-326A-5312-DEC20BBC14BC}"/>
+              </a:ext>
+            </a:extLst>
+          </wp:docPr>
+          <wp:cNvGraphicFramePr>
+            <a:graphicFrameLocks xmlns:a="http://schemas.openxmlformats.org/drawingml/2006/main" noChangeAspect="1"/>
+          </wp:cNvGraphicFramePr>
+          <a:graphic xmlns:a="http://schemas.openxmlformats.org/drawingml/2006/main">
+            <a:graphicData uri="http://schemas.openxmlformats.org/drawingml/2006/picture">
+              <pic:pic xmlns:pic="http://schemas.openxmlformats.org/drawingml/2006/picture">
+                <pic:nvPicPr>
+                  <pic:cNvPr id="5" name="Object 3" descr="Object 3">
+                    <a:extLst>
+                      <a:ext uri="{FF2B5EF4-FFF2-40B4-BE49-F238E27FC236}">
+                        <a16:creationId xmlns:a16="http://schemas.microsoft.com/office/drawing/2014/main" id="{2D3412ED-57D2-326A-5312-DEC20BBC14BC}"/>
+                      </a:ext>
+                    </a:extLst>
+                  </pic:cNvPr>
+                  <pic:cNvPicPr>
+                    <a:picLocks noChangeAspect="1"/>
+                  </pic:cNvPicPr>
+                </pic:nvPicPr>
+                <pic:blipFill>
+                  <a:blip r:embed="rId1"/>
+                  <a:stretch>
+                    <a:fillRect/>
+                  </a:stretch>
+                </pic:blipFill>
+                <pic:spPr>
+                  <a:xfrm>
+                    <a:off x="0" y="0"/>
+                    <a:ext cx="715673" cy="450920"/>
+                  </a:xfrm>
+                  <a:prstGeom prst="rect">
+                    <a:avLst/>
+                  </a:prstGeom>
+                  <a:ln w="12700">
+                    <a:miter lim="400000"/>
+                  </a:ln>
+                </pic:spPr>
+              </pic:pic>
+            </a:graphicData>
+          </a:graphic>
+        </wp:inline>
+      </w:drawing>
+    </w:r>
+  </w:p>
+</w:ftr>
+</file>
+
+<file path=word/footer6.xml><?xml version="1.0" encoding="utf-8"?>
+<w:ftr xmlns:wpc="http://schemas.microsoft.com/office/word/2010/wordprocessingCanvas" xmlns:cx="http://schemas.microsoft.com/office/drawing/2014/chartex" xmlns:cx1="http://schemas.microsoft.com/office/drawing/2015/9/8/chartex" xmlns:cx2="http://schemas.microsoft.com/office/drawing/2015/10/21/chartex" xmlns:cx3="http://schemas.microsoft.com/office/drawing/2016/5/9/chartex" xmlns:cx4="http://schemas.microsoft.com/office/drawing/2016/5/10/chartex" xmlns:cx5="http://schemas.microsoft.com/office/drawing/2016/5/11/chartex" xmlns:cx6="http://schemas.microsoft.com/office/drawing/2016/5/12/chartex" xmlns:cx7="http://schemas.microsoft.com/office/drawing/2016/5/13/chartex" xmlns:cx8="http://schemas.microsoft.com/office/drawing/2016/5/14/chartex" xmlns:mc="http://schemas.openxmlformats.org/markup-compatibility/2006" xmlns:aink="http://schemas.microsoft.com/office/drawing/2016/ink" xmlns:am3d="http://schemas.microsoft.com/office/drawing/2017/model3d" xmlns:o="urn:schemas-microsoft-com:office:office" xmlns:oel="http://schemas.microsoft.com/office/2019/extlst" xmlns:r="http://schemas.openxmlformats.org/officeDocument/2006/relationships" xmlns:m="http://schemas.openxmlformats.org/officeDocument/2006/math" xmlns:v="urn:schemas-microsoft-com:vml" xmlns:wp14="http://schemas.microsoft.com/office/word/2010/wordprocessingDrawing" xmlns:wp="http://schemas.openxmlformats.org/drawingml/2006/wordprocessingDrawing" xmlns:w10="urn:schemas-microsoft-com:office:word" xmlns:w="http://schemas.openxmlformats.org/wordprocessingml/2006/main" xmlns:w14="http://schemas.microsoft.com/office/word/2010/wordml" xmlns:w15="http://schemas.microsoft.com/office/word/2012/wordml" xmlns:w16cex="http://schemas.microsoft.com/office/word/2018/wordml/cex" xmlns:w16cid="http://schemas.microsoft.com/office/word/2016/wordml/cid" xmlns:w16="http://schemas.microsoft.com/office/word/2018/wordml" xmlns:w16du="http://schemas.microsoft.com/office/word/2023/wordml/word16du" xmlns:w16sdtdh="http://schemas.microsoft.com/office/word/2020/wordml/sdtdatahash" xmlns:w16sdtfl="http://schemas.microsoft.com/office/word/2024/wordml/sdtformatlock" xmlns:w16se="http://schemas.microsoft.com/office/word/2015/wordml/symex" xmlns:wpg="http://schemas.microsoft.com/office/word/2010/wordprocessingGroup" xmlns:wpi="http://schemas.microsoft.com/office/word/2010/wordprocessingInk" xmlns:wne="http://schemas.microsoft.com/office/word/2006/wordml" xmlns:wps="http://schemas.microsoft.com/office/word/2010/wordprocessingShape" mc:Ignorable="w14 w15 w16se w16cid w16 w16cex w16sdtdh w16sdtfl w16du wp14">
+  <w:p>
+    <w:pPr>
+      <w:pStyle w:val="Footer"/>
+    </w:pPr>
+    <w:r>
+      <w:t xml:space="preserve">School of Mathematics and Statistics </w:t>
+    </w:r>
+    <w:r>
+      <w:tab/>
+    </w:r>
+    <w:r>
+      <w:tab/>
+    </w:r>
+    <w:r>
+      <w:rPr>
+        <w:noProof/>
+      </w:rPr>
+      <w:drawing>
+        <wp:inline distT="0" distB="0" distL="0" distR="0" wp14:anchorId="10D359A0" wp14:editId="1721FB7C">
+          <wp:extent cx="677088" cy="426609"/>
+          <wp:effectExtent l="0" t="0" r="0" b="5715"/>
+          <wp:docPr id="1559145410" name="Object 3" descr="Object 3">
+            <a:extLst xmlns:a="http://schemas.openxmlformats.org/drawingml/2006/main">
+              <a:ext uri="{FF2B5EF4-FFF2-40B4-BE49-F238E27FC236}">
+                <a16:creationId xmlns:a16="http://schemas.microsoft.com/office/drawing/2014/main" id="{2D3412ED-57D2-326A-5312-DEC20BBC14BC}"/>
+              </a:ext>
+            </a:extLst>
+          </wp:docPr>
+          <wp:cNvGraphicFramePr>
+            <a:graphicFrameLocks xmlns:a="http://schemas.openxmlformats.org/drawingml/2006/main" noChangeAspect="1"/>
+          </wp:cNvGraphicFramePr>
+          <a:graphic xmlns:a="http://schemas.openxmlformats.org/drawingml/2006/main">
+            <a:graphicData uri="http://schemas.openxmlformats.org/drawingml/2006/picture">
+              <pic:pic xmlns:pic="http://schemas.openxmlformats.org/drawingml/2006/picture">
+                <pic:nvPicPr>
+                  <pic:cNvPr id="5" name="Object 3" descr="Object 3">
+                    <a:extLst>
+                      <a:ext uri="{FF2B5EF4-FFF2-40B4-BE49-F238E27FC236}">
+                        <a16:creationId xmlns:a16="http://schemas.microsoft.com/office/drawing/2014/main" id="{2D3412ED-57D2-326A-5312-DEC20BBC14BC}"/>
+                      </a:ext>
+                    </a:extLst>
+                  </pic:cNvPr>
+                  <pic:cNvPicPr>
+                    <a:picLocks noChangeAspect="1"/>
+                  </pic:cNvPicPr>
+                </pic:nvPicPr>
+                <pic:blipFill>
+                  <a:blip r:embed="rId1"/>
+                  <a:stretch>
+                    <a:fillRect/>
+                  </a:stretch>
+                </pic:blipFill>
+                <pic:spPr>
+                  <a:xfrm>
+                    <a:off x="0" y="0"/>
+                    <a:ext cx="715673" cy="450920"/>
+                  </a:xfrm>
+                  <a:prstGeom prst="rect">
+                    <a:avLst/>
+                  </a:prstGeom>
+                  <a:ln w="12700">
+                    <a:miter lim="400000"/>
+                  </a:ln>
+                </pic:spPr>
+              </pic:pic>
+            </a:graphicData>
+          </a:graphic>
+        </wp:inline>
+      </w:drawing>
+    </w:r>
+  </w:p>
+</w:ftr>
+</file>
+
+<file path=word/footer7.xml><?xml version="1.0" encoding="utf-8"?>
+<w:ftr xmlns:wpc="http://schemas.microsoft.com/office/word/2010/wordprocessingCanvas" xmlns:cx="http://schemas.microsoft.com/office/drawing/2014/chartex" xmlns:cx1="http://schemas.microsoft.com/office/drawing/2015/9/8/chartex" xmlns:cx2="http://schemas.microsoft.com/office/drawing/2015/10/21/chartex" xmlns:cx3="http://schemas.microsoft.com/office/drawing/2016/5/9/chartex" xmlns:cx4="http://schemas.microsoft.com/office/drawing/2016/5/10/chartex" xmlns:cx5="http://schemas.microsoft.com/office/drawing/2016/5/11/chartex" xmlns:cx6="http://schemas.microsoft.com/office/drawing/2016/5/12/chartex" xmlns:cx7="http://schemas.microsoft.com/office/drawing/2016/5/13/chartex" xmlns:cx8="http://schemas.microsoft.com/office/drawing/2016/5/14/chartex" xmlns:mc="http://schemas.openxmlformats.org/markup-compatibility/2006" xmlns:aink="http://schemas.microsoft.com/office/drawing/2016/ink" xmlns:am3d="http://schemas.microsoft.com/office/drawing/2017/model3d" xmlns:o="urn:schemas-microsoft-com:office:office" xmlns:oel="http://schemas.microsoft.com/office/2019/extlst" xmlns:r="http://schemas.openxmlformats.org/officeDocument/2006/relationships" xmlns:m="http://schemas.openxmlformats.org/officeDocument/2006/math" xmlns:v="urn:schemas-microsoft-com:vml" xmlns:wp14="http://schemas.microsoft.com/office/word/2010/wordprocessingDrawing" xmlns:wp="http://schemas.openxmlformats.org/drawingml/2006/wordprocessingDrawing" xmlns:w10="urn:schemas-microsoft-com:office:word" xmlns:w="http://schemas.openxmlformats.org/wordprocessingml/2006/main" xmlns:w14="http://schemas.microsoft.com/office/word/2010/wordml" xmlns:w15="http://schemas.microsoft.com/office/word/2012/wordml" xmlns:w16cex="http://schemas.microsoft.com/office/word/2018/wordml/cex" xmlns:w16cid="http://schemas.microsoft.com/office/word/2016/wordml/cid" xmlns:w16="http://schemas.microsoft.com/office/word/2018/wordml" xmlns:w16du="http://schemas.microsoft.com/office/word/2023/wordml/word16du" xmlns:w16sdtdh="http://schemas.microsoft.com/office/word/2020/wordml/sdtdatahash" xmlns:w16sdtfl="http://schemas.microsoft.com/office/word/2024/wordml/sdtformatlock" xmlns:w16se="http://schemas.microsoft.com/office/word/2015/wordml/symex" xmlns:wpg="http://schemas.microsoft.com/office/word/2010/wordprocessingGroup" xmlns:wpi="http://schemas.microsoft.com/office/word/2010/wordprocessingInk" xmlns:wne="http://schemas.microsoft.com/office/word/2006/wordml" xmlns:wps="http://schemas.microsoft.com/office/word/2010/wordprocessingShape" mc:Ignorable="w14 w15 w16se w16cid w16 w16cex w16sdtdh w16sdtfl w16du wp14">
+  <w:p>
+    <w:pPr>
+      <w:pStyle w:val="Footer"/>
+    </w:pPr>
+    <w:r>
+      <w:t xml:space="preserve">School of Mathematics and Statistics </w:t>
+    </w:r>
+    <w:r>
+      <w:tab/>
+    </w:r>
+    <w:r>
+      <w:tab/>
+    </w:r>
+    <w:r>
+      <w:rPr>
+        <w:noProof/>
+      </w:rPr>
+      <w:drawing>
+        <wp:inline distT="0" distB="0" distL="0" distR="0" wp14:anchorId="122B8BCF" wp14:editId="2B9F33A1">
+          <wp:extent cx="677088" cy="426609"/>
+          <wp:effectExtent l="0" t="0" r="0" b="5715"/>
+          <wp:docPr id="2113815949" name="Object 3" descr="Object 3">
+            <a:extLst xmlns:a="http://schemas.openxmlformats.org/drawingml/2006/main">
+              <a:ext uri="{FF2B5EF4-FFF2-40B4-BE49-F238E27FC236}">
+                <a16:creationId xmlns:a16="http://schemas.microsoft.com/office/drawing/2014/main" id="{2D3412ED-57D2-326A-5312-DEC20BBC14BC}"/>
+              </a:ext>
+            </a:extLst>
+          </wp:docPr>
+          <wp:cNvGraphicFramePr>
+            <a:graphicFrameLocks xmlns:a="http://schemas.openxmlformats.org/drawingml/2006/main" noChangeAspect="1"/>
+          </wp:cNvGraphicFramePr>
+          <a:graphic xmlns:a="http://schemas.openxmlformats.org/drawingml/2006/main">
+            <a:graphicData uri="http://schemas.openxmlformats.org/drawingml/2006/picture">
+              <pic:pic xmlns:pic="http://schemas.openxmlformats.org/drawingml/2006/picture">
+                <pic:nvPicPr>
+                  <pic:cNvPr id="5" name="Object 3" descr="Object 3">
+                    <a:extLst>
+                      <a:ext uri="{FF2B5EF4-FFF2-40B4-BE49-F238E27FC236}">
+                        <a16:creationId xmlns:a16="http://schemas.microsoft.com/office/drawing/2014/main" id="{2D3412ED-57D2-326A-5312-DEC20BBC14BC}"/>
+                      </a:ext>
+                    </a:extLst>
+                  </pic:cNvPr>
+                  <pic:cNvPicPr>
+                    <a:picLocks noChangeAspect="1"/>
+                  </pic:cNvPicPr>
+                </pic:nvPicPr>
+                <pic:blipFill>
+                  <a:blip r:embed="rId1"/>
+                  <a:stretch>
+                    <a:fillRect/>
+                  </a:stretch>
+                </pic:blipFill>
+                <pic:spPr>
+                  <a:xfrm>
+                    <a:off x="0" y="0"/>
+                    <a:ext cx="715673" cy="450920"/>
+                  </a:xfrm>
+                  <a:prstGeom prst="rect">
+                    <a:avLst/>
+                  </a:prstGeom>
+                  <a:ln w="12700">
+                    <a:miter lim="400000"/>
+                  </a:ln>
+                </pic:spPr>
+              </pic:pic>
+            </a:graphicData>
+          </a:graphic>
+        </wp:inline>
+      </w:drawing>
+    </w:r>
+  </w:p>
+</w:ftr>
+</file>
+
+<file path=word/footer8.xml><?xml version="1.0" encoding="utf-8"?>
+<w:ftr xmlns:wpc="http://schemas.microsoft.com/office/word/2010/wordprocessingCanvas" xmlns:cx="http://schemas.microsoft.com/office/drawing/2014/chartex" xmlns:cx1="http://schemas.microsoft.com/office/drawing/2015/9/8/chartex" xmlns:cx2="http://schemas.microsoft.com/office/drawing/2015/10/21/chartex" xmlns:cx3="http://schemas.microsoft.com/office/drawing/2016/5/9/chartex" xmlns:cx4="http://schemas.microsoft.com/office/drawing/2016/5/10/chartex" xmlns:cx5="http://schemas.microsoft.com/office/drawing/2016/5/11/chartex" xmlns:cx6="http://schemas.microsoft.com/office/drawing/2016/5/12/chartex" xmlns:cx7="http://schemas.microsoft.com/office/drawing/2016/5/13/chartex" xmlns:cx8="http://schemas.microsoft.com/office/drawing/2016/5/14/chartex" xmlns:mc="http://schemas.openxmlformats.org/markup-compatibility/2006" xmlns:aink="http://schemas.microsoft.com/office/drawing/2016/ink" xmlns:am3d="http://schemas.microsoft.com/office/drawing/2017/model3d" xmlns:o="urn:schemas-microsoft-com:office:office" xmlns:oel="http://schemas.microsoft.com/office/2019/extlst" xmlns:r="http://schemas.openxmlformats.org/officeDocument/2006/relationships" xmlns:m="http://schemas.openxmlformats.org/officeDocument/2006/math" xmlns:v="urn:schemas-microsoft-com:vml" xmlns:wp14="http://schemas.microsoft.com/office/word/2010/wordprocessingDrawing" xmlns:wp="http://schemas.openxmlformats.org/drawingml/2006/wordprocessingDrawing" xmlns:w10="urn:schemas-microsoft-com:office:word" xmlns:w="http://schemas.openxmlformats.org/wordprocessingml/2006/main" xmlns:w14="http://schemas.microsoft.com/office/word/2010/wordml" xmlns:w15="http://schemas.microsoft.com/office/word/2012/wordml" xmlns:w16cex="http://schemas.microsoft.com/office/word/2018/wordml/cex" xmlns:w16cid="http://schemas.microsoft.com/office/word/2016/wordml/cid" xmlns:w16="http://schemas.microsoft.com/office/word/2018/wordml" xmlns:w16du="http://schemas.microsoft.com/office/word/2023/wordml/word16du" xmlns:w16sdtdh="http://schemas.microsoft.com/office/word/2020/wordml/sdtdatahash" xmlns:w16sdtfl="http://schemas.microsoft.com/office/word/2024/wordml/sdtformatlock" xmlns:w16se="http://schemas.microsoft.com/office/word/2015/wordml/symex" xmlns:wpg="http://schemas.microsoft.com/office/word/2010/wordprocessingGroup" xmlns:wpi="http://schemas.microsoft.com/office/word/2010/wordprocessingInk" xmlns:wne="http://schemas.microsoft.com/office/word/2006/wordml" xmlns:wps="http://schemas.microsoft.com/office/word/2010/wordprocessingShape" mc:Ignorable="w14 w15 w16se w16cid w16 w16cex w16sdtdh w16sdtfl w16du wp14">
+  <w:p>
+    <w:pPr>
+      <w:pStyle w:val="Footer"/>
+    </w:pPr>
+    <w:r>
+      <w:t xml:space="preserve">School of Mathematics and Statistics </w:t>
+    </w:r>
+    <w:r>
+      <w:tab/>
+    </w:r>
+    <w:r>
+      <w:tab/>
+    </w:r>
+    <w:r>
+      <w:rPr>
+        <w:noProof/>
+      </w:rPr>
+      <w:drawing>
+        <wp:inline distT="0" distB="0" distL="0" distR="0" wp14:anchorId="2BA96F38" wp14:editId="1E1C7FCD">
+          <wp:extent cx="677088" cy="426609"/>
+          <wp:effectExtent l="0" t="0" r="0" b="5715"/>
+          <wp:docPr id="18735338" name="Object 3" descr="Object 3">
+            <a:extLst xmlns:a="http://schemas.openxmlformats.org/drawingml/2006/main">
+              <a:ext uri="{FF2B5EF4-FFF2-40B4-BE49-F238E27FC236}">
+                <a16:creationId xmlns:a16="http://schemas.microsoft.com/office/drawing/2014/main" id="{2D3412ED-57D2-326A-5312-DEC20BBC14BC}"/>
+              </a:ext>
+            </a:extLst>
+          </wp:docPr>
+          <wp:cNvGraphicFramePr>
+            <a:graphicFrameLocks xmlns:a="http://schemas.openxmlformats.org/drawingml/2006/main" noChangeAspect="1"/>
+          </wp:cNvGraphicFramePr>
+          <a:graphic xmlns:a="http://schemas.openxmlformats.org/drawingml/2006/main">
+            <a:graphicData uri="http://schemas.openxmlformats.org/drawingml/2006/picture">
+              <pic:pic xmlns:pic="http://schemas.openxmlformats.org/drawingml/2006/picture">
+                <pic:nvPicPr>
+                  <pic:cNvPr id="5" name="Object 3" descr="Object 3">
+                    <a:extLst>
+                      <a:ext uri="{FF2B5EF4-FFF2-40B4-BE49-F238E27FC236}">
+                        <a16:creationId xmlns:a16="http://schemas.microsoft.com/office/drawing/2014/main" id="{2D3412ED-57D2-326A-5312-DEC20BBC14BC}"/>
+                      </a:ext>
+                    </a:extLst>
+                  </pic:cNvPr>
+                  <pic:cNvPicPr>
+                    <a:picLocks noChangeAspect="1"/>
+                  </pic:cNvPicPr>
+                </pic:nvPicPr>
+                <pic:blipFill>
+                  <a:blip r:embed="rId1"/>
+                  <a:stretch>
+                    <a:fillRect/>
+                  </a:stretch>
+                </pic:blipFill>
+                <pic:spPr>
+                  <a:xfrm>
+                    <a:off x="0" y="0"/>
+                    <a:ext cx="715673" cy="450920"/>
+                  </a:xfrm>
+                  <a:prstGeom prst="rect">
+                    <a:avLst/>
+                  </a:prstGeom>
+                  <a:ln w="12700">
+                    <a:miter lim="400000"/>
+                  </a:ln>
+                </pic:spPr>
+              </pic:pic>
+            </a:graphicData>
+          </a:graphic>
+        </wp:inline>
+      </w:drawing>
+    </w:r>
+  </w:p>
+</w:ftr>
+</file>
+
+<file path=word/footer9.xml><?xml version="1.0" encoding="utf-8"?>
+<w:ftr xmlns:wpc="http://schemas.microsoft.com/office/word/2010/wordprocessingCanvas" xmlns:cx="http://schemas.microsoft.com/office/drawing/2014/chartex" xmlns:cx1="http://schemas.microsoft.com/office/drawing/2015/9/8/chartex" xmlns:cx2="http://schemas.microsoft.com/office/drawing/2015/10/21/chartex" xmlns:cx3="http://schemas.microsoft.com/office/drawing/2016/5/9/chartex" xmlns:cx4="http://schemas.microsoft.com/office/drawing/2016/5/10/chartex" xmlns:cx5="http://schemas.microsoft.com/office/drawing/2016/5/11/chartex" xmlns:cx6="http://schemas.microsoft.com/office/drawing/2016/5/12/chartex" xmlns:cx7="http://schemas.microsoft.com/office/drawing/2016/5/13/chartex" xmlns:cx8="http://schemas.microsoft.com/office/drawing/2016/5/14/chartex" xmlns:mc="http://schemas.openxmlformats.org/markup-compatibility/2006" xmlns:aink="http://schemas.microsoft.com/office/drawing/2016/ink" xmlns:am3d="http://schemas.microsoft.com/office/drawing/2017/model3d" xmlns:o="urn:schemas-microsoft-com:office:office" xmlns:oel="http://schemas.microsoft.com/office/2019/extlst" xmlns:r="http://schemas.openxmlformats.org/officeDocument/2006/relationships" xmlns:m="http://schemas.openxmlformats.org/officeDocument/2006/math" xmlns:v="urn:schemas-microsoft-com:vml" xmlns:wp14="http://schemas.microsoft.com/office/word/2010/wordprocessingDrawing" xmlns:wp="http://schemas.openxmlformats.org/drawingml/2006/wordprocessingDrawing" xmlns:w10="urn:schemas-microsoft-com:office:word" xmlns:w="http://schemas.openxmlformats.org/wordprocessingml/2006/main" xmlns:w14="http://schemas.microsoft.com/office/word/2010/wordml" xmlns:w15="http://schemas.microsoft.com/office/word/2012/wordml" xmlns:w16cex="http://schemas.microsoft.com/office/word/2018/wordml/cex" xmlns:w16cid="http://schemas.microsoft.com/office/word/2016/wordml/cid" xmlns:w16="http://schemas.microsoft.com/office/word/2018/wordml" xmlns:w16du="http://schemas.microsoft.com/office/word/2023/wordml/word16du" xmlns:w16sdtdh="http://schemas.microsoft.com/office/word/2020/wordml/sdtdatahash" xmlns:w16sdtfl="http://schemas.microsoft.com/office/word/2024/wordml/sdtformatlock" xmlns:w16se="http://schemas.microsoft.com/office/word/2015/wordml/symex" xmlns:wpg="http://schemas.microsoft.com/office/word/2010/wordprocessingGroup" xmlns:wpi="http://schemas.microsoft.com/office/word/2010/wordprocessingInk" xmlns:wne="http://schemas.microsoft.com/office/word/2006/wordml" xmlns:wps="http://schemas.microsoft.com/office/word/2010/wordprocessingShape" mc:Ignorable="w14 w15 w16se w16cid w16 w16cex w16sdtdh w16sdtfl w16du wp14">
+  <w:p>
+    <w:pPr>
+      <w:pStyle w:val="Footer"/>
+    </w:pPr>
+    <w:r>
+      <w:t xml:space="preserve">School of Mathematics and Statistics </w:t>
+    </w:r>
+    <w:r>
+      <w:tab/>
+    </w:r>
+    <w:r>
+      <w:tab/>
+    </w:r>
+    <w:r>
+      <w:rPr>
+        <w:noProof/>
+      </w:rPr>
+      <w:drawing>
         <wp:inline distT="0" distB="0" distL="0" distR="0" wp14:anchorId="068F1CA5" wp14:editId="3B4A96CC">
           <wp:extent cx="677088" cy="426609"/>
           <wp:effectExtent l="0" t="0" r="0" b="5715"/>
@@ -2510,6 +6448,9 @@
       <w:pStyle w:val="Header"/>
     </w:pPr>
     <w:r>
+      <w:rPr>
+        <w:noProof/>
+      </w:rPr>
       <w:drawing>
         <wp:inline distT="0" distB="0" distL="0" distR="0" wp14:anchorId="3EE42CD7" wp14:editId="01D91DEF">
           <wp:extent cx="419074" cy="432000"/>
@@ -2572,6 +6513,9 @@
       <w:tab/>
     </w:r>
     <w:r>
+      <w:rPr>
+        <w:noProof/>
+      </w:rPr>
       <w:drawing>
         <wp:inline distT="0" distB="0" distL="0" distR="0" wp14:anchorId="65AC669A" wp14:editId="6F1132DC">
           <wp:extent cx="448114" cy="448114"/>
@@ -2668,6 +6612,70 @@
 </file>
 
 <file path=word/header5.xml><?xml version="1.0" encoding="utf-8"?>
+<w:hdr xmlns:wpc="http://schemas.microsoft.com/office/word/2010/wordprocessingCanvas" xmlns:cx="http://schemas.microsoft.com/office/drawing/2014/chartex" xmlns:cx1="http://schemas.microsoft.com/office/drawing/2015/9/8/chartex" xmlns:cx2="http://schemas.microsoft.com/office/drawing/2015/10/21/chartex" xmlns:cx3="http://schemas.microsoft.com/office/drawing/2016/5/9/chartex" xmlns:cx4="http://schemas.microsoft.com/office/drawing/2016/5/10/chartex" xmlns:cx5="http://schemas.microsoft.com/office/drawing/2016/5/11/chartex" xmlns:cx6="http://schemas.microsoft.com/office/drawing/2016/5/12/chartex" xmlns:cx7="http://schemas.microsoft.com/office/drawing/2016/5/13/chartex" xmlns:cx8="http://schemas.microsoft.com/office/drawing/2016/5/14/chartex" xmlns:mc="http://schemas.openxmlformats.org/markup-compatibility/2006" xmlns:aink="http://schemas.microsoft.com/office/drawing/2016/ink" xmlns:am3d="http://schemas.microsoft.com/office/drawing/2017/model3d" xmlns:o="urn:schemas-microsoft-com:office:office" xmlns:oel="http://schemas.microsoft.com/office/2019/extlst" xmlns:r="http://schemas.openxmlformats.org/officeDocument/2006/relationships" xmlns:m="http://schemas.openxmlformats.org/officeDocument/2006/math" xmlns:v="urn:schemas-microsoft-com:vml" xmlns:wp14="http://schemas.microsoft.com/office/word/2010/wordprocessingDrawing" xmlns:wp="http://schemas.openxmlformats.org/drawingml/2006/wordprocessingDrawing" xmlns:w10="urn:schemas-microsoft-com:office:word" xmlns:w="http://schemas.openxmlformats.org/wordprocessingml/2006/main" xmlns:w14="http://schemas.microsoft.com/office/word/2010/wordml" xmlns:w15="http://schemas.microsoft.com/office/word/2012/wordml" xmlns:w16cex="http://schemas.microsoft.com/office/word/2018/wordml/cex" xmlns:w16cid="http://schemas.microsoft.com/office/word/2016/wordml/cid" xmlns:w16="http://schemas.microsoft.com/office/word/2018/wordml" xmlns:w16du="http://schemas.microsoft.com/office/word/2023/wordml/word16du" xmlns:w16sdtdh="http://schemas.microsoft.com/office/word/2020/wordml/sdtdatahash" xmlns:w16sdtfl="http://schemas.microsoft.com/office/word/2024/wordml/sdtformatlock" xmlns:w16se="http://schemas.microsoft.com/office/word/2015/wordml/symex" xmlns:wpg="http://schemas.microsoft.com/office/word/2010/wordprocessingGroup" xmlns:wpi="http://schemas.microsoft.com/office/word/2010/wordprocessingInk" xmlns:wne="http://schemas.microsoft.com/office/word/2006/wordml" xmlns:wps="http://schemas.microsoft.com/office/word/2010/wordprocessingShape" mc:Ignorable="w14 w15 w16se w16cid w16 w16cex w16sdtdh w16sdtfl w16du wp14">
+  <w:p>
+    <w:pPr>
+      <w:pStyle w:val="Header"/>
+    </w:pPr>
+    <w:r>
+      <w:tab/>
+    </w:r>
+    <w:r>
+      <w:tab/>
+    </w:r>
+  </w:p>
+</w:hdr>
+</file>
+
+<file path=word/header6.xml><?xml version="1.0" encoding="utf-8"?>
+<w:hdr xmlns:wpc="http://schemas.microsoft.com/office/word/2010/wordprocessingCanvas" xmlns:cx="http://schemas.microsoft.com/office/drawing/2014/chartex" xmlns:cx1="http://schemas.microsoft.com/office/drawing/2015/9/8/chartex" xmlns:cx2="http://schemas.microsoft.com/office/drawing/2015/10/21/chartex" xmlns:cx3="http://schemas.microsoft.com/office/drawing/2016/5/9/chartex" xmlns:cx4="http://schemas.microsoft.com/office/drawing/2016/5/10/chartex" xmlns:cx5="http://schemas.microsoft.com/office/drawing/2016/5/11/chartex" xmlns:cx6="http://schemas.microsoft.com/office/drawing/2016/5/12/chartex" xmlns:cx7="http://schemas.microsoft.com/office/drawing/2016/5/13/chartex" xmlns:cx8="http://schemas.microsoft.com/office/drawing/2016/5/14/chartex" xmlns:mc="http://schemas.openxmlformats.org/markup-compatibility/2006" xmlns:aink="http://schemas.microsoft.com/office/drawing/2016/ink" xmlns:am3d="http://schemas.microsoft.com/office/drawing/2017/model3d" xmlns:o="urn:schemas-microsoft-com:office:office" xmlns:oel="http://schemas.microsoft.com/office/2019/extlst" xmlns:r="http://schemas.openxmlformats.org/officeDocument/2006/relationships" xmlns:m="http://schemas.openxmlformats.org/officeDocument/2006/math" xmlns:v="urn:schemas-microsoft-com:vml" xmlns:wp14="http://schemas.microsoft.com/office/word/2010/wordprocessingDrawing" xmlns:wp="http://schemas.openxmlformats.org/drawingml/2006/wordprocessingDrawing" xmlns:w10="urn:schemas-microsoft-com:office:word" xmlns:w="http://schemas.openxmlformats.org/wordprocessingml/2006/main" xmlns:w14="http://schemas.microsoft.com/office/word/2010/wordml" xmlns:w15="http://schemas.microsoft.com/office/word/2012/wordml" xmlns:w16cex="http://schemas.microsoft.com/office/word/2018/wordml/cex" xmlns:w16cid="http://schemas.microsoft.com/office/word/2016/wordml/cid" xmlns:w16="http://schemas.microsoft.com/office/word/2018/wordml" xmlns:w16du="http://schemas.microsoft.com/office/word/2023/wordml/word16du" xmlns:w16sdtdh="http://schemas.microsoft.com/office/word/2020/wordml/sdtdatahash" xmlns:w16sdtfl="http://schemas.microsoft.com/office/word/2024/wordml/sdtformatlock" xmlns:w16se="http://schemas.microsoft.com/office/word/2015/wordml/symex" xmlns:wpg="http://schemas.microsoft.com/office/word/2010/wordprocessingGroup" xmlns:wpi="http://schemas.microsoft.com/office/word/2010/wordprocessingInk" xmlns:wne="http://schemas.microsoft.com/office/word/2006/wordml" xmlns:wps="http://schemas.microsoft.com/office/word/2010/wordprocessingShape" mc:Ignorable="w14 w15 w16se w16cid w16 w16cex w16sdtdh w16sdtfl w16du wp14">
+  <w:p>
+    <w:pPr>
+      <w:pStyle w:val="Header"/>
+    </w:pPr>
+    <w:r>
+      <w:tab/>
+    </w:r>
+    <w:r>
+      <w:tab/>
+    </w:r>
+  </w:p>
+</w:hdr>
+</file>
+
+<file path=word/header7.xml><?xml version="1.0" encoding="utf-8"?>
+<w:hdr xmlns:wpc="http://schemas.microsoft.com/office/word/2010/wordprocessingCanvas" xmlns:cx="http://schemas.microsoft.com/office/drawing/2014/chartex" xmlns:cx1="http://schemas.microsoft.com/office/drawing/2015/9/8/chartex" xmlns:cx2="http://schemas.microsoft.com/office/drawing/2015/10/21/chartex" xmlns:cx3="http://schemas.microsoft.com/office/drawing/2016/5/9/chartex" xmlns:cx4="http://schemas.microsoft.com/office/drawing/2016/5/10/chartex" xmlns:cx5="http://schemas.microsoft.com/office/drawing/2016/5/11/chartex" xmlns:cx6="http://schemas.microsoft.com/office/drawing/2016/5/12/chartex" xmlns:cx7="http://schemas.microsoft.com/office/drawing/2016/5/13/chartex" xmlns:cx8="http://schemas.microsoft.com/office/drawing/2016/5/14/chartex" xmlns:mc="http://schemas.openxmlformats.org/markup-compatibility/2006" xmlns:aink="http://schemas.microsoft.com/office/drawing/2016/ink" xmlns:am3d="http://schemas.microsoft.com/office/drawing/2017/model3d" xmlns:o="urn:schemas-microsoft-com:office:office" xmlns:oel="http://schemas.microsoft.com/office/2019/extlst" xmlns:r="http://schemas.openxmlformats.org/officeDocument/2006/relationships" xmlns:m="http://schemas.openxmlformats.org/officeDocument/2006/math" xmlns:v="urn:schemas-microsoft-com:vml" xmlns:wp14="http://schemas.microsoft.com/office/word/2010/wordprocessingDrawing" xmlns:wp="http://schemas.openxmlformats.org/drawingml/2006/wordprocessingDrawing" xmlns:w10="urn:schemas-microsoft-com:office:word" xmlns:w="http://schemas.openxmlformats.org/wordprocessingml/2006/main" xmlns:w14="http://schemas.microsoft.com/office/word/2010/wordml" xmlns:w15="http://schemas.microsoft.com/office/word/2012/wordml" xmlns:w16cex="http://schemas.microsoft.com/office/word/2018/wordml/cex" xmlns:w16cid="http://schemas.microsoft.com/office/word/2016/wordml/cid" xmlns:w16="http://schemas.microsoft.com/office/word/2018/wordml" xmlns:w16du="http://schemas.microsoft.com/office/word/2023/wordml/word16du" xmlns:w16sdtdh="http://schemas.microsoft.com/office/word/2020/wordml/sdtdatahash" xmlns:w16sdtfl="http://schemas.microsoft.com/office/word/2024/wordml/sdtformatlock" xmlns:w16se="http://schemas.microsoft.com/office/word/2015/wordml/symex" xmlns:wpg="http://schemas.microsoft.com/office/word/2010/wordprocessingGroup" xmlns:wpi="http://schemas.microsoft.com/office/word/2010/wordprocessingInk" xmlns:wne="http://schemas.microsoft.com/office/word/2006/wordml" xmlns:wps="http://schemas.microsoft.com/office/word/2010/wordprocessingShape" mc:Ignorable="w14 w15 w16se w16cid w16 w16cex w16sdtdh w16sdtfl w16du wp14">
+  <w:p>
+    <w:pPr>
+      <w:pStyle w:val="Header"/>
+    </w:pPr>
+    <w:r>
+      <w:tab/>
+    </w:r>
+    <w:r>
+      <w:tab/>
+    </w:r>
+  </w:p>
+</w:hdr>
+</file>
+
+<file path=word/header8.xml><?xml version="1.0" encoding="utf-8"?>
+<w:hdr xmlns:wpc="http://schemas.microsoft.com/office/word/2010/wordprocessingCanvas" xmlns:cx="http://schemas.microsoft.com/office/drawing/2014/chartex" xmlns:cx1="http://schemas.microsoft.com/office/drawing/2015/9/8/chartex" xmlns:cx2="http://schemas.microsoft.com/office/drawing/2015/10/21/chartex" xmlns:cx3="http://schemas.microsoft.com/office/drawing/2016/5/9/chartex" xmlns:cx4="http://schemas.microsoft.com/office/drawing/2016/5/10/chartex" xmlns:cx5="http://schemas.microsoft.com/office/drawing/2016/5/11/chartex" xmlns:cx6="http://schemas.microsoft.com/office/drawing/2016/5/12/chartex" xmlns:cx7="http://schemas.microsoft.com/office/drawing/2016/5/13/chartex" xmlns:cx8="http://schemas.microsoft.com/office/drawing/2016/5/14/chartex" xmlns:mc="http://schemas.openxmlformats.org/markup-compatibility/2006" xmlns:aink="http://schemas.microsoft.com/office/drawing/2016/ink" xmlns:am3d="http://schemas.microsoft.com/office/drawing/2017/model3d" xmlns:o="urn:schemas-microsoft-com:office:office" xmlns:oel="http://schemas.microsoft.com/office/2019/extlst" xmlns:r="http://schemas.openxmlformats.org/officeDocument/2006/relationships" xmlns:m="http://schemas.openxmlformats.org/officeDocument/2006/math" xmlns:v="urn:schemas-microsoft-com:vml" xmlns:wp14="http://schemas.microsoft.com/office/word/2010/wordprocessingDrawing" xmlns:wp="http://schemas.openxmlformats.org/drawingml/2006/wordprocessingDrawing" xmlns:w10="urn:schemas-microsoft-com:office:word" xmlns:w="http://schemas.openxmlformats.org/wordprocessingml/2006/main" xmlns:w14="http://schemas.microsoft.com/office/word/2010/wordml" xmlns:w15="http://schemas.microsoft.com/office/word/2012/wordml" xmlns:w16cex="http://schemas.microsoft.com/office/word/2018/wordml/cex" xmlns:w16cid="http://schemas.microsoft.com/office/word/2016/wordml/cid" xmlns:w16="http://schemas.microsoft.com/office/word/2018/wordml" xmlns:w16du="http://schemas.microsoft.com/office/word/2023/wordml/word16du" xmlns:w16sdtdh="http://schemas.microsoft.com/office/word/2020/wordml/sdtdatahash" xmlns:w16sdtfl="http://schemas.microsoft.com/office/word/2024/wordml/sdtformatlock" xmlns:w16se="http://schemas.microsoft.com/office/word/2015/wordml/symex" xmlns:wpg="http://schemas.microsoft.com/office/word/2010/wordprocessingGroup" xmlns:wpi="http://schemas.microsoft.com/office/word/2010/wordprocessingInk" xmlns:wne="http://schemas.microsoft.com/office/word/2006/wordml" xmlns:wps="http://schemas.microsoft.com/office/word/2010/wordprocessingShape" mc:Ignorable="w14 w15 w16se w16cid w16 w16cex w16sdtdh w16sdtfl w16du wp14">
+  <w:p>
+    <w:pPr>
+      <w:pStyle w:val="Header"/>
+    </w:pPr>
+    <w:r>
+      <w:tab/>
+    </w:r>
+    <w:r>
+      <w:tab/>
+    </w:r>
+  </w:p>
+</w:hdr>
+</file>
+
+<file path=word/header9.xml><?xml version="1.0" encoding="utf-8"?>
 <w:hdr xmlns:wpc="http://schemas.microsoft.com/office/word/2010/wordprocessingCanvas" xmlns:cx="http://schemas.microsoft.com/office/drawing/2014/chartex" xmlns:cx1="http://schemas.microsoft.com/office/drawing/2015/9/8/chartex" xmlns:cx2="http://schemas.microsoft.com/office/drawing/2015/10/21/chartex" xmlns:cx3="http://schemas.microsoft.com/office/drawing/2016/5/9/chartex" xmlns:cx4="http://schemas.microsoft.com/office/drawing/2016/5/10/chartex" xmlns:cx5="http://schemas.microsoft.com/office/drawing/2016/5/11/chartex" xmlns:cx6="http://schemas.microsoft.com/office/drawing/2016/5/12/chartex" xmlns:cx7="http://schemas.microsoft.com/office/drawing/2016/5/13/chartex" xmlns:cx8="http://schemas.microsoft.com/office/drawing/2016/5/14/chartex" xmlns:mc="http://schemas.openxmlformats.org/markup-compatibility/2006" xmlns:aink="http://schemas.microsoft.com/office/drawing/2016/ink" xmlns:am3d="http://schemas.microsoft.com/office/drawing/2017/model3d" xmlns:o="urn:schemas-microsoft-com:office:office" xmlns:oel="http://schemas.microsoft.com/office/2019/extlst" xmlns:r="http://schemas.openxmlformats.org/officeDocument/2006/relationships" xmlns:m="http://schemas.openxmlformats.org/officeDocument/2006/math" xmlns:v="urn:schemas-microsoft-com:vml" xmlns:wp14="http://schemas.microsoft.com/office/word/2010/wordprocessingDrawing" xmlns:wp="http://schemas.openxmlformats.org/drawingml/2006/wordprocessingDrawing" xmlns:w10="urn:schemas-microsoft-com:office:word" xmlns:w="http://schemas.openxmlformats.org/wordprocessingml/2006/main" xmlns:w14="http://schemas.microsoft.com/office/word/2010/wordml" xmlns:w15="http://schemas.microsoft.com/office/word/2012/wordml" xmlns:w16cex="http://schemas.microsoft.com/office/word/2018/wordml/cex" xmlns:w16cid="http://schemas.microsoft.com/office/word/2016/wordml/cid" xmlns:w16="http://schemas.microsoft.com/office/word/2018/wordml" xmlns:w16du="http://schemas.microsoft.com/office/word/2023/wordml/word16du" xmlns:w16sdtdh="http://schemas.microsoft.com/office/word/2020/wordml/sdtdatahash" xmlns:w16sdtfl="http://schemas.microsoft.com/office/word/2024/wordml/sdtformatlock" xmlns:w16se="http://schemas.microsoft.com/office/word/2015/wordml/symex" xmlns:wpg="http://schemas.microsoft.com/office/word/2010/wordprocessingGroup" xmlns:wpi="http://schemas.microsoft.com/office/word/2010/wordprocessingInk" xmlns:wne="http://schemas.microsoft.com/office/word/2006/wordml" xmlns:wps="http://schemas.microsoft.com/office/word/2010/wordprocessingShape" mc:Ignorable="w14 w15 w16se w16cid w16 w16cex w16sdtdh w16sdtfl w16du wp14">
   <w:p>
     <w:pPr>
